--- a/docs/05 Project Lifecycle Documentation.docx
+++ b/docs/05 Project Lifecycle Documentation.docx
@@ -2056,7 +2056,7 @@
           <w:sz w:val="22"/>
           <w:szCs w:val="22"/>
         </w:rPr>
-        <w:t>Application Layer</w:t>
+        <w:t xml:space="preserve">Application Layer </w:t>
       </w:r>
       <w:r>
         <w:rPr>
@@ -2066,79 +2066,79 @@
           <w:sz w:val="22"/>
           <w:szCs w:val="22"/>
         </w:rPr>
-        <w:t xml:space="preserve"> </w:t>
-      </w:r>
-      <w:r>
-        <w:rPr>
-          <w:b/>
-          <w:bCs/>
+        <w:t>(Core Logic)</w:t>
+      </w:r>
+      <w:r>
+        <w:rPr>
           <w:color w:val="auto"/>
           <w:sz w:val="22"/>
           <w:szCs w:val="22"/>
         </w:rPr>
-        <w:t>(Core Logic)</w:t>
-      </w:r>
-      <w:r>
-        <w:rPr>
+        <w:t xml:space="preserve">, the "brain" of the system, where the </w:t>
+      </w:r>
+      <w:r>
+        <w:rPr>
+          <w:b/>
+          <w:bCs/>
           <w:color w:val="auto"/>
           <w:sz w:val="22"/>
           <w:szCs w:val="22"/>
         </w:rPr>
-        <w:t xml:space="preserve">, the "brain" of the system, where the </w:t>
-      </w:r>
-      <w:r>
-        <w:rPr>
-          <w:b/>
-          <w:bCs/>
+        <w:t xml:space="preserve">Pipeline </w:t>
+      </w:r>
+      <w:r>
+        <w:rPr>
           <w:color w:val="auto"/>
           <w:sz w:val="22"/>
           <w:szCs w:val="22"/>
         </w:rPr>
-        <w:t xml:space="preserve">Pipeline </w:t>
-      </w:r>
-      <w:r>
-        <w:rPr>
+        <w:t>and</w:t>
+      </w:r>
+      <w:r>
+        <w:rPr>
+          <w:b/>
+          <w:bCs/>
           <w:color w:val="auto"/>
           <w:sz w:val="22"/>
           <w:szCs w:val="22"/>
         </w:rPr>
-        <w:t>and</w:t>
-      </w:r>
-      <w:r>
-        <w:rPr>
-          <w:b/>
-          <w:bCs/>
+        <w:t xml:space="preserve"> Command patterns</w:t>
+      </w:r>
+      <w:r>
+        <w:rPr>
           <w:color w:val="auto"/>
           <w:sz w:val="22"/>
           <w:szCs w:val="22"/>
         </w:rPr>
-        <w:t xml:space="preserve"> Command patterns</w:t>
-      </w:r>
-      <w:r>
-        <w:rPr>
+        <w:t xml:space="preserve"> are implemented to transform raw messages into intelligent responses. Next is the </w:t>
+      </w:r>
+      <w:r>
+        <w:rPr>
+          <w:b/>
+          <w:bCs/>
           <w:color w:val="auto"/>
           <w:sz w:val="22"/>
           <w:szCs w:val="22"/>
         </w:rPr>
-        <w:t xml:space="preserve"> are implemented to transform raw messages into intelligent responses. Next is the </w:t>
-      </w:r>
-      <w:r>
-        <w:rPr>
-          <w:b/>
-          <w:bCs/>
+        <w:t>Infrastructure Layer</w:t>
+      </w:r>
+      <w:r>
+        <w:rPr>
           <w:color w:val="auto"/>
           <w:sz w:val="22"/>
           <w:szCs w:val="22"/>
         </w:rPr>
-        <w:t>Infrastructure Layer</w:t>
-      </w:r>
-      <w:r>
-        <w:rPr>
+        <w:t xml:space="preserve">, which isolates the business logic from the database details by using repository objects. The final level is the </w:t>
+      </w:r>
+      <w:r>
+        <w:rPr>
+          <w:b/>
+          <w:bCs/>
           <w:color w:val="auto"/>
           <w:sz w:val="22"/>
           <w:szCs w:val="22"/>
         </w:rPr>
-        <w:t xml:space="preserve">, which isolates the business logic from the database details by using repository objects. The final level is the </w:t>
+        <w:t>Data Storage</w:t>
       </w:r>
       <w:r>
         <w:rPr>
@@ -2148,25 +2148,107 @@
           <w:sz w:val="22"/>
           <w:szCs w:val="22"/>
         </w:rPr>
-        <w:t>Data Storage</w:t>
-      </w:r>
-      <w:r>
-        <w:rPr>
-          <w:b/>
-          <w:bCs/>
+        <w:t xml:space="preserve"> Layer</w:t>
+      </w:r>
+      <w:r>
+        <w:rPr>
           <w:color w:val="auto"/>
           <w:sz w:val="22"/>
           <w:szCs w:val="22"/>
         </w:rPr>
-        <w:t xml:space="preserve"> Layer</w:t>
-      </w:r>
-      <w:r>
+        <w:t>, representing the physical storage environment where session, message, and profile information is permanently saved.</w:t>
+      </w:r>
+    </w:p>
+    <w:p>
+      <w:pPr>
+        <w:pStyle w:val="Heading3"/>
+        <w:ind w:firstLine="720"/>
+        <w:jc w:val="both"/>
         <w:rPr>
           <w:color w:val="auto"/>
           <w:sz w:val="22"/>
           <w:szCs w:val="22"/>
         </w:rPr>
-        <w:t>, representing the physical storage environment where session, message, and profile information is permanently saved.</w:t>
+      </w:pPr>
+      <w:r>
+        <w:rPr>
+          <w:color w:val="auto"/>
+          <w:sz w:val="22"/>
+          <w:szCs w:val="22"/>
+        </w:rPr>
+        <w:t xml:space="preserve">On </w:t>
+      </w:r>
+      <w:r>
+        <w:rPr>
+          <w:b/>
+          <w:bCs/>
+          <w:color w:val="auto"/>
+          <w:sz w:val="22"/>
+          <w:szCs w:val="22"/>
+        </w:rPr>
+        <w:t>the client side</w:t>
+      </w:r>
+      <w:r>
+        <w:rPr>
+          <w:color w:val="auto"/>
+          <w:sz w:val="22"/>
+          <w:szCs w:val="22"/>
+        </w:rPr>
+        <w:t xml:space="preserve">, the application is structured as a </w:t>
+      </w:r>
+      <w:r>
+        <w:rPr>
+          <w:b/>
+          <w:bCs/>
+          <w:color w:val="auto"/>
+          <w:sz w:val="22"/>
+          <w:szCs w:val="22"/>
+        </w:rPr>
+        <w:t>Single Page Application (SPA)</w:t>
+      </w:r>
+      <w:r>
+        <w:rPr>
+          <w:color w:val="auto"/>
+          <w:sz w:val="22"/>
+          <w:szCs w:val="22"/>
+        </w:rPr>
+        <w:t xml:space="preserve"> developed with </w:t>
+      </w:r>
+      <w:r>
+        <w:rPr>
+          <w:b/>
+          <w:bCs/>
+          <w:color w:val="auto"/>
+          <w:sz w:val="22"/>
+          <w:szCs w:val="22"/>
+        </w:rPr>
+        <w:t>Blazor WebAssembly</w:t>
+      </w:r>
+      <w:r>
+        <w:rPr>
+          <w:color w:val="auto"/>
+          <w:sz w:val="22"/>
+          <w:szCs w:val="22"/>
+        </w:rPr>
+        <w:t xml:space="preserve">. It adopts a </w:t>
+      </w:r>
+      <w:r>
+        <w:rPr>
+          <w:b/>
+          <w:bCs/>
+          <w:color w:val="auto"/>
+          <w:sz w:val="22"/>
+          <w:szCs w:val="22"/>
+        </w:rPr>
+        <w:t>Component-Based Architecture</w:t>
+      </w:r>
+      <w:r>
+        <w:rPr>
+          <w:color w:val="auto"/>
+          <w:sz w:val="22"/>
+          <w:szCs w:val="22"/>
+        </w:rPr>
+        <w:t>, dividing the interface into reusable visual components. User interface updates are driven by component state and data-binding mechanisms, allowing efficient synchronization between the displayed content and the underlying application data. This structure enables the client to manage rendering and navigation locally, without requesting new HTML pages from the server, thereby reducing the latency perceived by the user.</w:t>
       </w:r>
     </w:p>
     <w:p>
@@ -2186,17 +2268,15 @@
           <w:sz w:val="22"/>
           <w:szCs w:val="22"/>
         </w:rPr>
-        <w:t xml:space="preserve">On </w:t>
-      </w:r>
-      <w:r>
-        <w:rPr>
-          <w:b/>
-          <w:bCs/>
+        <w:t xml:space="preserve">Communication between the client and </w:t>
+      </w:r>
+      <w:r>
+        <w:rPr>
           <w:color w:val="auto"/>
           <w:sz w:val="22"/>
           <w:szCs w:val="22"/>
         </w:rPr>
-        <w:t>the client side</w:t>
+        <w:t xml:space="preserve">the </w:t>
       </w:r>
       <w:r>
         <w:rPr>
@@ -2204,7 +2284,7 @@
           <w:sz w:val="22"/>
           <w:szCs w:val="22"/>
         </w:rPr>
-        <w:t xml:space="preserve">, the application is structured as a </w:t>
+        <w:t xml:space="preserve">server is conducted exclusively through a </w:t>
       </w:r>
       <w:r>
         <w:rPr>
@@ -2214,7 +2294,7 @@
           <w:sz w:val="22"/>
           <w:szCs w:val="22"/>
         </w:rPr>
-        <w:t>Single Page Application (SPA)</w:t>
+        <w:t>REST API</w:t>
       </w:r>
       <w:r>
         <w:rPr>
@@ -2222,7 +2302,7 @@
           <w:sz w:val="22"/>
           <w:szCs w:val="22"/>
         </w:rPr>
-        <w:t xml:space="preserve"> developed with </w:t>
+        <w:t xml:space="preserve">, using </w:t>
       </w:r>
       <w:r>
         <w:rPr>
@@ -2232,7 +2312,7 @@
           <w:sz w:val="22"/>
           <w:szCs w:val="22"/>
         </w:rPr>
-        <w:t>Blazor WebAssembly</w:t>
+        <w:t>JSON</w:t>
       </w:r>
       <w:r>
         <w:rPr>
@@ -2240,107 +2320,17 @@
           <w:sz w:val="22"/>
           <w:szCs w:val="22"/>
         </w:rPr>
-        <w:t xml:space="preserve">. It adopts a </w:t>
-      </w:r>
-      <w:r>
-        <w:rPr>
-          <w:b/>
-          <w:bCs/>
+        <w:t xml:space="preserve"> as the standard format for data exchange. By isolating external calls into a dedicated service layer on the client, the UI components remain agnostic of how data is retrieved or persisted. This conceptual design was chosen to maximize performance, allowing the server to focus strictly on the rapid execution of bot commands and data integrity, while the client provides a fluid and reactive user experience.</w:t>
+      </w:r>
+    </w:p>
+    <w:p>
+      <w:pPr>
+        <w:pStyle w:val="Heading3"/>
+        <w:rPr>
           <w:color w:val="auto"/>
           <w:sz w:val="22"/>
           <w:szCs w:val="22"/>
         </w:rPr>
-        <w:t>Component-Based Architecture</w:t>
-      </w:r>
-      <w:r>
-        <w:rPr>
-          <w:color w:val="auto"/>
-          <w:sz w:val="22"/>
-          <w:szCs w:val="22"/>
-        </w:rPr>
-        <w:t>, dividing the interface into reusable visual components. User interface updates are driven by component state and data-binding mechanisms, allowing efficient synchronization between the displayed content and the underlying application data. This structure enables the client to manage rendering and navigation locally, without requesting new HTML pages from the server, thereby reducing the latency perceived by the user.</w:t>
-      </w:r>
-    </w:p>
-    <w:p>
-      <w:pPr>
-        <w:pStyle w:val="Heading3"/>
-        <w:ind w:firstLine="720"/>
-        <w:jc w:val="both"/>
-        <w:rPr>
-          <w:color w:val="auto"/>
-          <w:sz w:val="22"/>
-          <w:szCs w:val="22"/>
-        </w:rPr>
-      </w:pPr>
-      <w:r>
-        <w:rPr>
-          <w:color w:val="auto"/>
-          <w:sz w:val="22"/>
-          <w:szCs w:val="22"/>
-        </w:rPr>
-        <w:t xml:space="preserve">Communication between the client and </w:t>
-      </w:r>
-      <w:r>
-        <w:rPr>
-          <w:color w:val="auto"/>
-          <w:sz w:val="22"/>
-          <w:szCs w:val="22"/>
-        </w:rPr>
-        <w:t xml:space="preserve">the </w:t>
-      </w:r>
-      <w:r>
-        <w:rPr>
-          <w:color w:val="auto"/>
-          <w:sz w:val="22"/>
-          <w:szCs w:val="22"/>
-        </w:rPr>
-        <w:t xml:space="preserve">server is conducted exclusively through a </w:t>
-      </w:r>
-      <w:r>
-        <w:rPr>
-          <w:b/>
-          <w:bCs/>
-          <w:color w:val="auto"/>
-          <w:sz w:val="22"/>
-          <w:szCs w:val="22"/>
-        </w:rPr>
-        <w:t>REST API</w:t>
-      </w:r>
-      <w:r>
-        <w:rPr>
-          <w:color w:val="auto"/>
-          <w:sz w:val="22"/>
-          <w:szCs w:val="22"/>
-        </w:rPr>
-        <w:t xml:space="preserve">, using </w:t>
-      </w:r>
-      <w:r>
-        <w:rPr>
-          <w:b/>
-          <w:bCs/>
-          <w:color w:val="auto"/>
-          <w:sz w:val="22"/>
-          <w:szCs w:val="22"/>
-        </w:rPr>
-        <w:t>JSON</w:t>
-      </w:r>
-      <w:r>
-        <w:rPr>
-          <w:color w:val="auto"/>
-          <w:sz w:val="22"/>
-          <w:szCs w:val="22"/>
-        </w:rPr>
-        <w:t xml:space="preserve"> as the standard format for data exchange. By isolating external calls into a dedicated service layer on the client, the UI components remain agnostic of how data is retrieved or persisted. This conceptual design was chosen to maximize performance, allowing the server to focus strictly on the rapid execution of bot commands and data integrity, while the client provides a fluid and reactive user experience.</w:t>
-      </w:r>
-    </w:p>
-    <w:p>
-      <w:pPr>
-        <w:pStyle w:val="Heading3"/>
-        <w:rPr>
-          <w:color w:val="auto"/>
-          <w:sz w:val="22"/>
-          <w:szCs w:val="22"/>
-        </w:rPr>
       </w:pPr>
     </w:p>
     <w:p/>
@@ -2372,10 +2362,11 @@
       <w:bookmarkEnd w:id="4"/>
       <w:r>
         <w:rPr>
+          <w:noProof/>
           <w:lang w:val="en-US"/>
         </w:rPr>
         <w:drawing>
-          <wp:inline distT="0" distB="0" distL="0" distR="0" wp14:anchorId="7E25C378" wp14:editId="49FFE4A1">
+          <wp:inline distT="0" distB="0" distL="0" distR="0" wp14:anchorId="7E25C378" wp14:editId="2E9F7F08">
             <wp:extent cx="6350444" cy="5372100"/>
             <wp:effectExtent l="0" t="0" r="0" b="0"/>
             <wp:docPr id="101518191" name="Picture 4"/>
@@ -2447,6 +2438,7 @@
       </w:pPr>
       <w:r>
         <w:rPr>
+          <w:noProof/>
           <w:lang w:val="en-US"/>
         </w:rPr>
         <w:drawing>
@@ -2574,11 +2566,6 @@
       </w:r>
     </w:p>
     <w:p>
-      <w:r>
-        <w:t>[Functional Baseline]</w:t>
-      </w:r>
-    </w:p>
-    <w:p>
       <w:pPr>
         <w:pStyle w:val="Heading2"/>
       </w:pPr>
@@ -2601,9 +2588,132 @@
     <w:p>
       <w:pPr>
         <w:spacing w:before="240" w:after="240"/>
-      </w:pPr>
-      <w:r>
-        <w:t>[Create interaction diagrams that illustrate how the system behaves at runtime. Include at least a sequence diagram to show the time‑ordered exchange of messages between objects or components, and a communication diagram to highlight the relationships and message flow among collaborating elements.]</w:t>
+        <w:rPr>
+          <w:lang w:val="en-US"/>
+        </w:rPr>
+      </w:pPr>
+      <w:r>
+        <w:rPr>
+          <w:lang w:val="en-US"/>
+        </w:rPr>
+        <w:drawing>
+          <wp:inline distT="0" distB="0" distL="0" distR="0" wp14:anchorId="25E843A9" wp14:editId="53979E7E">
+            <wp:extent cx="6415088" cy="2918016"/>
+            <wp:effectExtent l="0" t="0" r="5080" b="0"/>
+            <wp:docPr id="1577716837" name="Picture 1"/>
+            <wp:cNvGraphicFramePr>
+              <a:graphicFrameLocks xmlns:a="http://schemas.openxmlformats.org/drawingml/2006/main" noChangeAspect="1"/>
+            </wp:cNvGraphicFramePr>
+            <a:graphic xmlns:a="http://schemas.openxmlformats.org/drawingml/2006/main">
+              <a:graphicData uri="http://schemas.openxmlformats.org/drawingml/2006/picture">
+                <pic:pic xmlns:pic="http://schemas.openxmlformats.org/drawingml/2006/picture">
+                  <pic:nvPicPr>
+                    <pic:cNvPr id="0" name="Picture 1"/>
+                    <pic:cNvPicPr>
+                      <a:picLocks noChangeAspect="1" noChangeArrowheads="1"/>
+                    </pic:cNvPicPr>
+                  </pic:nvPicPr>
+                  <pic:blipFill>
+                    <a:blip r:embed="rId11" cstate="print">
+                      <a:extLst>
+                        <a:ext uri="{28A0092B-C50C-407E-A947-70E740481C1C}">
+                          <a14:useLocalDpi xmlns:a14="http://schemas.microsoft.com/office/drawing/2010/main" val="0"/>
+                        </a:ext>
+                      </a:extLst>
+                    </a:blip>
+                    <a:srcRect/>
+                    <a:stretch>
+                      <a:fillRect/>
+                    </a:stretch>
+                  </pic:blipFill>
+                  <pic:spPr bwMode="auto">
+                    <a:xfrm>
+                      <a:off x="0" y="0"/>
+                      <a:ext cx="6455309" cy="2936311"/>
+                    </a:xfrm>
+                    <a:prstGeom prst="rect">
+                      <a:avLst/>
+                    </a:prstGeom>
+                    <a:noFill/>
+                    <a:ln>
+                      <a:noFill/>
+                    </a:ln>
+                  </pic:spPr>
+                </pic:pic>
+              </a:graphicData>
+            </a:graphic>
+          </wp:inline>
+        </w:drawing>
+      </w:r>
+    </w:p>
+    <w:p>
+      <w:pPr>
+        <w:spacing w:before="240" w:after="240"/>
+        <w:rPr>
+          <w:lang w:val="en-US"/>
+        </w:rPr>
+      </w:pPr>
+    </w:p>
+    <w:p>
+      <w:pPr>
+        <w:spacing w:before="240" w:after="240"/>
+        <w:jc w:val="center"/>
+        <w:rPr>
+          <w:lang w:val="en-US"/>
+        </w:rPr>
+      </w:pPr>
+      <w:r>
+        <w:rPr>
+          <w:noProof/>
+        </w:rPr>
+        <w:drawing>
+          <wp:inline distT="0" distB="0" distL="0" distR="0" wp14:anchorId="47B7E6A2" wp14:editId="233EF7D2">
+            <wp:extent cx="4807870" cy="2033587"/>
+            <wp:effectExtent l="0" t="0" r="0" b="5080"/>
+            <wp:docPr id="1339698086" name="Picture 2"/>
+            <wp:cNvGraphicFramePr>
+              <a:graphicFrameLocks xmlns:a="http://schemas.openxmlformats.org/drawingml/2006/main" noChangeAspect="1"/>
+            </wp:cNvGraphicFramePr>
+            <a:graphic xmlns:a="http://schemas.openxmlformats.org/drawingml/2006/main">
+              <a:graphicData uri="http://schemas.openxmlformats.org/drawingml/2006/picture">
+                <pic:pic xmlns:pic="http://schemas.openxmlformats.org/drawingml/2006/picture">
+                  <pic:nvPicPr>
+                    <pic:cNvPr id="0" name="Picture 3"/>
+                    <pic:cNvPicPr>
+                      <a:picLocks noChangeAspect="1" noChangeArrowheads="1"/>
+                    </pic:cNvPicPr>
+                  </pic:nvPicPr>
+                  <pic:blipFill>
+                    <a:blip r:embed="rId12" cstate="print">
+                      <a:extLst>
+                        <a:ext uri="{28A0092B-C50C-407E-A947-70E740481C1C}">
+                          <a14:useLocalDpi xmlns:a14="http://schemas.microsoft.com/office/drawing/2010/main" val="0"/>
+                        </a:ext>
+                      </a:extLst>
+                    </a:blip>
+                    <a:srcRect/>
+                    <a:stretch>
+                      <a:fillRect/>
+                    </a:stretch>
+                  </pic:blipFill>
+                  <pic:spPr bwMode="auto">
+                    <a:xfrm>
+                      <a:off x="0" y="0"/>
+                      <a:ext cx="4899101" cy="2072175"/>
+                    </a:xfrm>
+                    <a:prstGeom prst="rect">
+                      <a:avLst/>
+                    </a:prstGeom>
+                    <a:noFill/>
+                    <a:ln>
+                      <a:noFill/>
+                    </a:ln>
+                  </pic:spPr>
+                </pic:pic>
+              </a:graphicData>
+            </a:graphic>
+          </wp:inline>
+        </w:drawing>
       </w:r>
     </w:p>
     <w:p>
@@ -2613,16 +2723,155 @@
       <w:bookmarkStart w:id="8" w:name="_ei93dmv4zmqg" w:colFirst="0" w:colLast="0"/>
       <w:bookmarkEnd w:id="8"/>
       <w:r>
+        <w:lastRenderedPageBreak/>
         <w:t>3.1.2 Class Design</w:t>
       </w:r>
     </w:p>
     <w:p>
       <w:pPr>
         <w:spacing w:before="240" w:after="240"/>
-      </w:pPr>
-      <w:r>
-        <w:t>[Create the UML class diagram for the system. Include classes, attributes, methods, and relationships. Apply appropriate object‑oriented design patterns where they improve structure or flexibility, and explain the motivation behind the pattern used.]</w:t>
-      </w:r>
+        <w:jc w:val="center"/>
+        <w:rPr>
+          <w:lang w:val="en-US"/>
+        </w:rPr>
+      </w:pPr>
+      <w:r>
+        <w:rPr>
+          <w:lang w:val="en-US"/>
+        </w:rPr>
+        <w:drawing>
+          <wp:inline distT="0" distB="0" distL="0" distR="0" wp14:anchorId="783DACF0" wp14:editId="4FA53DE1">
+            <wp:extent cx="6279776" cy="6066254"/>
+            <wp:effectExtent l="0" t="0" r="6985" b="0"/>
+            <wp:docPr id="62641352" name="Picture 3"/>
+            <wp:cNvGraphicFramePr>
+              <a:graphicFrameLocks xmlns:a="http://schemas.openxmlformats.org/drawingml/2006/main" noChangeAspect="1"/>
+            </wp:cNvGraphicFramePr>
+            <a:graphic xmlns:a="http://schemas.openxmlformats.org/drawingml/2006/main">
+              <a:graphicData uri="http://schemas.openxmlformats.org/drawingml/2006/picture">
+                <pic:pic xmlns:pic="http://schemas.openxmlformats.org/drawingml/2006/picture">
+                  <pic:nvPicPr>
+                    <pic:cNvPr id="0" name="Picture 5"/>
+                    <pic:cNvPicPr>
+                      <a:picLocks noChangeAspect="1" noChangeArrowheads="1"/>
+                    </pic:cNvPicPr>
+                  </pic:nvPicPr>
+                  <pic:blipFill>
+                    <a:blip r:embed="rId13" cstate="print">
+                      <a:extLst>
+                        <a:ext uri="{28A0092B-C50C-407E-A947-70E740481C1C}">
+                          <a14:useLocalDpi xmlns:a14="http://schemas.microsoft.com/office/drawing/2010/main" val="0"/>
+                        </a:ext>
+                      </a:extLst>
+                    </a:blip>
+                    <a:srcRect/>
+                    <a:stretch>
+                      <a:fillRect/>
+                    </a:stretch>
+                  </pic:blipFill>
+                  <pic:spPr bwMode="auto">
+                    <a:xfrm>
+                      <a:off x="0" y="0"/>
+                      <a:ext cx="6294403" cy="6080383"/>
+                    </a:xfrm>
+                    <a:prstGeom prst="rect">
+                      <a:avLst/>
+                    </a:prstGeom>
+                    <a:noFill/>
+                    <a:ln>
+                      <a:noFill/>
+                    </a:ln>
+                  </pic:spPr>
+                </pic:pic>
+              </a:graphicData>
+            </a:graphic>
+          </wp:inline>
+        </w:drawing>
+      </w:r>
+    </w:p>
+    <w:p>
+      <w:pPr>
+        <w:spacing w:before="240" w:after="240"/>
+        <w:jc w:val="both"/>
+        <w:rPr>
+          <w:lang w:val="en-US"/>
+        </w:rPr>
+      </w:pPr>
+      <w:r>
+        <w:rPr>
+          <w:lang w:val="en-US"/>
+        </w:rPr>
+        <w:tab/>
+      </w:r>
+      <w:r>
+        <w:rPr>
+          <w:lang w:val="en-US"/>
+        </w:rPr>
+        <w:t xml:space="preserve">The application's architecture leverages specific object-oriented design patterns to enhance structural flexibility and maintainability. The </w:t>
+      </w:r>
+      <w:r>
+        <w:rPr>
+          <w:b/>
+          <w:bCs/>
+          <w:lang w:val="en-US"/>
+        </w:rPr>
+        <w:t>Pipeline Pattern</w:t>
+      </w:r>
+      <w:r>
+        <w:rPr>
+          <w:lang w:val="en-US"/>
+        </w:rPr>
+        <w:t xml:space="preserve"> is implemented within the core logic to manage the sequential flow of message processing through modular, independent steps. To handle specific bot logic, the </w:t>
+      </w:r>
+      <w:r>
+        <w:rPr>
+          <w:b/>
+          <w:bCs/>
+          <w:lang w:val="en-US"/>
+        </w:rPr>
+        <w:t>Command Pattern</w:t>
+      </w:r>
+      <w:r>
+        <w:rPr>
+          <w:lang w:val="en-US"/>
+        </w:rPr>
+        <w:t xml:space="preserve"> encapsulates individual bot commands into standalone classes, enabling the effortless addition of new features without modifying the core engine. Finally, the </w:t>
+      </w:r>
+      <w:r>
+        <w:rPr>
+          <w:b/>
+          <w:bCs/>
+          <w:lang w:val="en-US"/>
+        </w:rPr>
+        <w:t>Repository Pattern</w:t>
+      </w:r>
+      <w:r>
+        <w:rPr>
+          <w:lang w:val="en-US"/>
+        </w:rPr>
+        <w:t xml:space="preserve"> is </w:t>
+      </w:r>
+      <w:r>
+        <w:rPr>
+          <w:lang w:val="en-US"/>
+        </w:rPr>
+        <w:t>used</w:t>
+      </w:r>
+      <w:r>
+        <w:rPr>
+          <w:lang w:val="en-US"/>
+        </w:rPr>
+        <w:t xml:space="preserve"> to isolate business logic from database details, ensuring the system remains maintainable and agnostic of the underlying data storage layer.</w:t>
+      </w:r>
+    </w:p>
+    <w:p>
+      <w:pPr>
+        <w:spacing w:before="240" w:after="240"/>
+        <w:jc w:val="both"/>
+        <w:rPr>
+          <w:lang w:val="en-US"/>
+        </w:rPr>
+      </w:pPr>
     </w:p>
     <w:p>
       <w:pPr>
@@ -2631,6 +2880,7 @@
       <w:bookmarkStart w:id="9" w:name="_o23k9mn3sog7" w:colFirst="0" w:colLast="0"/>
       <w:bookmarkEnd w:id="9"/>
       <w:r>
+        <w:lastRenderedPageBreak/>
         <w:t>3.2 Data Model</w:t>
       </w:r>
     </w:p>
@@ -2641,6 +2891,132 @@
       <w:r>
         <w:t>[Develop the system’s data model, including the ER diagram or relational schema, and explain how this structure supports the system’s functional and data requirements.]</w:t>
       </w:r>
+    </w:p>
+    <w:p>
+      <w:pPr>
+        <w:spacing w:before="240" w:after="240"/>
+        <w:jc w:val="center"/>
+        <w:rPr>
+          <w:lang w:val="en-US"/>
+        </w:rPr>
+      </w:pPr>
+      <w:r>
+        <w:rPr>
+          <w:lang w:val="en-US"/>
+        </w:rPr>
+        <w:drawing>
+          <wp:inline distT="0" distB="0" distL="0" distR="0" wp14:anchorId="6ED492B6" wp14:editId="3C6BFC5C">
+            <wp:extent cx="5073015" cy="3625669"/>
+            <wp:effectExtent l="0" t="0" r="0" b="0"/>
+            <wp:docPr id="787116942" name="Picture 5"/>
+            <wp:cNvGraphicFramePr>
+              <a:graphicFrameLocks xmlns:a="http://schemas.openxmlformats.org/drawingml/2006/main" noChangeAspect="1"/>
+            </wp:cNvGraphicFramePr>
+            <a:graphic xmlns:a="http://schemas.openxmlformats.org/drawingml/2006/main">
+              <a:graphicData uri="http://schemas.openxmlformats.org/drawingml/2006/picture">
+                <pic:pic xmlns:pic="http://schemas.openxmlformats.org/drawingml/2006/picture">
+                  <pic:nvPicPr>
+                    <pic:cNvPr id="0" name="Picture 12"/>
+                    <pic:cNvPicPr>
+                      <a:picLocks noChangeAspect="1" noChangeArrowheads="1"/>
+                    </pic:cNvPicPr>
+                  </pic:nvPicPr>
+                  <pic:blipFill>
+                    <a:blip r:embed="rId14" cstate="print">
+                      <a:extLst>
+                        <a:ext uri="{28A0092B-C50C-407E-A947-70E740481C1C}">
+                          <a14:useLocalDpi xmlns:a14="http://schemas.microsoft.com/office/drawing/2010/main" val="0"/>
+                        </a:ext>
+                      </a:extLst>
+                    </a:blip>
+                    <a:srcRect/>
+                    <a:stretch>
+                      <a:fillRect/>
+                    </a:stretch>
+                  </pic:blipFill>
+                  <pic:spPr bwMode="auto">
+                    <a:xfrm>
+                      <a:off x="0" y="0"/>
+                      <a:ext cx="5077615" cy="3628956"/>
+                    </a:xfrm>
+                    <a:prstGeom prst="rect">
+                      <a:avLst/>
+                    </a:prstGeom>
+                    <a:noFill/>
+                    <a:ln>
+                      <a:noFill/>
+                    </a:ln>
+                  </pic:spPr>
+                </pic:pic>
+              </a:graphicData>
+            </a:graphic>
+          </wp:inline>
+        </w:drawing>
+      </w:r>
+    </w:p>
+    <w:p>
+      <w:pPr>
+        <w:spacing w:before="240" w:after="240"/>
+        <w:ind w:firstLine="720"/>
+        <w:jc w:val="both"/>
+        <w:rPr>
+          <w:lang w:val="en-US"/>
+        </w:rPr>
+      </w:pPr>
+      <w:r>
+        <w:t xml:space="preserve">The relational data model for </w:t>
+      </w:r>
+      <w:r>
+        <w:rPr>
+          <w:b/>
+          <w:bCs/>
+        </w:rPr>
+        <w:t>ChattyBot</w:t>
+      </w:r>
+      <w:r>
+        <w:t xml:space="preserve"> is strategically designed to fulfill the system's core functional and data requirements. By establishing a hierarchical structure where </w:t>
+      </w:r>
+      <w:r>
+        <w:rPr>
+          <w:b/>
+          <w:bCs/>
+        </w:rPr>
+        <w:t>users</w:t>
+      </w:r>
+      <w:r>
+        <w:t xml:space="preserve"> own multiple </w:t>
+      </w:r>
+      <w:r>
+        <w:rPr>
+          <w:b/>
+          <w:bCs/>
+        </w:rPr>
+        <w:t>chatconversations</w:t>
+      </w:r>
+      <w:r>
+        <w:t xml:space="preserve">, the schema ensures secure data isolation and private session management. The dedicated tables for entertainment content, such as jokes and triviaquestions, provide the rule-based engine with instant access to structured data, facilitating the requirement for near-instant bot responses. Furthermore, the organized storage of timestamped logs within the </w:t>
+      </w:r>
+      <w:r>
+        <w:rPr>
+          <w:b/>
+          <w:bCs/>
+        </w:rPr>
+        <w:t>chatmessages</w:t>
+      </w:r>
+      <w:r>
+        <w:t xml:space="preserve"> table allows for efficient data retrieval, directly supporting the "Data Portability" objective by making it simple to transform relational records into standardized JSON or XML export formats. This structure guarantees both high-speed interactive utility and the long-term data integrity necessary for a reliable </w:t>
+      </w:r>
+      <w:r>
+        <w:t>chatbot</w:t>
+      </w:r>
+      <w:r>
+        <w:t>.</w:t>
+      </w:r>
+    </w:p>
+    <w:p>
+      <w:pPr>
+        <w:spacing w:before="240" w:after="240"/>
+      </w:pPr>
     </w:p>
     <w:p>
       <w:pPr>
@@ -2662,62 +3038,200 @@
     </w:p>
     <w:p>
       <w:pPr>
+        <w:spacing w:before="240" w:after="240"/>
+        <w:ind w:firstLine="720"/>
+        <w:jc w:val="both"/>
+      </w:pPr>
+      <w:r>
+        <w:t xml:space="preserve">The unit testing strategy for ChattyBot adopts a "Layer-Isolation" approach, focusing primarily on the Application Layer where the core business logic resides. By </w:t>
+      </w:r>
+      <w:r>
+        <w:t>using</w:t>
+      </w:r>
+      <w:r>
+        <w:t xml:space="preserve"> xUnit and mocking dependencies like the IChatRepository with Moq, the strategy aims to verify that each step of the processing pipeline and every bot command functions correctly in isolation. This </w:t>
+      </w:r>
+      <w:r>
+        <w:lastRenderedPageBreak/>
+        <w:t>automated approach ensures that the system remains stable and that bot responses are predictable</w:t>
+      </w:r>
+      <w:r>
+        <w:t xml:space="preserve"> </w:t>
+      </w:r>
+      <w:r>
+        <w:t>and accurate before moving toward full system integration.</w:t>
+      </w:r>
+    </w:p>
+    <w:p>
+      <w:pPr>
+        <w:spacing w:before="240" w:after="240"/>
+        <w:jc w:val="both"/>
+        <w:rPr>
+          <w:b/>
+          <w:bCs/>
+        </w:rPr>
+      </w:pPr>
+      <w:r>
+        <w:rPr>
+          <w:b/>
+          <w:bCs/>
+        </w:rPr>
+        <w:t>Proposed Test Case Scenarios</w:t>
+      </w:r>
+      <w:r>
+        <w:rPr>
+          <w:b/>
+          <w:bCs/>
+        </w:rPr>
+        <w:t>:</w:t>
+      </w:r>
+    </w:p>
+    <w:p>
+      <w:pPr>
+        <w:pStyle w:val="ListParagraph"/>
+        <w:numPr>
+          <w:ilvl w:val="0"/>
+          <w:numId w:val="2"/>
+        </w:numPr>
+        <w:spacing w:before="240" w:after="240"/>
+        <w:jc w:val="both"/>
+      </w:pPr>
+      <w:r>
+        <w:rPr>
+          <w:b/>
+          <w:bCs/>
+        </w:rPr>
+        <w:t>BotEngine Command Resolution</w:t>
+      </w:r>
+      <w:r>
+        <w:t>: Inputting a valid command, such as "/joke", successfully triggers the execution of the corresponding JokeCommand logic.</w:t>
+      </w:r>
+    </w:p>
+    <w:p>
+      <w:pPr>
+        <w:pStyle w:val="ListParagraph"/>
+        <w:numPr>
+          <w:ilvl w:val="0"/>
+          <w:numId w:val="2"/>
+        </w:numPr>
+        <w:spacing w:before="240" w:after="240"/>
+        <w:jc w:val="both"/>
+      </w:pPr>
+      <w:r>
+        <w:rPr>
+          <w:b/>
+          <w:bCs/>
+        </w:rPr>
+        <w:t>Message Context Identification</w:t>
+      </w:r>
+      <w:r>
+        <w:t>: The CommandDetectionStep correctly distinguishes between specialized bot commands based on the "/" prefix.</w:t>
+      </w:r>
+    </w:p>
+    <w:p>
+      <w:pPr>
+        <w:pStyle w:val="ListParagraph"/>
+        <w:numPr>
+          <w:ilvl w:val="0"/>
+          <w:numId w:val="2"/>
+        </w:numPr>
+        <w:spacing w:before="240" w:after="240"/>
+        <w:jc w:val="both"/>
+      </w:pPr>
+      <w:r>
+        <w:rPr>
+          <w:b/>
+          <w:bCs/>
+        </w:rPr>
+        <w:t>Persistence Interaction</w:t>
+      </w:r>
+      <w:r>
+        <w:t>: The PersistenceStep correctly invokes the repository's saving methods to ensure that both user inputs and bot responses are stored in the database.</w:t>
+      </w:r>
+    </w:p>
+    <w:p>
+      <w:pPr>
+        <w:pStyle w:val="ListParagraph"/>
+        <w:numPr>
+          <w:ilvl w:val="0"/>
+          <w:numId w:val="2"/>
+        </w:numPr>
+        <w:spacing w:before="240" w:after="240"/>
+        <w:jc w:val="both"/>
+      </w:pPr>
+      <w:r>
+        <w:rPr>
+          <w:b/>
+          <w:bCs/>
+        </w:rPr>
+        <w:t>Input Validation &amp; Error Handling</w:t>
+      </w:r>
+      <w:r>
+        <w:t>: The system gracefully handles unrecognized commands or empty inputs by returning a predefined "unrecognized command" message or a list of valid options.</w:t>
+      </w:r>
+    </w:p>
+    <w:p>
+      <w:pPr>
+        <w:pStyle w:val="ListParagraph"/>
+        <w:spacing w:before="240" w:after="240"/>
+        <w:jc w:val="both"/>
+      </w:pPr>
+    </w:p>
+    <w:p>
+      <w:pPr>
         <w:pStyle w:val="Heading1"/>
       </w:pPr>
-      <w:bookmarkStart w:id="11" w:name="_z0opy1955bhg" w:colFirst="0" w:colLast="0"/>
+      <w:r>
+        <w:t>4. Elaboration – Iteration 2</w:t>
+      </w:r>
+    </w:p>
+    <w:p>
+      <w:r>
+        <w:t>[Final Architecture Baseline]</w:t>
+      </w:r>
+    </w:p>
+    <w:p>
+      <w:pPr>
+        <w:pStyle w:val="Heading2"/>
+      </w:pPr>
+      <w:bookmarkStart w:id="11" w:name="_gkphul3nort0" w:colFirst="0" w:colLast="0"/>
       <w:bookmarkEnd w:id="11"/>
       <w:r>
-        <w:t>4. Elaboration – Iteration 2</w:t>
-      </w:r>
-    </w:p>
-    <w:p>
-      <w:r>
-        <w:t>[Final Architecture Baseline]</w:t>
+        <w:t>4.1 Architectural Design Refinement</w:t>
+      </w:r>
+    </w:p>
+    <w:p>
+      <w:pPr>
+        <w:spacing w:before="240" w:after="240"/>
+      </w:pPr>
+      <w:r>
+        <w:t>[Refine the architectural design using the insights gained from previous iterations. Update (add here, do not change the previous iterations) the conceptual architecture, package structure, component &amp; deployment diagrams, applying relevant design principles. Clearly explain the reasons behind each change.]</w:t>
       </w:r>
     </w:p>
     <w:p>
       <w:pPr>
         <w:pStyle w:val="Heading2"/>
       </w:pPr>
-      <w:bookmarkStart w:id="12" w:name="_gkphul3nort0" w:colFirst="0" w:colLast="0"/>
+      <w:bookmarkStart w:id="12" w:name="_oviey2izzw8c" w:colFirst="0" w:colLast="0"/>
       <w:bookmarkEnd w:id="12"/>
       <w:r>
-        <w:lastRenderedPageBreak/>
-        <w:t>4.1 Architectural Design Refinement</w:t>
-      </w:r>
-    </w:p>
-    <w:p>
-      <w:pPr>
-        <w:spacing w:before="240" w:after="240"/>
-      </w:pPr>
-      <w:r>
-        <w:t>[Refine the architectural design using the insights gained from previous iterations. Update (add here, do not change the previous iterations) the conceptual architecture, package structure, component &amp; deployment diagrams, applying relevant design principles. Clearly explain the reasons behind each change.]</w:t>
-      </w:r>
-    </w:p>
-    <w:p>
-      <w:pPr>
-        <w:pStyle w:val="Heading2"/>
-      </w:pPr>
-      <w:bookmarkStart w:id="13" w:name="_oviey2izzw8c" w:colFirst="0" w:colLast="0"/>
+        <w:t>4.2 Design Model Refinement</w:t>
+      </w:r>
+    </w:p>
+    <w:p>
+      <w:pPr>
+        <w:spacing w:before="240" w:after="240"/>
+      </w:pPr>
+      <w:r>
+        <w:t>[Add the (new) updated UML class diagram by applying appropriate object‑oriented design patterns, Architectural or structural guidelines, GRASP patterns. Explain the reasoning behind your design decisions and include the revised diagrams.]</w:t>
+      </w:r>
+    </w:p>
+    <w:p>
+      <w:pPr>
+        <w:pStyle w:val="Heading1"/>
+      </w:pPr>
+      <w:bookmarkStart w:id="13" w:name="_1we2sw3db6i1" w:colFirst="0" w:colLast="0"/>
       <w:bookmarkEnd w:id="13"/>
-      <w:r>
-        <w:t>4.2 Design Model Refinement</w:t>
-      </w:r>
-    </w:p>
-    <w:p>
-      <w:pPr>
-        <w:spacing w:before="240" w:after="240"/>
-      </w:pPr>
-      <w:r>
-        <w:t>[Add the (new) updated UML class diagram by applying appropriate object‑oriented design patterns, Architectural or structural guidelines, GRASP patterns. Explain the reasoning behind your design decisions and include the revised diagrams.]</w:t>
-      </w:r>
-    </w:p>
-    <w:p>
-      <w:pPr>
-        <w:pStyle w:val="Heading1"/>
-      </w:pPr>
-      <w:bookmarkStart w:id="14" w:name="_1we2sw3db6i1" w:colFirst="0" w:colLast="0"/>
-      <w:bookmarkEnd w:id="14"/>
       <w:r>
         <w:t>5. Construction and Transition</w:t>
       </w:r>
@@ -2728,44 +3242,45 @@
         <w:keepNext w:val="0"/>
         <w:keepLines w:val="0"/>
       </w:pPr>
-      <w:bookmarkStart w:id="15" w:name="_rzx227jx1o5m" w:colFirst="0" w:colLast="0"/>
+      <w:bookmarkStart w:id="14" w:name="_rzx227jx1o5m" w:colFirst="0" w:colLast="0"/>
+      <w:bookmarkEnd w:id="14"/>
+      <w:r>
+        <w:t>5.1 System Testing</w:t>
+      </w:r>
+    </w:p>
+    <w:p>
+      <w:pPr>
+        <w:spacing w:before="240" w:after="240"/>
+      </w:pPr>
+      <w:r>
+        <w:t>[Explain how integration testing was carried out, outlining the methods used and presenting the relevant test case scenarios. Describe how these tests confirm that the system behaves as expected.]</w:t>
+      </w:r>
+    </w:p>
+    <w:p>
+      <w:pPr>
+        <w:pStyle w:val="Heading2"/>
+      </w:pPr>
+      <w:bookmarkStart w:id="15" w:name="_ytzpv1se71cx" w:colFirst="0" w:colLast="0"/>
       <w:bookmarkEnd w:id="15"/>
       <w:r>
-        <w:t>5.1 System Testing</w:t>
-      </w:r>
-    </w:p>
-    <w:p>
-      <w:pPr>
-        <w:spacing w:before="240" w:after="240"/>
-      </w:pPr>
-      <w:r>
-        <w:t>[Explain how integration testing was carried out, outlining the methods used and presenting the relevant test case scenarios. Describe how these tests confirm that the system behaves as expected.]</w:t>
-      </w:r>
-    </w:p>
-    <w:p>
-      <w:pPr>
-        <w:pStyle w:val="Heading2"/>
-      </w:pPr>
-      <w:bookmarkStart w:id="16" w:name="_ytzpv1se71cx" w:colFirst="0" w:colLast="0"/>
+        <w:lastRenderedPageBreak/>
+        <w:t>5.2 Future Improvements</w:t>
+      </w:r>
+    </w:p>
+    <w:p>
+      <w:pPr>
+        <w:spacing w:before="240" w:after="240"/>
+      </w:pPr>
+      <w:r>
+        <w:t>[Outline potential future enhancements for the system, describing improvements that could be introduced in later versions.]</w:t>
+      </w:r>
+    </w:p>
+    <w:p>
+      <w:pPr>
+        <w:pStyle w:val="Heading1"/>
+      </w:pPr>
+      <w:bookmarkStart w:id="16" w:name="_s5av73rt6eq0" w:colFirst="0" w:colLast="0"/>
       <w:bookmarkEnd w:id="16"/>
-      <w:r>
-        <w:t>5.2 Future Improvements</w:t>
-      </w:r>
-    </w:p>
-    <w:p>
-      <w:pPr>
-        <w:spacing w:before="240" w:after="240"/>
-      </w:pPr>
-      <w:r>
-        <w:t>[Outline potential future enhancements for the system, describing improvements that could be introduced in later versions.]</w:t>
-      </w:r>
-    </w:p>
-    <w:p>
-      <w:pPr>
-        <w:pStyle w:val="Heading1"/>
-      </w:pPr>
-      <w:bookmarkStart w:id="17" w:name="_s5av73rt6eq0" w:colFirst="0" w:colLast="0"/>
-      <w:bookmarkEnd w:id="17"/>
       <w:r>
         <w:t>6. Bibliography</w:t>
       </w:r>
@@ -2909,8 +3424,124 @@
       </w:rPr>
     </w:lvl>
   </w:abstractNum>
+  <w:abstractNum w:abstractNumId="1" w15:restartNumberingAfterBreak="0">
+    <w:nsid w:val="4D5875C5"/>
+    <w:multiLevelType w:val="hybridMultilevel"/>
+    <w:tmpl w:val="CB0ABA46"/>
+    <w:lvl w:ilvl="0" w:tplc="04090001">
+      <w:start w:val="1"/>
+      <w:numFmt w:val="bullet"/>
+      <w:lvlText w:val=""/>
+      <w:lvlJc w:val="left"/>
+      <w:pPr>
+        <w:ind w:left="720" w:hanging="360"/>
+      </w:pPr>
+      <w:rPr>
+        <w:rFonts w:ascii="Symbol" w:hAnsi="Symbol" w:hint="default"/>
+      </w:rPr>
+    </w:lvl>
+    <w:lvl w:ilvl="1" w:tplc="04090003" w:tentative="1">
+      <w:start w:val="1"/>
+      <w:numFmt w:val="bullet"/>
+      <w:lvlText w:val="o"/>
+      <w:lvlJc w:val="left"/>
+      <w:pPr>
+        <w:ind w:left="1440" w:hanging="360"/>
+      </w:pPr>
+      <w:rPr>
+        <w:rFonts w:ascii="Courier New" w:hAnsi="Courier New" w:cs="Courier New" w:hint="default"/>
+      </w:rPr>
+    </w:lvl>
+    <w:lvl w:ilvl="2" w:tplc="04090005" w:tentative="1">
+      <w:start w:val="1"/>
+      <w:numFmt w:val="bullet"/>
+      <w:lvlText w:val=""/>
+      <w:lvlJc w:val="left"/>
+      <w:pPr>
+        <w:ind w:left="2160" w:hanging="360"/>
+      </w:pPr>
+      <w:rPr>
+        <w:rFonts w:ascii="Wingdings" w:hAnsi="Wingdings" w:hint="default"/>
+      </w:rPr>
+    </w:lvl>
+    <w:lvl w:ilvl="3" w:tplc="04090001" w:tentative="1">
+      <w:start w:val="1"/>
+      <w:numFmt w:val="bullet"/>
+      <w:lvlText w:val=""/>
+      <w:lvlJc w:val="left"/>
+      <w:pPr>
+        <w:ind w:left="2880" w:hanging="360"/>
+      </w:pPr>
+      <w:rPr>
+        <w:rFonts w:ascii="Symbol" w:hAnsi="Symbol" w:hint="default"/>
+      </w:rPr>
+    </w:lvl>
+    <w:lvl w:ilvl="4" w:tplc="04090003" w:tentative="1">
+      <w:start w:val="1"/>
+      <w:numFmt w:val="bullet"/>
+      <w:lvlText w:val="o"/>
+      <w:lvlJc w:val="left"/>
+      <w:pPr>
+        <w:ind w:left="3600" w:hanging="360"/>
+      </w:pPr>
+      <w:rPr>
+        <w:rFonts w:ascii="Courier New" w:hAnsi="Courier New" w:cs="Courier New" w:hint="default"/>
+      </w:rPr>
+    </w:lvl>
+    <w:lvl w:ilvl="5" w:tplc="04090005" w:tentative="1">
+      <w:start w:val="1"/>
+      <w:numFmt w:val="bullet"/>
+      <w:lvlText w:val=""/>
+      <w:lvlJc w:val="left"/>
+      <w:pPr>
+        <w:ind w:left="4320" w:hanging="360"/>
+      </w:pPr>
+      <w:rPr>
+        <w:rFonts w:ascii="Wingdings" w:hAnsi="Wingdings" w:hint="default"/>
+      </w:rPr>
+    </w:lvl>
+    <w:lvl w:ilvl="6" w:tplc="04090001" w:tentative="1">
+      <w:start w:val="1"/>
+      <w:numFmt w:val="bullet"/>
+      <w:lvlText w:val=""/>
+      <w:lvlJc w:val="left"/>
+      <w:pPr>
+        <w:ind w:left="5040" w:hanging="360"/>
+      </w:pPr>
+      <w:rPr>
+        <w:rFonts w:ascii="Symbol" w:hAnsi="Symbol" w:hint="default"/>
+      </w:rPr>
+    </w:lvl>
+    <w:lvl w:ilvl="7" w:tplc="04090003" w:tentative="1">
+      <w:start w:val="1"/>
+      <w:numFmt w:val="bullet"/>
+      <w:lvlText w:val="o"/>
+      <w:lvlJc w:val="left"/>
+      <w:pPr>
+        <w:ind w:left="5760" w:hanging="360"/>
+      </w:pPr>
+      <w:rPr>
+        <w:rFonts w:ascii="Courier New" w:hAnsi="Courier New" w:cs="Courier New" w:hint="default"/>
+      </w:rPr>
+    </w:lvl>
+    <w:lvl w:ilvl="8" w:tplc="04090005" w:tentative="1">
+      <w:start w:val="1"/>
+      <w:numFmt w:val="bullet"/>
+      <w:lvlText w:val=""/>
+      <w:lvlJc w:val="left"/>
+      <w:pPr>
+        <w:ind w:left="6480" w:hanging="360"/>
+      </w:pPr>
+      <w:rPr>
+        <w:rFonts w:ascii="Wingdings" w:hAnsi="Wingdings" w:hint="default"/>
+      </w:rPr>
+    </w:lvl>
+  </w:abstractNum>
   <w:num w:numId="1" w16cid:durableId="1834836134">
     <w:abstractNumId w:val="0"/>
+  </w:num>
+  <w:num w:numId="2" w16cid:durableId="2036033985">
+    <w:abstractNumId w:val="1"/>
   </w:num>
 </w:numbering>
 </file>

--- a/docs/05 Project Lifecycle Documentation.docx
+++ b/docs/05 Project Lifecycle Documentation.docx
@@ -2363,13 +2363,12 @@
       <w:r>
         <w:rPr>
           <w:noProof/>
-          <w:lang w:val="en-US"/>
         </w:rPr>
         <w:drawing>
-          <wp:inline distT="0" distB="0" distL="0" distR="0" wp14:anchorId="7E25C378" wp14:editId="2E9F7F08">
-            <wp:extent cx="6350444" cy="5372100"/>
-            <wp:effectExtent l="0" t="0" r="0" b="0"/>
-            <wp:docPr id="101518191" name="Picture 4"/>
+          <wp:inline distT="0" distB="0" distL="0" distR="0" wp14:anchorId="15738664" wp14:editId="5A966E0F">
+            <wp:extent cx="6470614" cy="6283569"/>
+            <wp:effectExtent l="0" t="0" r="6985" b="3175"/>
+            <wp:docPr id="11381766" name="Picture 1"/>
             <wp:cNvGraphicFramePr>
               <a:graphicFrameLocks xmlns:a="http://schemas.openxmlformats.org/drawingml/2006/main" noChangeAspect="1"/>
             </wp:cNvGraphicFramePr>
@@ -2377,7 +2376,7 @@
               <a:graphicData uri="http://schemas.openxmlformats.org/drawingml/2006/picture">
                 <pic:pic xmlns:pic="http://schemas.openxmlformats.org/drawingml/2006/picture">
                   <pic:nvPicPr>
-                    <pic:cNvPr id="0" name="Picture 7"/>
+                    <pic:cNvPr id="0" name="Picture 1"/>
                     <pic:cNvPicPr>
                       <a:picLocks noChangeAspect="1" noChangeArrowheads="1"/>
                     </pic:cNvPicPr>
@@ -2398,7 +2397,7 @@
                   <pic:spPr bwMode="auto">
                     <a:xfrm>
                       <a:off x="0" y="0"/>
-                      <a:ext cx="6359595" cy="5379841"/>
+                      <a:ext cx="6481524" cy="6294164"/>
                     </a:xfrm>
                     <a:prstGeom prst="rect">
                       <a:avLst/>
@@ -2425,6 +2424,7 @@
         <w:pStyle w:val="Heading3"/>
       </w:pPr>
       <w:r>
+        <w:lastRenderedPageBreak/>
         <w:t>2.2.3 Component Diagrams &amp; Deployment Diagrams</w:t>
       </w:r>
     </w:p>
@@ -2442,9 +2442,9 @@
           <w:lang w:val="en-US"/>
         </w:rPr>
         <w:drawing>
-          <wp:inline distT="0" distB="0" distL="0" distR="0" wp14:anchorId="00785282" wp14:editId="444291F6">
-            <wp:extent cx="5572543" cy="2133600"/>
-            <wp:effectExtent l="0" t="0" r="9525" b="0"/>
+          <wp:inline distT="0" distB="0" distL="0" distR="0" wp14:anchorId="00785282" wp14:editId="150185A4">
+            <wp:extent cx="6390732" cy="2446866"/>
+            <wp:effectExtent l="0" t="0" r="0" b="0"/>
             <wp:docPr id="1464925467" name="Picture 5"/>
             <wp:cNvGraphicFramePr>
               <a:graphicFrameLocks xmlns:a="http://schemas.openxmlformats.org/drawingml/2006/main" noChangeAspect="1"/>
@@ -2474,7 +2474,7 @@
                   <pic:spPr bwMode="auto">
                     <a:xfrm>
                       <a:off x="0" y="0"/>
-                      <a:ext cx="5633816" cy="2157060"/>
+                      <a:ext cx="6473943" cy="2478726"/>
                     </a:xfrm>
                     <a:prstGeom prst="rect">
                       <a:avLst/>
@@ -2494,14 +2494,31 @@
     <w:p>
       <w:pPr>
         <w:spacing w:before="240" w:after="240"/>
+        <w:jc w:val="center"/>
+        <w:rPr>
+          <w:lang w:val="en-US"/>
+        </w:rPr>
+      </w:pPr>
+    </w:p>
+    <w:p>
+      <w:pPr>
+        <w:spacing w:before="240" w:after="240"/>
+        <w:jc w:val="center"/>
+        <w:rPr>
+          <w:lang w:val="en-US"/>
+        </w:rPr>
       </w:pPr>
       <w:bookmarkStart w:id="5" w:name="_bhqk3i2frw15" w:colFirst="0" w:colLast="0"/>
       <w:bookmarkEnd w:id="5"/>
+    </w:p>
+    <w:p>
+      <w:pPr>
+        <w:spacing w:before="240" w:after="240"/>
+      </w:pPr>
       <w:r>
         <w:rPr>
           <w:noProof/>
         </w:rPr>
-        <w:lastRenderedPageBreak/>
         <w:drawing>
           <wp:inline distT="0" distB="0" distL="0" distR="0" wp14:anchorId="04997DBF" wp14:editId="715645A9">
             <wp:extent cx="6392145" cy="1330960"/>
@@ -2554,14 +2571,10 @@
     </w:p>
     <w:p>
       <w:pPr>
-        <w:spacing w:before="240" w:after="240"/>
-      </w:pPr>
-    </w:p>
-    <w:p>
-      <w:pPr>
         <w:pStyle w:val="Heading1"/>
       </w:pPr>
       <w:r>
+        <w:lastRenderedPageBreak/>
         <w:t>3. Elaboration – Iteration 1.2</w:t>
       </w:r>
     </w:p>
@@ -2594,13 +2607,13 @@
       </w:pPr>
       <w:r>
         <w:rPr>
-          <w:lang w:val="en-US"/>
+          <w:noProof/>
         </w:rPr>
         <w:drawing>
-          <wp:inline distT="0" distB="0" distL="0" distR="0" wp14:anchorId="25E843A9" wp14:editId="53979E7E">
-            <wp:extent cx="6415088" cy="2918016"/>
-            <wp:effectExtent l="0" t="0" r="5080" b="0"/>
-            <wp:docPr id="1577716837" name="Picture 1"/>
+          <wp:inline distT="0" distB="0" distL="0" distR="0" wp14:anchorId="6CC4C083" wp14:editId="66CADCD8">
+            <wp:extent cx="6561170" cy="2770094"/>
+            <wp:effectExtent l="0" t="0" r="0" b="0"/>
+            <wp:docPr id="675541331" name="Picture 2"/>
             <wp:cNvGraphicFramePr>
               <a:graphicFrameLocks xmlns:a="http://schemas.openxmlformats.org/drawingml/2006/main" noChangeAspect="1"/>
             </wp:cNvGraphicFramePr>
@@ -2608,7 +2621,7 @@
               <a:graphicData uri="http://schemas.openxmlformats.org/drawingml/2006/picture">
                 <pic:pic xmlns:pic="http://schemas.openxmlformats.org/drawingml/2006/picture">
                   <pic:nvPicPr>
-                    <pic:cNvPr id="0" name="Picture 1"/>
+                    <pic:cNvPr id="0" name="Picture 3"/>
                     <pic:cNvPicPr>
                       <a:picLocks noChangeAspect="1" noChangeArrowheads="1"/>
                     </pic:cNvPicPr>
@@ -2629,7 +2642,7 @@
                   <pic:spPr bwMode="auto">
                     <a:xfrm>
                       <a:off x="0" y="0"/>
-                      <a:ext cx="6455309" cy="2936311"/>
+                      <a:ext cx="6577841" cy="2777133"/>
                     </a:xfrm>
                     <a:prstGeom prst="rect">
                       <a:avLst/>
@@ -2664,13 +2677,13 @@
       </w:pPr>
       <w:r>
         <w:rPr>
-          <w:noProof/>
+          <w:lang w:val="en-US"/>
         </w:rPr>
         <w:drawing>
-          <wp:inline distT="0" distB="0" distL="0" distR="0" wp14:anchorId="47B7E6A2" wp14:editId="233EF7D2">
-            <wp:extent cx="4807870" cy="2033587"/>
-            <wp:effectExtent l="0" t="0" r="0" b="5080"/>
-            <wp:docPr id="1339698086" name="Picture 2"/>
+          <wp:inline distT="0" distB="0" distL="0" distR="0" wp14:anchorId="671F1AE0" wp14:editId="14960F9B">
+            <wp:extent cx="6527646" cy="2541943"/>
+            <wp:effectExtent l="0" t="0" r="6985" b="0"/>
+            <wp:docPr id="1336268853" name="Picture 3"/>
             <wp:cNvGraphicFramePr>
               <a:graphicFrameLocks xmlns:a="http://schemas.openxmlformats.org/drawingml/2006/main" noChangeAspect="1"/>
             </wp:cNvGraphicFramePr>
@@ -2678,7 +2691,7 @@
               <a:graphicData uri="http://schemas.openxmlformats.org/drawingml/2006/picture">
                 <pic:pic xmlns:pic="http://schemas.openxmlformats.org/drawingml/2006/picture">
                   <pic:nvPicPr>
-                    <pic:cNvPr id="0" name="Picture 3"/>
+                    <pic:cNvPr id="0" name="Picture 5"/>
                     <pic:cNvPicPr>
                       <a:picLocks noChangeAspect="1" noChangeArrowheads="1"/>
                     </pic:cNvPicPr>
@@ -2699,7 +2712,7 @@
                   <pic:spPr bwMode="auto">
                     <a:xfrm>
                       <a:off x="0" y="0"/>
-                      <a:ext cx="4899101" cy="2072175"/>
+                      <a:ext cx="6538667" cy="2546235"/>
                     </a:xfrm>
                     <a:prstGeom prst="rect">
                       <a:avLst/>
@@ -2718,6 +2731,15 @@
     </w:p>
     <w:p>
       <w:pPr>
+        <w:spacing w:before="240" w:after="240"/>
+        <w:jc w:val="center"/>
+        <w:rPr>
+          <w:lang w:val="en-US"/>
+        </w:rPr>
+      </w:pPr>
+    </w:p>
+    <w:p>
+      <w:pPr>
         <w:pStyle w:val="Heading3"/>
       </w:pPr>
       <w:bookmarkStart w:id="8" w:name="_ei93dmv4zmqg" w:colFirst="0" w:colLast="0"/>
@@ -2737,6 +2759,7 @@
       </w:pPr>
       <w:r>
         <w:rPr>
+          <w:noProof/>
           <w:lang w:val="en-US"/>
         </w:rPr>
         <w:drawing>
@@ -2887,14 +2910,6 @@
     <w:p>
       <w:pPr>
         <w:spacing w:before="240" w:after="240"/>
-      </w:pPr>
-      <w:r>
-        <w:t>[Develop the system’s data model, including the ER diagram or relational schema, and explain how this structure supports the system’s functional and data requirements.]</w:t>
-      </w:r>
-    </w:p>
-    <w:p>
-      <w:pPr>
-        <w:spacing w:before="240" w:after="240"/>
         <w:jc w:val="center"/>
         <w:rPr>
           <w:lang w:val="en-US"/>
@@ -2902,12 +2917,13 @@
       </w:pPr>
       <w:r>
         <w:rPr>
+          <w:noProof/>
           <w:lang w:val="en-US"/>
         </w:rPr>
         <w:drawing>
-          <wp:inline distT="0" distB="0" distL="0" distR="0" wp14:anchorId="6ED492B6" wp14:editId="3C6BFC5C">
-            <wp:extent cx="5073015" cy="3625669"/>
-            <wp:effectExtent l="0" t="0" r="0" b="0"/>
+          <wp:inline distT="0" distB="0" distL="0" distR="0" wp14:anchorId="6ED492B6" wp14:editId="49EBA179">
+            <wp:extent cx="5988413" cy="4279900"/>
+            <wp:effectExtent l="0" t="0" r="0" b="6350"/>
             <wp:docPr id="787116942" name="Picture 5"/>
             <wp:cNvGraphicFramePr>
               <a:graphicFrameLocks xmlns:a="http://schemas.openxmlformats.org/drawingml/2006/main" noChangeAspect="1"/>
@@ -2937,7 +2953,7 @@
                   <pic:spPr bwMode="auto">
                     <a:xfrm>
                       <a:off x="0" y="0"/>
-                      <a:ext cx="5077615" cy="3628956"/>
+                      <a:ext cx="6012958" cy="4297443"/>
                     </a:xfrm>
                     <a:prstGeom prst="rect">
                       <a:avLst/>
@@ -3031,151 +3047,1041 @@
     <w:p>
       <w:pPr>
         <w:spacing w:before="240" w:after="240"/>
-      </w:pPr>
-      <w:r>
-        <w:t>[Present your unit testing strategy, explain the testing techniques you applied, and include the corresponding test case scenarios.]</w:t>
-      </w:r>
-    </w:p>
-    <w:p>
-      <w:pPr>
-        <w:spacing w:before="240" w:after="240"/>
         <w:ind w:firstLine="720"/>
         <w:jc w:val="both"/>
       </w:pPr>
       <w:r>
-        <w:t xml:space="preserve">The unit testing strategy for ChattyBot adopts a "Layer-Isolation" approach, focusing primarily on the Application Layer where the core business logic resides. By </w:t>
+        <w:t xml:space="preserve">The </w:t>
+      </w:r>
+      <w:r>
+        <w:t>testing</w:t>
+      </w:r>
+      <w:r>
+        <w:t xml:space="preserve"> strategy for the ChattyBot </w:t>
+      </w:r>
+      <w:r>
+        <w:t>app</w:t>
+      </w:r>
+      <w:r>
+        <w:t xml:space="preserve"> relies on an isolated unit testing paradigm designed to guarantee the structural correctness and mathematical reliability of individual software components before they are integrated into larger subsystems. On the server side, the unit testing architecture is built upon the xUnit framework as the primary test runner, which orchestrates test execution and handles asynchronous execution threads through standard lifecycle attributes. To enhance readability and maintainability, xUnit is supplemented by </w:t>
+      </w:r>
+      <w:r>
+        <w:lastRenderedPageBreak/>
+        <w:t>FluentAssertions, providing domain-specific assertion semantics that express expected behaviors fluently. Furthermore, true component isolation is achieved by integrating NSubstitute as a mocking framework, which allows the test suite to substitute complex architectural dependencies with lightweight test doubles, ensuring that database or external infrastructure boundaries do not pollute the validation of internal business logic. On the client side, user interface components are independently validated using bUnit, a specialized testing library for Blazor WebAssembly that enables the programmatic rendering of components, inspection of the generated markup, and verification of state transitions in complete isolation from live backend dependencies.</w:t>
+      </w:r>
+    </w:p>
+    <w:p>
+      <w:pPr>
+        <w:spacing w:before="240" w:after="240"/>
+        <w:ind w:firstLine="720"/>
+        <w:jc w:val="both"/>
+      </w:pPr>
+      <w:r>
+        <w:t xml:space="preserve">The analytical techniques applied throughout the unit testing process focus heavily on equivalence partitioning, input state validation, and dependency mocking, substituting informal methodologies with formalized execution pathways. By </w:t>
       </w:r>
       <w:r>
         <w:t>using</w:t>
       </w:r>
       <w:r>
-        <w:t xml:space="preserve"> xUnit and mocking dependencies like the IChatRepository with Moq, the strategy aims to verify that each step of the processing pipeline and every bot command functions correctly in isolation. This </w:t>
-      </w:r>
-      <w:r>
-        <w:lastRenderedPageBreak/>
-        <w:t>automated approach ensures that the system remains stable and that bot responses are predictable</w:t>
-      </w:r>
-      <w:r>
-        <w:t xml:space="preserve"> </w:t>
-      </w:r>
-      <w:r>
-        <w:t>and accurate before moving toward full system integration.</w:t>
-      </w:r>
-    </w:p>
-    <w:p>
-      <w:pPr>
-        <w:spacing w:before="240" w:after="240"/>
-        <w:jc w:val="both"/>
-        <w:rPr>
-          <w:b/>
-          <w:bCs/>
-        </w:rPr>
-      </w:pPr>
-      <w:r>
-        <w:rPr>
-          <w:b/>
-          <w:bCs/>
-        </w:rPr>
-        <w:t>Proposed Test Case Scenarios</w:t>
-      </w:r>
-      <w:r>
-        <w:rPr>
-          <w:b/>
-          <w:bCs/>
-        </w:rPr>
-        <w:t>:</w:t>
-      </w:r>
-    </w:p>
-    <w:p>
-      <w:pPr>
-        <w:pStyle w:val="ListParagraph"/>
+        <w:t xml:space="preserve"> NSubstitute, the dependencies of the application services</w:t>
+      </w:r>
+      <w:r>
+        <w:t xml:space="preserve"> (</w:t>
+      </w:r>
+      <w:r>
+        <w:t>such as repositories or external communication handlers</w:t>
+      </w:r>
+      <w:r>
+        <w:t xml:space="preserve">) </w:t>
+      </w:r>
+      <w:r>
+        <w:t>are stubbed out to return predefined responses, allowing the tests to focus exclusively on the system under test. Components are subjected to nominal execution pathways to confirm that the system handles valid inputs exactly as specified by the business logic constraints, verifying that methods process data and trigger correct inner service calls. Conversely, exceptional execution pathways are engineered to validate the resilience of the application when encountering abnormal inputs, null references, or validation failures, ensuring that exceptions are gracefully captured and translated into correct application states without causing system instability.</w:t>
+      </w:r>
+    </w:p>
+    <w:p>
+      <w:pPr>
+        <w:spacing w:before="240" w:after="240"/>
+        <w:ind w:firstLine="720"/>
+        <w:jc w:val="both"/>
+      </w:pPr>
+      <w:r>
+        <w:t>The concrete unit test cases developed to evaluate these isolated components are categorized by their target boundaries and are detailed below, illustrating the transition from standard operations to exception-handling routines and mocked interactions.</w:t>
+      </w:r>
+    </w:p>
+    <w:p>
+      <w:pPr>
+        <w:spacing w:before="240" w:after="240"/>
+        <w:jc w:val="both"/>
+        <w:rPr>
+          <w:b/>
+          <w:bCs/>
+          <w:lang w:val="en-US"/>
+        </w:rPr>
+      </w:pPr>
+      <w:r>
+        <w:rPr>
+          <w:b/>
+          <w:bCs/>
+          <w:lang w:val="en-US"/>
+        </w:rPr>
+        <w:t>Client-Side Test Scenarios</w:t>
+      </w:r>
+    </w:p>
+    <w:p>
+      <w:pPr>
         <w:numPr>
           <w:ilvl w:val="0"/>
-          <w:numId w:val="2"/>
+          <w:numId w:val="3"/>
         </w:numPr>
         <w:spacing w:before="240" w:after="240"/>
         <w:jc w:val="both"/>
-      </w:pPr>
-      <w:r>
-        <w:rPr>
-          <w:b/>
-          <w:bCs/>
-        </w:rPr>
-        <w:t>BotEngine Command Resolution</w:t>
-      </w:r>
-      <w:r>
-        <w:t>: Inputting a valid command, such as "/joke", successfully triggers the execution of the corresponding JokeCommand logic.</w:t>
-      </w:r>
-    </w:p>
-    <w:p>
-      <w:pPr>
-        <w:pStyle w:val="ListParagraph"/>
+        <w:rPr>
+          <w:lang w:val="en-US"/>
+        </w:rPr>
+      </w:pPr>
+      <w:r>
+        <w:rPr>
+          <w:b/>
+          <w:bCs/>
+          <w:lang w:val="en-US"/>
+        </w:rPr>
+        <w:t>Profile Component — Nominal rendering of authenticated user claims using bUnit</w:t>
+      </w:r>
+    </w:p>
+    <w:p>
+      <w:pPr>
+        <w:numPr>
+          <w:ilvl w:val="1"/>
+          <w:numId w:val="3"/>
+        </w:numPr>
+        <w:spacing w:before="240" w:after="240"/>
+        <w:jc w:val="both"/>
+        <w:rPr>
+          <w:lang w:val="en-US"/>
+        </w:rPr>
+      </w:pPr>
+      <w:r>
+        <w:rPr>
+          <w:i/>
+          <w:iCs/>
+          <w:lang w:val="en-US"/>
+        </w:rPr>
+        <w:t>Target Execution Flow:</w:t>
+      </w:r>
+      <w:r>
+        <w:rPr>
+          <w:lang w:val="en-US"/>
+        </w:rPr>
+        <w:t xml:space="preserve"> The component initializes by pulling user data from a mocked authentication state context containing specific identity claims for the username and avatar path.</w:t>
+      </w:r>
+    </w:p>
+    <w:p>
+      <w:pPr>
+        <w:numPr>
+          <w:ilvl w:val="1"/>
+          <w:numId w:val="3"/>
+        </w:numPr>
+        <w:spacing w:before="240" w:after="240"/>
+        <w:jc w:val="both"/>
+        <w:rPr>
+          <w:lang w:val="en-US"/>
+        </w:rPr>
+      </w:pPr>
+      <w:r>
+        <w:rPr>
+          <w:i/>
+          <w:iCs/>
+          <w:lang w:val="en-US"/>
+        </w:rPr>
+        <w:t>Expected Outcome:</w:t>
+      </w:r>
+      <w:r>
+        <w:rPr>
+          <w:lang w:val="en-US"/>
+        </w:rPr>
+        <w:t xml:space="preserve"> The Blazor component extracts the identity state correctly, rendering the username inside the header and banner elements while safely loading the specified profile picture without throwing null reference exceptions.</w:t>
+      </w:r>
+    </w:p>
+    <w:p>
+      <w:pPr>
         <w:numPr>
           <w:ilvl w:val="0"/>
-          <w:numId w:val="2"/>
+          <w:numId w:val="3"/>
         </w:numPr>
         <w:spacing w:before="240" w:after="240"/>
         <w:jc w:val="both"/>
-      </w:pPr>
-      <w:r>
-        <w:rPr>
-          <w:b/>
-          <w:bCs/>
-        </w:rPr>
-        <w:t>Message Context Identification</w:t>
-      </w:r>
-      <w:r>
-        <w:t>: The CommandDetectionStep correctly distinguishes between specialized bot commands based on the "/" prefix.</w:t>
-      </w:r>
-    </w:p>
-    <w:p>
-      <w:pPr>
-        <w:pStyle w:val="ListParagraph"/>
+        <w:rPr>
+          <w:lang w:val="en-US"/>
+        </w:rPr>
+      </w:pPr>
+      <w:r>
+        <w:rPr>
+          <w:b/>
+          <w:bCs/>
+          <w:lang w:val="en-US"/>
+        </w:rPr>
+        <w:t>Profile Component — Robust fallback handling under missing or null claims using bUnit</w:t>
+      </w:r>
+    </w:p>
+    <w:p>
+      <w:pPr>
+        <w:numPr>
+          <w:ilvl w:val="1"/>
+          <w:numId w:val="3"/>
+        </w:numPr>
+        <w:spacing w:before="240" w:after="240"/>
+        <w:jc w:val="both"/>
+        <w:rPr>
+          <w:lang w:val="en-US"/>
+        </w:rPr>
+      </w:pPr>
+      <w:r>
+        <w:rPr>
+          <w:i/>
+          <w:iCs/>
+          <w:lang w:val="en-US"/>
+        </w:rPr>
+        <w:t>Target Execution Flow:</w:t>
+      </w:r>
+      <w:r>
+        <w:rPr>
+          <w:lang w:val="en-US"/>
+        </w:rPr>
+        <w:t xml:space="preserve"> The component initializes under an unexpected context where the authentication state is active but user claims (such as the username or avatar path) are completely null or missing.</w:t>
+      </w:r>
+    </w:p>
+    <w:p>
+      <w:pPr>
+        <w:numPr>
+          <w:ilvl w:val="1"/>
+          <w:numId w:val="3"/>
+        </w:numPr>
+        <w:spacing w:before="240" w:after="240"/>
+        <w:jc w:val="both"/>
+        <w:rPr>
+          <w:lang w:val="en-US"/>
+        </w:rPr>
+      </w:pPr>
+      <w:r>
+        <w:rPr>
+          <w:i/>
+          <w:iCs/>
+          <w:lang w:val="en-US"/>
+        </w:rPr>
+        <w:lastRenderedPageBreak/>
+        <w:t>Expected Outcome:</w:t>
+      </w:r>
+      <w:r>
+        <w:rPr>
+          <w:lang w:val="en-US"/>
+        </w:rPr>
+        <w:t xml:space="preserve"> The system captures the missing data gracefully, </w:t>
+      </w:r>
+      <w:r>
+        <w:rPr>
+          <w:lang w:val="en-US"/>
+        </w:rPr>
+        <w:t>using</w:t>
+      </w:r>
+      <w:r>
+        <w:rPr>
+          <w:lang w:val="en-US"/>
+        </w:rPr>
+        <w:t xml:space="preserve"> </w:t>
+      </w:r>
+      <w:r>
+        <w:rPr>
+          <w:lang w:val="en-US"/>
+        </w:rPr>
+        <w:t>safe default null-coalescing values to render placeholder strings like "Unknown User" and loading a fallback local asset avatar, preventing a component crash.</w:t>
+      </w:r>
+    </w:p>
+    <w:p>
+      <w:pPr>
         <w:numPr>
           <w:ilvl w:val="0"/>
-          <w:numId w:val="2"/>
+          <w:numId w:val="3"/>
         </w:numPr>
         <w:spacing w:before="240" w:after="240"/>
         <w:jc w:val="both"/>
-      </w:pPr>
-      <w:r>
-        <w:rPr>
-          <w:b/>
-          <w:bCs/>
-        </w:rPr>
-        <w:t>Persistence Interaction</w:t>
-      </w:r>
-      <w:r>
-        <w:t>: The PersistenceStep correctly invokes the repository's saving methods to ensure that both user inputs and bot responses are stored in the database.</w:t>
-      </w:r>
-    </w:p>
-    <w:p>
-      <w:pPr>
-        <w:pStyle w:val="ListParagraph"/>
+        <w:rPr>
+          <w:lang w:val="en-US"/>
+        </w:rPr>
+      </w:pPr>
+      <w:r>
+        <w:rPr>
+          <w:b/>
+          <w:bCs/>
+          <w:lang w:val="en-US"/>
+        </w:rPr>
+        <w:t>Profile Component — Conditional email masking logic based on component state using bUnit</w:t>
+      </w:r>
+    </w:p>
+    <w:p>
+      <w:pPr>
+        <w:numPr>
+          <w:ilvl w:val="1"/>
+          <w:numId w:val="3"/>
+        </w:numPr>
+        <w:spacing w:before="240" w:after="240"/>
+        <w:jc w:val="both"/>
+        <w:rPr>
+          <w:lang w:val="en-US"/>
+        </w:rPr>
+      </w:pPr>
+      <w:r>
+        <w:rPr>
+          <w:i/>
+          <w:iCs/>
+          <w:lang w:val="en-US"/>
+        </w:rPr>
+        <w:t>Target Execution Flow:</w:t>
+      </w:r>
+      <w:r>
+        <w:rPr>
+          <w:lang w:val="en-US"/>
+        </w:rPr>
+        <w:t xml:space="preserve"> The component is rendered with an initial hidden email flag, after which a simulated user click event is triggered on the "Reveal" interactive action link.</w:t>
+      </w:r>
+    </w:p>
+    <w:p>
+      <w:pPr>
+        <w:numPr>
+          <w:ilvl w:val="1"/>
+          <w:numId w:val="3"/>
+        </w:numPr>
+        <w:spacing w:before="240" w:after="240"/>
+        <w:jc w:val="both"/>
+        <w:rPr>
+          <w:lang w:val="en-US"/>
+        </w:rPr>
+      </w:pPr>
+      <w:r>
+        <w:rPr>
+          <w:i/>
+          <w:iCs/>
+          <w:lang w:val="en-US"/>
+        </w:rPr>
+        <w:t>Expected Outcome:</w:t>
+      </w:r>
+      <w:r>
+        <w:rPr>
+          <w:lang w:val="en-US"/>
+        </w:rPr>
+        <w:t xml:space="preserve"> The component successfully executes its internal visibility toggle logic, dynamically updating the virtual DOM to transition the rendered text node from a masked string of asterisks into the full, clear-text email address.</w:t>
+      </w:r>
+    </w:p>
+    <w:p>
+      <w:pPr>
         <w:numPr>
           <w:ilvl w:val="0"/>
-          <w:numId w:val="2"/>
+          <w:numId w:val="3"/>
         </w:numPr>
         <w:spacing w:before="240" w:after="240"/>
         <w:jc w:val="both"/>
-      </w:pPr>
-      <w:r>
-        <w:rPr>
-          <w:b/>
-          <w:bCs/>
-        </w:rPr>
-        <w:t>Input Validation &amp; Error Handling</w:t>
-      </w:r>
-      <w:r>
-        <w:t>: The system gracefully handles unrecognized commands or empty inputs by returning a predefined "unrecognized command" message or a list of valid options.</w:t>
-      </w:r>
-    </w:p>
-    <w:p>
-      <w:pPr>
-        <w:pStyle w:val="ListParagraph"/>
-        <w:spacing w:before="240" w:after="240"/>
-        <w:jc w:val="both"/>
-      </w:pPr>
+        <w:rPr>
+          <w:lang w:val="en-US"/>
+        </w:rPr>
+      </w:pPr>
+      <w:r>
+        <w:rPr>
+          <w:b/>
+          <w:bCs/>
+          <w:lang w:val="en-US"/>
+        </w:rPr>
+        <w:t>Profile Component — Verification of input validation failures during profile modifications using bUnit</w:t>
+      </w:r>
+    </w:p>
+    <w:p>
+      <w:pPr>
+        <w:numPr>
+          <w:ilvl w:val="1"/>
+          <w:numId w:val="3"/>
+        </w:numPr>
+        <w:spacing w:before="240" w:after="240"/>
+        <w:jc w:val="both"/>
+        <w:rPr>
+          <w:lang w:val="en-US"/>
+        </w:rPr>
+      </w:pPr>
+      <w:r>
+        <w:rPr>
+          <w:i/>
+          <w:iCs/>
+          <w:lang w:val="en-US"/>
+        </w:rPr>
+        <w:t>Target Execution Flow:</w:t>
+      </w:r>
+      <w:r>
+        <w:rPr>
+          <w:lang w:val="en-US"/>
+        </w:rPr>
+        <w:t xml:space="preserve"> A user interacts with the profile editing fields and attempts to submit an unexpected input payload, such as a completely malformed email address or an empty username string.</w:t>
+      </w:r>
+    </w:p>
+    <w:p>
+      <w:pPr>
+        <w:numPr>
+          <w:ilvl w:val="1"/>
+          <w:numId w:val="3"/>
+        </w:numPr>
+        <w:spacing w:before="240" w:after="240"/>
+        <w:jc w:val="both"/>
+        <w:rPr>
+          <w:lang w:val="en-US"/>
+        </w:rPr>
+      </w:pPr>
+      <w:r>
+        <w:rPr>
+          <w:i/>
+          <w:iCs/>
+          <w:lang w:val="en-US"/>
+        </w:rPr>
+        <w:t>Expected Outcome:</w:t>
+      </w:r>
+      <w:r>
+        <w:rPr>
+          <w:lang w:val="en-US"/>
+        </w:rPr>
+        <w:t xml:space="preserve"> The component's internal Blazor EditContext catches the validation breach immediately, updates the DOM to display localized validation warning messages under the inputs, and strictly blocks the execution of any API submission callbacks.</w:t>
+      </w:r>
+    </w:p>
+    <w:p>
+      <w:pPr>
+        <w:numPr>
+          <w:ilvl w:val="0"/>
+          <w:numId w:val="3"/>
+        </w:numPr>
+        <w:spacing w:before="240" w:after="240"/>
+        <w:jc w:val="both"/>
+        <w:rPr>
+          <w:lang w:val="en-US"/>
+        </w:rPr>
+      </w:pPr>
+      <w:r>
+        <w:rPr>
+          <w:b/>
+          <w:bCs/>
+          <w:lang w:val="en-US"/>
+        </w:rPr>
+        <w:t>Message Stream Component — Nominal rendering of a chronological message history using bUnit</w:t>
+      </w:r>
+    </w:p>
+    <w:p>
+      <w:pPr>
+        <w:numPr>
+          <w:ilvl w:val="1"/>
+          <w:numId w:val="3"/>
+        </w:numPr>
+        <w:spacing w:before="240" w:after="240"/>
+        <w:jc w:val="both"/>
+        <w:rPr>
+          <w:lang w:val="en-US"/>
+        </w:rPr>
+      </w:pPr>
+      <w:r>
+        <w:rPr>
+          <w:i/>
+          <w:iCs/>
+          <w:lang w:val="en-US"/>
+        </w:rPr>
+        <w:t>Target Execution Flow:</w:t>
+      </w:r>
+      <w:r>
+        <w:rPr>
+          <w:lang w:val="en-US"/>
+        </w:rPr>
+        <w:t xml:space="preserve"> The chat interface component is supplied with a populated collection of message data objects representing an active conversation containing alternating user inputs and automated bot responses.</w:t>
+      </w:r>
+    </w:p>
+    <w:p>
+      <w:pPr>
+        <w:numPr>
+          <w:ilvl w:val="1"/>
+          <w:numId w:val="3"/>
+        </w:numPr>
+        <w:spacing w:before="240" w:after="240"/>
+        <w:jc w:val="both"/>
+        <w:rPr>
+          <w:lang w:val="en-US"/>
+        </w:rPr>
+      </w:pPr>
+      <w:r>
+        <w:rPr>
+          <w:i/>
+          <w:iCs/>
+          <w:lang w:val="en-US"/>
+        </w:rPr>
+        <w:t>Expected Outcome:</w:t>
+      </w:r>
+      <w:r>
+        <w:rPr>
+          <w:lang w:val="en-US"/>
+        </w:rPr>
+        <w:t xml:space="preserve"> The bUnit framework evaluates the rendered markup to confirm that messages are ordered chronologically and that distinct visual styles or CSS classes are applied contextually based on whether the sender is a human user or the bot engine.</w:t>
+      </w:r>
+    </w:p>
+    <w:p>
+      <w:pPr>
+        <w:numPr>
+          <w:ilvl w:val="0"/>
+          <w:numId w:val="3"/>
+        </w:numPr>
+        <w:spacing w:before="240" w:after="240"/>
+        <w:jc w:val="both"/>
+        <w:rPr>
+          <w:lang w:val="en-US"/>
+        </w:rPr>
+      </w:pPr>
+      <w:r>
+        <w:rPr>
+          <w:b/>
+          <w:bCs/>
+          <w:lang w:val="en-US"/>
+        </w:rPr>
+        <w:t>Message Stream Component — Graceful handling of empty or corrupted message data arrays using bUnit</w:t>
+      </w:r>
+    </w:p>
+    <w:p>
+      <w:pPr>
+        <w:numPr>
+          <w:ilvl w:val="1"/>
+          <w:numId w:val="3"/>
+        </w:numPr>
+        <w:spacing w:before="240" w:after="240"/>
+        <w:jc w:val="both"/>
+        <w:rPr>
+          <w:lang w:val="en-US"/>
+        </w:rPr>
+      </w:pPr>
+      <w:r>
+        <w:rPr>
+          <w:i/>
+          <w:iCs/>
+          <w:lang w:val="en-US"/>
+        </w:rPr>
+        <w:t>Target Execution Flow:</w:t>
+      </w:r>
+      <w:r>
+        <w:rPr>
+          <w:lang w:val="en-US"/>
+        </w:rPr>
+        <w:t xml:space="preserve"> The chat interface is initialized or forced to re-render when the message array passed down from the parent container is entirely empty or passed as a null reference.</w:t>
+      </w:r>
+    </w:p>
+    <w:p>
+      <w:pPr>
+        <w:numPr>
+          <w:ilvl w:val="1"/>
+          <w:numId w:val="3"/>
+        </w:numPr>
+        <w:spacing w:before="240" w:after="240"/>
+        <w:jc w:val="both"/>
+        <w:rPr>
+          <w:lang w:val="en-US"/>
+        </w:rPr>
+      </w:pPr>
+      <w:r>
+        <w:rPr>
+          <w:i/>
+          <w:iCs/>
+          <w:lang w:val="en-US"/>
+        </w:rPr>
+        <w:t>Expected Outcome:</w:t>
+      </w:r>
+      <w:r>
+        <w:rPr>
+          <w:lang w:val="en-US"/>
+        </w:rPr>
+        <w:t xml:space="preserve"> The component safely intercepts the null state, avoids throwing a rendering lifecycle exception, and outputs a clean, user-friendly empty state graphic encouraging the user to initiate a conversation.</w:t>
+      </w:r>
+    </w:p>
+    <w:p>
+      <w:pPr>
+        <w:spacing w:before="240" w:after="240"/>
+        <w:jc w:val="both"/>
+        <w:rPr>
+          <w:b/>
+          <w:bCs/>
+          <w:lang w:val="en-US"/>
+        </w:rPr>
+      </w:pPr>
+      <w:r>
+        <w:rPr>
+          <w:b/>
+          <w:bCs/>
+          <w:lang w:val="en-US"/>
+        </w:rPr>
+        <w:lastRenderedPageBreak/>
+        <w:t>Server-Side Test Scenarios</w:t>
+      </w:r>
+    </w:p>
+    <w:p>
+      <w:pPr>
+        <w:numPr>
+          <w:ilvl w:val="0"/>
+          <w:numId w:val="4"/>
+        </w:numPr>
+        <w:spacing w:before="240" w:after="240"/>
+        <w:jc w:val="both"/>
+        <w:rPr>
+          <w:lang w:val="en-US"/>
+        </w:rPr>
+      </w:pPr>
+      <w:r>
+        <w:rPr>
+          <w:b/>
+          <w:bCs/>
+          <w:lang w:val="en-US"/>
+        </w:rPr>
+        <w:t>AuthService — Nominal login resolution with a mocked Password Hasher via NSubstitute</w:t>
+      </w:r>
+    </w:p>
+    <w:p>
+      <w:pPr>
+        <w:numPr>
+          <w:ilvl w:val="1"/>
+          <w:numId w:val="4"/>
+        </w:numPr>
+        <w:spacing w:before="240" w:after="240"/>
+        <w:jc w:val="both"/>
+        <w:rPr>
+          <w:lang w:val="en-US"/>
+        </w:rPr>
+      </w:pPr>
+      <w:r>
+        <w:rPr>
+          <w:i/>
+          <w:iCs/>
+          <w:lang w:val="en-US"/>
+        </w:rPr>
+        <w:t>Target Execution Flow:</w:t>
+      </w:r>
+      <w:r>
+        <w:rPr>
+          <w:lang w:val="en-US"/>
+        </w:rPr>
+        <w:t xml:space="preserve"> A login request containing valid user credentials hits the authentication service, which relies on an NSubstitute mock of the password hashing infrastructure to validate the credentials against the data record.</w:t>
+      </w:r>
+    </w:p>
+    <w:p>
+      <w:pPr>
+        <w:numPr>
+          <w:ilvl w:val="1"/>
+          <w:numId w:val="4"/>
+        </w:numPr>
+        <w:spacing w:before="240" w:after="240"/>
+        <w:jc w:val="both"/>
+        <w:rPr>
+          <w:lang w:val="en-US"/>
+        </w:rPr>
+      </w:pPr>
+      <w:r>
+        <w:rPr>
+          <w:i/>
+          <w:iCs/>
+          <w:lang w:val="en-US"/>
+        </w:rPr>
+        <w:t>Expected Outcome:</w:t>
+      </w:r>
+      <w:r>
+        <w:rPr>
+          <w:lang w:val="en-US"/>
+        </w:rPr>
+        <w:t xml:space="preserve"> The service successfully matches the password verification result, triggers the token generation component exactly once, and yields a successful authentication response package containing the final JSON Web Token.</w:t>
+      </w:r>
+    </w:p>
+    <w:p>
+      <w:pPr>
+        <w:numPr>
+          <w:ilvl w:val="0"/>
+          <w:numId w:val="4"/>
+        </w:numPr>
+        <w:spacing w:before="240" w:after="240"/>
+        <w:jc w:val="both"/>
+        <w:rPr>
+          <w:lang w:val="en-US"/>
+        </w:rPr>
+      </w:pPr>
+      <w:r>
+        <w:rPr>
+          <w:b/>
+          <w:bCs/>
+          <w:lang w:val="en-US"/>
+        </w:rPr>
+        <w:t>AuthService — Exceptional login rejection for incorrect user credentials via xUnit</w:t>
+      </w:r>
+    </w:p>
+    <w:p>
+      <w:pPr>
+        <w:numPr>
+          <w:ilvl w:val="1"/>
+          <w:numId w:val="4"/>
+        </w:numPr>
+        <w:spacing w:before="240" w:after="240"/>
+        <w:jc w:val="both"/>
+        <w:rPr>
+          <w:lang w:val="en-US"/>
+        </w:rPr>
+      </w:pPr>
+      <w:r>
+        <w:rPr>
+          <w:i/>
+          <w:iCs/>
+          <w:lang w:val="en-US"/>
+        </w:rPr>
+        <w:t>Target Execution Flow:</w:t>
+      </w:r>
+      <w:r>
+        <w:rPr>
+          <w:lang w:val="en-US"/>
+        </w:rPr>
+        <w:t xml:space="preserve"> The login validation method is executed with an invalid password payload for an existing user account, with the password hasher dependency configured via NSubstitute to return a failed verification state.</w:t>
+      </w:r>
+    </w:p>
+    <w:p>
+      <w:pPr>
+        <w:numPr>
+          <w:ilvl w:val="1"/>
+          <w:numId w:val="4"/>
+        </w:numPr>
+        <w:spacing w:before="240" w:after="240"/>
+        <w:jc w:val="both"/>
+        <w:rPr>
+          <w:lang w:val="en-US"/>
+        </w:rPr>
+      </w:pPr>
+      <w:r>
+        <w:rPr>
+          <w:i/>
+          <w:iCs/>
+          <w:lang w:val="en-US"/>
+        </w:rPr>
+        <w:t>Expected Outcome:</w:t>
+      </w:r>
+      <w:r>
+        <w:rPr>
+          <w:lang w:val="en-US"/>
+        </w:rPr>
+        <w:t xml:space="preserve"> The internal business logic intercepts the verification failure, short-circuits the execution pipeline before token generation can occur, and returns an unauthorized status flag paired with an explicit error message.</w:t>
+      </w:r>
+    </w:p>
+    <w:p>
+      <w:pPr>
+        <w:numPr>
+          <w:ilvl w:val="0"/>
+          <w:numId w:val="4"/>
+        </w:numPr>
+        <w:spacing w:before="240" w:after="240"/>
+        <w:jc w:val="both"/>
+        <w:rPr>
+          <w:lang w:val="en-US"/>
+        </w:rPr>
+      </w:pPr>
+      <w:r>
+        <w:rPr>
+          <w:b/>
+          <w:bCs/>
+          <w:lang w:val="en-US"/>
+        </w:rPr>
+        <w:t>AccountController — Nominal handling of a valid password modification request via xUnit</w:t>
+      </w:r>
+    </w:p>
+    <w:p>
+      <w:pPr>
+        <w:numPr>
+          <w:ilvl w:val="1"/>
+          <w:numId w:val="4"/>
+        </w:numPr>
+        <w:spacing w:before="240" w:after="240"/>
+        <w:jc w:val="both"/>
+        <w:rPr>
+          <w:lang w:val="en-US"/>
+        </w:rPr>
+      </w:pPr>
+      <w:r>
+        <w:rPr>
+          <w:i/>
+          <w:iCs/>
+          <w:lang w:val="en-US"/>
+        </w:rPr>
+        <w:t>Target Execution Flow:</w:t>
+      </w:r>
+      <w:r>
+        <w:rPr>
+          <w:lang w:val="en-US"/>
+        </w:rPr>
+        <w:t xml:space="preserve"> An authorized password update action is dispatched to the controller containing a structurally correct and strong password model payload that meets all complexity criteria.</w:t>
+      </w:r>
+    </w:p>
+    <w:p>
+      <w:pPr>
+        <w:numPr>
+          <w:ilvl w:val="1"/>
+          <w:numId w:val="4"/>
+        </w:numPr>
+        <w:spacing w:before="240" w:after="240"/>
+        <w:jc w:val="both"/>
+        <w:rPr>
+          <w:lang w:val="en-US"/>
+        </w:rPr>
+      </w:pPr>
+      <w:r>
+        <w:rPr>
+          <w:i/>
+          <w:iCs/>
+          <w:lang w:val="en-US"/>
+        </w:rPr>
+        <w:t>Expected Outcome:</w:t>
+      </w:r>
+      <w:r>
+        <w:rPr>
+          <w:lang w:val="en-US"/>
+        </w:rPr>
+        <w:t xml:space="preserve"> The controller passes model state checks, invokes the underlying application domain service layer seamlessly, and returns a standard successful response indicating the profile update has been completed.</w:t>
+      </w:r>
+    </w:p>
+    <w:p>
+      <w:pPr>
+        <w:numPr>
+          <w:ilvl w:val="0"/>
+          <w:numId w:val="4"/>
+        </w:numPr>
+        <w:spacing w:before="240" w:after="240"/>
+        <w:jc w:val="both"/>
+        <w:rPr>
+          <w:lang w:val="en-US"/>
+        </w:rPr>
+      </w:pPr>
+      <w:r>
+        <w:rPr>
+          <w:b/>
+          <w:bCs/>
+          <w:lang w:val="en-US"/>
+        </w:rPr>
+        <w:t>AccountController — Exceptional password modification under invalid validation states via xUnit</w:t>
+      </w:r>
+    </w:p>
+    <w:p>
+      <w:pPr>
+        <w:numPr>
+          <w:ilvl w:val="1"/>
+          <w:numId w:val="4"/>
+        </w:numPr>
+        <w:spacing w:before="240" w:after="240"/>
+        <w:jc w:val="both"/>
+        <w:rPr>
+          <w:lang w:val="en-US"/>
+        </w:rPr>
+      </w:pPr>
+      <w:r>
+        <w:rPr>
+          <w:i/>
+          <w:iCs/>
+          <w:lang w:val="en-US"/>
+        </w:rPr>
+        <w:t>Target Execution Flow:</w:t>
+      </w:r>
+      <w:r>
+        <w:rPr>
+          <w:lang w:val="en-US"/>
+        </w:rPr>
+        <w:t xml:space="preserve"> A password update action is dispatched to the controller layer, but the input model parameters fail the core structural validation checks, such as supplying an empty string or a weak pattern for the new password.</w:t>
+      </w:r>
+    </w:p>
+    <w:p>
+      <w:pPr>
+        <w:numPr>
+          <w:ilvl w:val="1"/>
+          <w:numId w:val="4"/>
+        </w:numPr>
+        <w:spacing w:before="240" w:after="240"/>
+        <w:jc w:val="both"/>
+        <w:rPr>
+          <w:lang w:val="en-US"/>
+        </w:rPr>
+      </w:pPr>
+      <w:r>
+        <w:rPr>
+          <w:i/>
+          <w:iCs/>
+          <w:lang w:val="en-US"/>
+        </w:rPr>
+        <w:t>Expected Outcome:</w:t>
+      </w:r>
+      <w:r>
+        <w:rPr>
+          <w:lang w:val="en-US"/>
+        </w:rPr>
+        <w:t xml:space="preserve"> The controller's validation layer catches the malformed request automatically using xUnit's testing framework constraints, blocking the execution from reaching the underlying service layer and enforcing a bad request response.</w:t>
+      </w:r>
+    </w:p>
+    <w:p>
+      <w:pPr>
+        <w:numPr>
+          <w:ilvl w:val="0"/>
+          <w:numId w:val="4"/>
+        </w:numPr>
+        <w:spacing w:before="240" w:after="240"/>
+        <w:jc w:val="both"/>
+        <w:rPr>
+          <w:lang w:val="en-US"/>
+        </w:rPr>
+      </w:pPr>
+      <w:r>
+        <w:rPr>
+          <w:b/>
+          <w:bCs/>
+          <w:lang w:val="en-US"/>
+        </w:rPr>
+        <w:lastRenderedPageBreak/>
+        <w:t>BotEngine — Nominal validation and execution routing of a registered slash command via xUnit</w:t>
+      </w:r>
+    </w:p>
+    <w:p>
+      <w:pPr>
+        <w:numPr>
+          <w:ilvl w:val="1"/>
+          <w:numId w:val="4"/>
+        </w:numPr>
+        <w:spacing w:before="240" w:after="240"/>
+        <w:jc w:val="both"/>
+        <w:rPr>
+          <w:lang w:val="en-US"/>
+        </w:rPr>
+      </w:pPr>
+      <w:r>
+        <w:rPr>
+          <w:i/>
+          <w:iCs/>
+          <w:lang w:val="en-US"/>
+        </w:rPr>
+        <w:t>Target Execution Flow:</w:t>
+      </w:r>
+      <w:r>
+        <w:rPr>
+          <w:lang w:val="en-US"/>
+        </w:rPr>
+        <w:t xml:space="preserve"> An incoming message string prefixed with a legitimate command token (such as /joke or /trivia) is processed by the application's central command routing module.</w:t>
+      </w:r>
+    </w:p>
+    <w:p>
+      <w:pPr>
+        <w:numPr>
+          <w:ilvl w:val="1"/>
+          <w:numId w:val="4"/>
+        </w:numPr>
+        <w:spacing w:before="240" w:after="240"/>
+        <w:jc w:val="both"/>
+        <w:rPr>
+          <w:lang w:val="en-US"/>
+        </w:rPr>
+      </w:pPr>
+      <w:r>
+        <w:rPr>
+          <w:i/>
+          <w:iCs/>
+          <w:lang w:val="en-US"/>
+        </w:rPr>
+        <w:t>Expected Outcome:</w:t>
+      </w:r>
+      <w:r>
+        <w:rPr>
+          <w:lang w:val="en-US"/>
+        </w:rPr>
+        <w:t xml:space="preserve"> The core engine successfully parses the command string, bypasses standard natural language text processing, maps the input to the appropriate command handler instance, and returns a valid executable task.</w:t>
+      </w:r>
+    </w:p>
+    <w:p>
+      <w:pPr>
+        <w:numPr>
+          <w:ilvl w:val="0"/>
+          <w:numId w:val="4"/>
+        </w:numPr>
+        <w:spacing w:before="240" w:after="240"/>
+        <w:jc w:val="both"/>
+        <w:rPr>
+          <w:lang w:val="en-US"/>
+        </w:rPr>
+      </w:pPr>
+      <w:r>
+        <w:rPr>
+          <w:b/>
+          <w:bCs/>
+          <w:lang w:val="en-US"/>
+        </w:rPr>
+        <w:t>BotEngine — Exceptional handling of an unrecognized or malformed slash command input via xUnit</w:t>
+      </w:r>
+    </w:p>
+    <w:p>
+      <w:pPr>
+        <w:numPr>
+          <w:ilvl w:val="1"/>
+          <w:numId w:val="4"/>
+        </w:numPr>
+        <w:spacing w:before="240" w:after="240"/>
+        <w:jc w:val="both"/>
+        <w:rPr>
+          <w:lang w:val="en-US"/>
+        </w:rPr>
+      </w:pPr>
+      <w:r>
+        <w:rPr>
+          <w:i/>
+          <w:iCs/>
+          <w:lang w:val="en-US"/>
+        </w:rPr>
+        <w:t>Target Execution Flow:</w:t>
+      </w:r>
+      <w:r>
+        <w:rPr>
+          <w:lang w:val="en-US"/>
+        </w:rPr>
+        <w:t xml:space="preserve"> The command processor is forced to evaluate an unexpected input vector, such as an unknown token command like /invalidcommand or a string composed entirely of empty spaces.</w:t>
+      </w:r>
+    </w:p>
+    <w:p>
+      <w:pPr>
+        <w:numPr>
+          <w:ilvl w:val="1"/>
+          <w:numId w:val="4"/>
+        </w:numPr>
+        <w:spacing w:before="240" w:after="240"/>
+        <w:jc w:val="both"/>
+        <w:rPr>
+          <w:lang w:val="en-US"/>
+        </w:rPr>
+      </w:pPr>
+      <w:r>
+        <w:rPr>
+          <w:i/>
+          <w:iCs/>
+          <w:lang w:val="en-US"/>
+        </w:rPr>
+        <w:t>Expected Outcome:</w:t>
+      </w:r>
+      <w:r>
+        <w:rPr>
+          <w:lang w:val="en-US"/>
+        </w:rPr>
+        <w:t xml:space="preserve"> The routing matrix flags the command prefix as unregistered or invalid, refuses to spin up a command handler instance, and gracefully redirects the output stream to a fallback response handler that warns the user about the syntax error.</w:t>
+      </w:r>
+    </w:p>
+    <w:p>
+      <w:pPr>
+        <w:spacing w:before="240" w:after="240"/>
+        <w:jc w:val="both"/>
+      </w:pPr>
+    </w:p>
+    <w:p>
+      <w:pPr>
+        <w:spacing w:before="240" w:after="240"/>
+        <w:ind w:firstLine="720"/>
+        <w:jc w:val="both"/>
+      </w:pPr>
+      <w:r>
+        <w:t>The successful execution of this unit testing suite yields an absolute success rate, establishing a verified baseline of stability for both the .NET server processing routines and the Blazor WebAssembly frontend components. This granular level of validation ensures that core computational units and isolated user interface elements operate flawlessly, minimizing regression risks during subsequent implementation and deployment phases.</w:t>
+      </w:r>
     </w:p>
     <w:p>
       <w:pPr>
@@ -3233,6 +4139,7 @@
       <w:bookmarkStart w:id="13" w:name="_1we2sw3db6i1" w:colFirst="0" w:colLast="0"/>
       <w:bookmarkEnd w:id="13"/>
       <w:r>
+        <w:lastRenderedPageBreak/>
         <w:t>5. Construction and Transition</w:t>
       </w:r>
     </w:p>
@@ -3263,7 +4170,6 @@
       <w:bookmarkStart w:id="15" w:name="_ytzpv1se71cx" w:colFirst="0" w:colLast="0"/>
       <w:bookmarkEnd w:id="15"/>
       <w:r>
-        <w:lastRenderedPageBreak/>
         <w:t>5.2 Future Improvements</w:t>
       </w:r>
     </w:p>
@@ -3425,6 +4331,155 @@
     </w:lvl>
   </w:abstractNum>
   <w:abstractNum w:abstractNumId="1" w15:restartNumberingAfterBreak="0">
+    <w:nsid w:val="40CE55D8"/>
+    <w:multiLevelType w:val="multilevel"/>
+    <w:tmpl w:val="2F8EE98A"/>
+    <w:lvl w:ilvl="0">
+      <w:start w:val="1"/>
+      <w:numFmt w:val="bullet"/>
+      <w:lvlText w:val=""/>
+      <w:lvlJc w:val="left"/>
+      <w:pPr>
+        <w:tabs>
+          <w:tab w:val="num" w:pos="720"/>
+        </w:tabs>
+        <w:ind w:left="720" w:hanging="360"/>
+      </w:pPr>
+      <w:rPr>
+        <w:rFonts w:ascii="Symbol" w:hAnsi="Symbol" w:hint="default"/>
+        <w:sz w:val="20"/>
+      </w:rPr>
+    </w:lvl>
+    <w:lvl w:ilvl="1">
+      <w:start w:val="1"/>
+      <w:numFmt w:val="bullet"/>
+      <w:lvlText w:val="o"/>
+      <w:lvlJc w:val="left"/>
+      <w:pPr>
+        <w:tabs>
+          <w:tab w:val="num" w:pos="1440"/>
+        </w:tabs>
+        <w:ind w:left="1440" w:hanging="360"/>
+      </w:pPr>
+      <w:rPr>
+        <w:rFonts w:ascii="Courier New" w:hAnsi="Courier New" w:hint="default"/>
+        <w:sz w:val="20"/>
+      </w:rPr>
+    </w:lvl>
+    <w:lvl w:ilvl="2" w:tentative="1">
+      <w:start w:val="1"/>
+      <w:numFmt w:val="bullet"/>
+      <w:lvlText w:val=""/>
+      <w:lvlJc w:val="left"/>
+      <w:pPr>
+        <w:tabs>
+          <w:tab w:val="num" w:pos="2160"/>
+        </w:tabs>
+        <w:ind w:left="2160" w:hanging="360"/>
+      </w:pPr>
+      <w:rPr>
+        <w:rFonts w:ascii="Wingdings" w:hAnsi="Wingdings" w:hint="default"/>
+        <w:sz w:val="20"/>
+      </w:rPr>
+    </w:lvl>
+    <w:lvl w:ilvl="3" w:tentative="1">
+      <w:start w:val="1"/>
+      <w:numFmt w:val="bullet"/>
+      <w:lvlText w:val=""/>
+      <w:lvlJc w:val="left"/>
+      <w:pPr>
+        <w:tabs>
+          <w:tab w:val="num" w:pos="2880"/>
+        </w:tabs>
+        <w:ind w:left="2880" w:hanging="360"/>
+      </w:pPr>
+      <w:rPr>
+        <w:rFonts w:ascii="Wingdings" w:hAnsi="Wingdings" w:hint="default"/>
+        <w:sz w:val="20"/>
+      </w:rPr>
+    </w:lvl>
+    <w:lvl w:ilvl="4" w:tentative="1">
+      <w:start w:val="1"/>
+      <w:numFmt w:val="bullet"/>
+      <w:lvlText w:val=""/>
+      <w:lvlJc w:val="left"/>
+      <w:pPr>
+        <w:tabs>
+          <w:tab w:val="num" w:pos="3600"/>
+        </w:tabs>
+        <w:ind w:left="3600" w:hanging="360"/>
+      </w:pPr>
+      <w:rPr>
+        <w:rFonts w:ascii="Wingdings" w:hAnsi="Wingdings" w:hint="default"/>
+        <w:sz w:val="20"/>
+      </w:rPr>
+    </w:lvl>
+    <w:lvl w:ilvl="5" w:tentative="1">
+      <w:start w:val="1"/>
+      <w:numFmt w:val="bullet"/>
+      <w:lvlText w:val=""/>
+      <w:lvlJc w:val="left"/>
+      <w:pPr>
+        <w:tabs>
+          <w:tab w:val="num" w:pos="4320"/>
+        </w:tabs>
+        <w:ind w:left="4320" w:hanging="360"/>
+      </w:pPr>
+      <w:rPr>
+        <w:rFonts w:ascii="Wingdings" w:hAnsi="Wingdings" w:hint="default"/>
+        <w:sz w:val="20"/>
+      </w:rPr>
+    </w:lvl>
+    <w:lvl w:ilvl="6" w:tentative="1">
+      <w:start w:val="1"/>
+      <w:numFmt w:val="bullet"/>
+      <w:lvlText w:val=""/>
+      <w:lvlJc w:val="left"/>
+      <w:pPr>
+        <w:tabs>
+          <w:tab w:val="num" w:pos="5040"/>
+        </w:tabs>
+        <w:ind w:left="5040" w:hanging="360"/>
+      </w:pPr>
+      <w:rPr>
+        <w:rFonts w:ascii="Wingdings" w:hAnsi="Wingdings" w:hint="default"/>
+        <w:sz w:val="20"/>
+      </w:rPr>
+    </w:lvl>
+    <w:lvl w:ilvl="7" w:tentative="1">
+      <w:start w:val="1"/>
+      <w:numFmt w:val="bullet"/>
+      <w:lvlText w:val=""/>
+      <w:lvlJc w:val="left"/>
+      <w:pPr>
+        <w:tabs>
+          <w:tab w:val="num" w:pos="5760"/>
+        </w:tabs>
+        <w:ind w:left="5760" w:hanging="360"/>
+      </w:pPr>
+      <w:rPr>
+        <w:rFonts w:ascii="Wingdings" w:hAnsi="Wingdings" w:hint="default"/>
+        <w:sz w:val="20"/>
+      </w:rPr>
+    </w:lvl>
+    <w:lvl w:ilvl="8" w:tentative="1">
+      <w:start w:val="1"/>
+      <w:numFmt w:val="bullet"/>
+      <w:lvlText w:val=""/>
+      <w:lvlJc w:val="left"/>
+      <w:pPr>
+        <w:tabs>
+          <w:tab w:val="num" w:pos="6480"/>
+        </w:tabs>
+        <w:ind w:left="6480" w:hanging="360"/>
+      </w:pPr>
+      <w:rPr>
+        <w:rFonts w:ascii="Wingdings" w:hAnsi="Wingdings" w:hint="default"/>
+        <w:sz w:val="20"/>
+      </w:rPr>
+    </w:lvl>
+  </w:abstractNum>
+  <w:abstractNum w:abstractNumId="2" w15:restartNumberingAfterBreak="0">
     <w:nsid w:val="4D5875C5"/>
     <w:multiLevelType w:val="hybridMultilevel"/>
     <w:tmpl w:val="CB0ABA46"/>
@@ -3537,11 +4592,166 @@
       </w:rPr>
     </w:lvl>
   </w:abstractNum>
+  <w:abstractNum w:abstractNumId="3" w15:restartNumberingAfterBreak="0">
+    <w:nsid w:val="6A9D46F2"/>
+    <w:multiLevelType w:val="multilevel"/>
+    <w:tmpl w:val="F8101A90"/>
+    <w:lvl w:ilvl="0">
+      <w:start w:val="1"/>
+      <w:numFmt w:val="bullet"/>
+      <w:lvlText w:val=""/>
+      <w:lvlJc w:val="left"/>
+      <w:pPr>
+        <w:tabs>
+          <w:tab w:val="num" w:pos="720"/>
+        </w:tabs>
+        <w:ind w:left="720" w:hanging="360"/>
+      </w:pPr>
+      <w:rPr>
+        <w:rFonts w:ascii="Symbol" w:hAnsi="Symbol" w:hint="default"/>
+        <w:sz w:val="20"/>
+      </w:rPr>
+    </w:lvl>
+    <w:lvl w:ilvl="1">
+      <w:start w:val="1"/>
+      <w:numFmt w:val="bullet"/>
+      <w:lvlText w:val="o"/>
+      <w:lvlJc w:val="left"/>
+      <w:pPr>
+        <w:tabs>
+          <w:tab w:val="num" w:pos="1440"/>
+        </w:tabs>
+        <w:ind w:left="1440" w:hanging="360"/>
+      </w:pPr>
+      <w:rPr>
+        <w:rFonts w:ascii="Courier New" w:hAnsi="Courier New" w:hint="default"/>
+        <w:sz w:val="20"/>
+      </w:rPr>
+    </w:lvl>
+    <w:lvl w:ilvl="2" w:tentative="1">
+      <w:start w:val="1"/>
+      <w:numFmt w:val="bullet"/>
+      <w:lvlText w:val=""/>
+      <w:lvlJc w:val="left"/>
+      <w:pPr>
+        <w:tabs>
+          <w:tab w:val="num" w:pos="2160"/>
+        </w:tabs>
+        <w:ind w:left="2160" w:hanging="360"/>
+      </w:pPr>
+      <w:rPr>
+        <w:rFonts w:ascii="Wingdings" w:hAnsi="Wingdings" w:hint="default"/>
+        <w:sz w:val="20"/>
+      </w:rPr>
+    </w:lvl>
+    <w:lvl w:ilvl="3" w:tentative="1">
+      <w:start w:val="1"/>
+      <w:numFmt w:val="bullet"/>
+      <w:lvlText w:val=""/>
+      <w:lvlJc w:val="left"/>
+      <w:pPr>
+        <w:tabs>
+          <w:tab w:val="num" w:pos="2880"/>
+        </w:tabs>
+        <w:ind w:left="2880" w:hanging="360"/>
+      </w:pPr>
+      <w:rPr>
+        <w:rFonts w:ascii="Wingdings" w:hAnsi="Wingdings" w:hint="default"/>
+        <w:sz w:val="20"/>
+      </w:rPr>
+    </w:lvl>
+    <w:lvl w:ilvl="4" w:tentative="1">
+      <w:start w:val="1"/>
+      <w:numFmt w:val="bullet"/>
+      <w:lvlText w:val=""/>
+      <w:lvlJc w:val="left"/>
+      <w:pPr>
+        <w:tabs>
+          <w:tab w:val="num" w:pos="3600"/>
+        </w:tabs>
+        <w:ind w:left="3600" w:hanging="360"/>
+      </w:pPr>
+      <w:rPr>
+        <w:rFonts w:ascii="Wingdings" w:hAnsi="Wingdings" w:hint="default"/>
+        <w:sz w:val="20"/>
+      </w:rPr>
+    </w:lvl>
+    <w:lvl w:ilvl="5" w:tentative="1">
+      <w:start w:val="1"/>
+      <w:numFmt w:val="bullet"/>
+      <w:lvlText w:val=""/>
+      <w:lvlJc w:val="left"/>
+      <w:pPr>
+        <w:tabs>
+          <w:tab w:val="num" w:pos="4320"/>
+        </w:tabs>
+        <w:ind w:left="4320" w:hanging="360"/>
+      </w:pPr>
+      <w:rPr>
+        <w:rFonts w:ascii="Wingdings" w:hAnsi="Wingdings" w:hint="default"/>
+        <w:sz w:val="20"/>
+      </w:rPr>
+    </w:lvl>
+    <w:lvl w:ilvl="6" w:tentative="1">
+      <w:start w:val="1"/>
+      <w:numFmt w:val="bullet"/>
+      <w:lvlText w:val=""/>
+      <w:lvlJc w:val="left"/>
+      <w:pPr>
+        <w:tabs>
+          <w:tab w:val="num" w:pos="5040"/>
+        </w:tabs>
+        <w:ind w:left="5040" w:hanging="360"/>
+      </w:pPr>
+      <w:rPr>
+        <w:rFonts w:ascii="Wingdings" w:hAnsi="Wingdings" w:hint="default"/>
+        <w:sz w:val="20"/>
+      </w:rPr>
+    </w:lvl>
+    <w:lvl w:ilvl="7" w:tentative="1">
+      <w:start w:val="1"/>
+      <w:numFmt w:val="bullet"/>
+      <w:lvlText w:val=""/>
+      <w:lvlJc w:val="left"/>
+      <w:pPr>
+        <w:tabs>
+          <w:tab w:val="num" w:pos="5760"/>
+        </w:tabs>
+        <w:ind w:left="5760" w:hanging="360"/>
+      </w:pPr>
+      <w:rPr>
+        <w:rFonts w:ascii="Wingdings" w:hAnsi="Wingdings" w:hint="default"/>
+        <w:sz w:val="20"/>
+      </w:rPr>
+    </w:lvl>
+    <w:lvl w:ilvl="8" w:tentative="1">
+      <w:start w:val="1"/>
+      <w:numFmt w:val="bullet"/>
+      <w:lvlText w:val=""/>
+      <w:lvlJc w:val="left"/>
+      <w:pPr>
+        <w:tabs>
+          <w:tab w:val="num" w:pos="6480"/>
+        </w:tabs>
+        <w:ind w:left="6480" w:hanging="360"/>
+      </w:pPr>
+      <w:rPr>
+        <w:rFonts w:ascii="Wingdings" w:hAnsi="Wingdings" w:hint="default"/>
+        <w:sz w:val="20"/>
+      </w:rPr>
+    </w:lvl>
+  </w:abstractNum>
   <w:num w:numId="1" w16cid:durableId="1834836134">
     <w:abstractNumId w:val="0"/>
   </w:num>
   <w:num w:numId="2" w16cid:durableId="2036033985">
+    <w:abstractNumId w:val="2"/>
+  </w:num>
+  <w:num w:numId="3" w16cid:durableId="2071729352">
     <w:abstractNumId w:val="1"/>
+  </w:num>
+  <w:num w:numId="4" w16cid:durableId="851802377">
+    <w:abstractNumId w:val="3"/>
   </w:num>
 </w:numbering>
 </file>

--- a/docs/05 Project Lifecycle Documentation.docx
+++ b/docs/05 Project Lifecycle Documentation.docx
@@ -2363,12 +2363,13 @@
       <w:r>
         <w:rPr>
           <w:noProof/>
+          <w:lang w:val="en-US"/>
         </w:rPr>
         <w:drawing>
-          <wp:inline distT="0" distB="0" distL="0" distR="0" wp14:anchorId="15738664" wp14:editId="5A966E0F">
-            <wp:extent cx="6470614" cy="6283569"/>
-            <wp:effectExtent l="0" t="0" r="6985" b="3175"/>
-            <wp:docPr id="11381766" name="Picture 1"/>
+          <wp:inline distT="0" distB="0" distL="0" distR="0" wp14:anchorId="53F51C5E" wp14:editId="0E4B90AB">
+            <wp:extent cx="6481724" cy="5480050"/>
+            <wp:effectExtent l="0" t="0" r="0" b="6350"/>
+            <wp:docPr id="1667884548" name="Picture 10"/>
             <wp:cNvGraphicFramePr>
               <a:graphicFrameLocks xmlns:a="http://schemas.openxmlformats.org/drawingml/2006/main" noChangeAspect="1"/>
             </wp:cNvGraphicFramePr>
@@ -2376,13 +2377,13 @@
               <a:graphicData uri="http://schemas.openxmlformats.org/drawingml/2006/picture">
                 <pic:pic xmlns:pic="http://schemas.openxmlformats.org/drawingml/2006/picture">
                   <pic:nvPicPr>
-                    <pic:cNvPr id="0" name="Picture 1"/>
+                    <pic:cNvPr id="0" name="Picture 8"/>
                     <pic:cNvPicPr>
                       <a:picLocks noChangeAspect="1" noChangeArrowheads="1"/>
                     </pic:cNvPicPr>
                   </pic:nvPicPr>
                   <pic:blipFill>
-                    <a:blip r:embed="rId8" cstate="print">
+                    <a:blip r:embed="rId8">
                       <a:extLst>
                         <a:ext uri="{28A0092B-C50C-407E-A947-70E740481C1C}">
                           <a14:useLocalDpi xmlns:a14="http://schemas.microsoft.com/office/drawing/2010/main" val="0"/>
@@ -2397,15 +2398,12 @@
                   <pic:spPr bwMode="auto">
                     <a:xfrm>
                       <a:off x="0" y="0"/>
-                      <a:ext cx="6481524" cy="6294164"/>
+                      <a:ext cx="6482583" cy="5480776"/>
                     </a:xfrm>
                     <a:prstGeom prst="rect">
                       <a:avLst/>
                     </a:prstGeom>
                     <a:noFill/>
-                    <a:ln>
-                      <a:noFill/>
-                    </a:ln>
                   </pic:spPr>
                 </pic:pic>
               </a:graphicData>
@@ -3373,6 +3371,77 @@
     </w:p>
     <w:p>
       <w:pPr>
+        <w:spacing w:before="240" w:after="240"/>
+        <w:ind w:left="1080"/>
+        <w:jc w:val="both"/>
+        <w:rPr>
+          <w:lang w:val="en-US"/>
+        </w:rPr>
+      </w:pPr>
+      <w:r>
+        <w:rPr>
+          <w:noProof/>
+          <w:lang w:val="en-US"/>
+        </w:rPr>
+        <w:drawing>
+          <wp:inline distT="0" distB="0" distL="0" distR="0" wp14:anchorId="2FEFE224" wp14:editId="53093A79">
+            <wp:extent cx="4914878" cy="1109662"/>
+            <wp:effectExtent l="0" t="0" r="635" b="0"/>
+            <wp:docPr id="1220573607" name="Picture 4"/>
+            <wp:cNvGraphicFramePr>
+              <a:graphicFrameLocks xmlns:a="http://schemas.openxmlformats.org/drawingml/2006/main" noChangeAspect="1"/>
+            </wp:cNvGraphicFramePr>
+            <a:graphic xmlns:a="http://schemas.openxmlformats.org/drawingml/2006/main">
+              <a:graphicData uri="http://schemas.openxmlformats.org/drawingml/2006/picture">
+                <pic:pic xmlns:pic="http://schemas.openxmlformats.org/drawingml/2006/picture">
+                  <pic:nvPicPr>
+                    <pic:cNvPr id="0" name="Picture 2"/>
+                    <pic:cNvPicPr>
+                      <a:picLocks noChangeAspect="1" noChangeArrowheads="1"/>
+                    </pic:cNvPicPr>
+                  </pic:nvPicPr>
+                  <pic:blipFill>
+                    <a:blip r:embed="rId15">
+                      <a:extLst>
+                        <a:ext uri="{28A0092B-C50C-407E-A947-70E740481C1C}">
+                          <a14:useLocalDpi xmlns:a14="http://schemas.microsoft.com/office/drawing/2010/main" val="0"/>
+                        </a:ext>
+                      </a:extLst>
+                    </a:blip>
+                    <a:srcRect/>
+                    <a:stretch>
+                      <a:fillRect/>
+                    </a:stretch>
+                  </pic:blipFill>
+                  <pic:spPr bwMode="auto">
+                    <a:xfrm>
+                      <a:off x="0" y="0"/>
+                      <a:ext cx="4931891" cy="1113503"/>
+                    </a:xfrm>
+                    <a:prstGeom prst="rect">
+                      <a:avLst/>
+                    </a:prstGeom>
+                    <a:noFill/>
+                  </pic:spPr>
+                </pic:pic>
+              </a:graphicData>
+            </a:graphic>
+          </wp:inline>
+        </w:drawing>
+      </w:r>
+    </w:p>
+    <w:p>
+      <w:pPr>
+        <w:spacing w:before="240" w:after="240"/>
+        <w:ind w:left="1440"/>
+        <w:jc w:val="center"/>
+        <w:rPr>
+          <w:lang w:val="en-US"/>
+        </w:rPr>
+      </w:pPr>
+    </w:p>
+    <w:p>
+      <w:pPr>
         <w:numPr>
           <w:ilvl w:val="0"/>
           <w:numId w:val="3"/>
@@ -3389,7 +3458,15 @@
           <w:bCs/>
           <w:lang w:val="en-US"/>
         </w:rPr>
-        <w:t>Profile Component — Verification of input validation failures during profile modifications using bUnit</w:t>
+        <w:t>Manage Account</w:t>
+      </w:r>
+      <w:r>
+        <w:rPr>
+          <w:b/>
+          <w:bCs/>
+          <w:lang w:val="en-US"/>
+        </w:rPr>
+        <w:t xml:space="preserve"> Component — Verification of input validation failures during profile modifications using bUnit</w:t>
       </w:r>
     </w:p>
     <w:p>
@@ -3448,6 +3525,76 @@
     </w:p>
     <w:p>
       <w:pPr>
+        <w:spacing w:before="240" w:after="240"/>
+        <w:ind w:left="360"/>
+        <w:jc w:val="center"/>
+        <w:rPr>
+          <w:lang w:val="en-US"/>
+        </w:rPr>
+      </w:pPr>
+      <w:r>
+        <w:rPr>
+          <w:noProof/>
+          <w:lang w:val="en-US"/>
+        </w:rPr>
+        <w:drawing>
+          <wp:inline distT="0" distB="0" distL="0" distR="0" wp14:anchorId="615DB179" wp14:editId="03FCF9A0">
+            <wp:extent cx="4892087" cy="1804987"/>
+            <wp:effectExtent l="0" t="0" r="3810" b="5080"/>
+            <wp:docPr id="1406630974" name="Picture 5"/>
+            <wp:cNvGraphicFramePr>
+              <a:graphicFrameLocks xmlns:a="http://schemas.openxmlformats.org/drawingml/2006/main" noChangeAspect="1"/>
+            </wp:cNvGraphicFramePr>
+            <a:graphic xmlns:a="http://schemas.openxmlformats.org/drawingml/2006/main">
+              <a:graphicData uri="http://schemas.openxmlformats.org/drawingml/2006/picture">
+                <pic:pic xmlns:pic="http://schemas.openxmlformats.org/drawingml/2006/picture">
+                  <pic:nvPicPr>
+                    <pic:cNvPr id="0" name="Picture 3"/>
+                    <pic:cNvPicPr>
+                      <a:picLocks noChangeAspect="1" noChangeArrowheads="1"/>
+                    </pic:cNvPicPr>
+                  </pic:nvPicPr>
+                  <pic:blipFill>
+                    <a:blip r:embed="rId16">
+                      <a:extLst>
+                        <a:ext uri="{28A0092B-C50C-407E-A947-70E740481C1C}">
+                          <a14:useLocalDpi xmlns:a14="http://schemas.microsoft.com/office/drawing/2010/main" val="0"/>
+                        </a:ext>
+                      </a:extLst>
+                    </a:blip>
+                    <a:srcRect/>
+                    <a:stretch>
+                      <a:fillRect/>
+                    </a:stretch>
+                  </pic:blipFill>
+                  <pic:spPr bwMode="auto">
+                    <a:xfrm>
+                      <a:off x="0" y="0"/>
+                      <a:ext cx="4935948" cy="1821170"/>
+                    </a:xfrm>
+                    <a:prstGeom prst="rect">
+                      <a:avLst/>
+                    </a:prstGeom>
+                    <a:noFill/>
+                  </pic:spPr>
+                </pic:pic>
+              </a:graphicData>
+            </a:graphic>
+          </wp:inline>
+        </w:drawing>
+      </w:r>
+    </w:p>
+    <w:p>
+      <w:pPr>
+        <w:spacing w:before="240" w:after="240"/>
+        <w:jc w:val="both"/>
+        <w:rPr>
+          <w:lang w:val="en-US"/>
+        </w:rPr>
+      </w:pPr>
+    </w:p>
+    <w:p>
+      <w:pPr>
         <w:numPr>
           <w:ilvl w:val="0"/>
           <w:numId w:val="3"/>
@@ -3464,7 +3611,16 @@
           <w:bCs/>
           <w:lang w:val="en-US"/>
         </w:rPr>
-        <w:t>Message Stream Component — Nominal rendering of a chronological message history using bUnit</w:t>
+        <w:lastRenderedPageBreak/>
+        <w:t>Chat</w:t>
+      </w:r>
+      <w:r>
+        <w:rPr>
+          <w:b/>
+          <w:bCs/>
+          <w:lang w:val="en-US"/>
+        </w:rPr>
+        <w:t xml:space="preserve"> Component — Nominal rendering of a chronological message history using bUnit</w:t>
       </w:r>
     </w:p>
     <w:p>
@@ -3539,7 +3695,15 @@
           <w:bCs/>
           <w:lang w:val="en-US"/>
         </w:rPr>
-        <w:t>Message Stream Component — Graceful handling of empty or corrupted message data arrays using bUnit</w:t>
+        <w:t>Chat</w:t>
+      </w:r>
+      <w:r>
+        <w:rPr>
+          <w:b/>
+          <w:bCs/>
+          <w:lang w:val="en-US"/>
+        </w:rPr>
+        <w:t xml:space="preserve"> Component — Graceful handling of empty or corrupted message data arrays using bUnit</w:t>
       </w:r>
     </w:p>
     <w:p>
@@ -3599,20 +3763,90 @@
     <w:p>
       <w:pPr>
         <w:spacing w:before="240" w:after="240"/>
-        <w:jc w:val="both"/>
-        <w:rPr>
-          <w:b/>
-          <w:bCs/>
-          <w:lang w:val="en-US"/>
-        </w:rPr>
-      </w:pPr>
-      <w:r>
-        <w:rPr>
-          <w:b/>
-          <w:bCs/>
-          <w:lang w:val="en-US"/>
-        </w:rPr>
-        <w:lastRenderedPageBreak/>
+        <w:ind w:left="1080"/>
+        <w:jc w:val="center"/>
+        <w:rPr>
+          <w:lang w:val="en-US"/>
+        </w:rPr>
+      </w:pPr>
+      <w:r>
+        <w:rPr>
+          <w:noProof/>
+          <w:lang w:val="en-US"/>
+        </w:rPr>
+        <w:drawing>
+          <wp:inline distT="0" distB="0" distL="0" distR="0" wp14:anchorId="44E9F207" wp14:editId="0585AF65">
+            <wp:extent cx="3425507" cy="1910325"/>
+            <wp:effectExtent l="0" t="0" r="3810" b="0"/>
+            <wp:docPr id="1369513055" name="Picture 6"/>
+            <wp:cNvGraphicFramePr>
+              <a:graphicFrameLocks xmlns:a="http://schemas.openxmlformats.org/drawingml/2006/main" noChangeAspect="1"/>
+            </wp:cNvGraphicFramePr>
+            <a:graphic xmlns:a="http://schemas.openxmlformats.org/drawingml/2006/main">
+              <a:graphicData uri="http://schemas.openxmlformats.org/drawingml/2006/picture">
+                <pic:pic xmlns:pic="http://schemas.openxmlformats.org/drawingml/2006/picture">
+                  <pic:nvPicPr>
+                    <pic:cNvPr id="0" name="Picture 4"/>
+                    <pic:cNvPicPr>
+                      <a:picLocks noChangeAspect="1" noChangeArrowheads="1"/>
+                    </pic:cNvPicPr>
+                  </pic:nvPicPr>
+                  <pic:blipFill>
+                    <a:blip r:embed="rId17">
+                      <a:extLst>
+                        <a:ext uri="{28A0092B-C50C-407E-A947-70E740481C1C}">
+                          <a14:useLocalDpi xmlns:a14="http://schemas.microsoft.com/office/drawing/2010/main" val="0"/>
+                        </a:ext>
+                      </a:extLst>
+                    </a:blip>
+                    <a:srcRect/>
+                    <a:stretch>
+                      <a:fillRect/>
+                    </a:stretch>
+                  </pic:blipFill>
+                  <pic:spPr bwMode="auto">
+                    <a:xfrm>
+                      <a:off x="0" y="0"/>
+                      <a:ext cx="3435306" cy="1915790"/>
+                    </a:xfrm>
+                    <a:prstGeom prst="rect">
+                      <a:avLst/>
+                    </a:prstGeom>
+                    <a:noFill/>
+                  </pic:spPr>
+                </pic:pic>
+              </a:graphicData>
+            </a:graphic>
+          </wp:inline>
+        </w:drawing>
+      </w:r>
+    </w:p>
+    <w:p>
+      <w:pPr>
+        <w:spacing w:before="240" w:after="240"/>
+        <w:ind w:left="1440"/>
+        <w:jc w:val="both"/>
+        <w:rPr>
+          <w:lang w:val="en-US"/>
+        </w:rPr>
+      </w:pPr>
+    </w:p>
+    <w:p>
+      <w:pPr>
+        <w:spacing w:before="240" w:after="240"/>
+        <w:jc w:val="both"/>
+        <w:rPr>
+          <w:b/>
+          <w:bCs/>
+          <w:lang w:val="en-US"/>
+        </w:rPr>
+      </w:pPr>
+      <w:r>
+        <w:rPr>
+          <w:b/>
+          <w:bCs/>
+          <w:lang w:val="en-US"/>
+        </w:rPr>
         <w:t>Server-Side Test Scenarios</w:t>
       </w:r>
     </w:p>
@@ -3688,7 +3922,14 @@
         <w:rPr>
           <w:lang w:val="en-US"/>
         </w:rPr>
-        <w:t xml:space="preserve"> The service successfully matches the password verification result, triggers the token generation component exactly once, and yields a successful authentication response package containing the final JSON Web Token.</w:t>
+        <w:t xml:space="preserve"> The service successfully matches the password verification result, triggers the token generation component exactly once, and </w:t>
+      </w:r>
+      <w:r>
+        <w:rPr>
+          <w:lang w:val="en-US"/>
+        </w:rPr>
+        <w:lastRenderedPageBreak/>
+        <w:t>yields a successful authentication response package containing the final JSON Web Token.</w:t>
       </w:r>
     </w:p>
     <w:p>
@@ -3768,6 +4009,77 @@
     </w:p>
     <w:p>
       <w:pPr>
+        <w:spacing w:before="240" w:after="240"/>
+        <w:ind w:left="720"/>
+        <w:jc w:val="center"/>
+        <w:rPr>
+          <w:lang w:val="en-US"/>
+        </w:rPr>
+      </w:pPr>
+      <w:r>
+        <w:rPr>
+          <w:noProof/>
+          <w:lang w:val="en-US"/>
+        </w:rPr>
+        <w:drawing>
+          <wp:inline distT="0" distB="0" distL="0" distR="0" wp14:anchorId="2B8FBD3B" wp14:editId="52C5C18F">
+            <wp:extent cx="3543395" cy="1204913"/>
+            <wp:effectExtent l="0" t="0" r="0" b="0"/>
+            <wp:docPr id="1512996863" name="Picture 7"/>
+            <wp:cNvGraphicFramePr>
+              <a:graphicFrameLocks xmlns:a="http://schemas.openxmlformats.org/drawingml/2006/main" noChangeAspect="1"/>
+            </wp:cNvGraphicFramePr>
+            <a:graphic xmlns:a="http://schemas.openxmlformats.org/drawingml/2006/main">
+              <a:graphicData uri="http://schemas.openxmlformats.org/drawingml/2006/picture">
+                <pic:pic xmlns:pic="http://schemas.openxmlformats.org/drawingml/2006/picture">
+                  <pic:nvPicPr>
+                    <pic:cNvPr id="0" name="Picture 5"/>
+                    <pic:cNvPicPr>
+                      <a:picLocks noChangeAspect="1" noChangeArrowheads="1"/>
+                    </pic:cNvPicPr>
+                  </pic:nvPicPr>
+                  <pic:blipFill>
+                    <a:blip r:embed="rId18">
+                      <a:extLst>
+                        <a:ext uri="{28A0092B-C50C-407E-A947-70E740481C1C}">
+                          <a14:useLocalDpi xmlns:a14="http://schemas.microsoft.com/office/drawing/2010/main" val="0"/>
+                        </a:ext>
+                      </a:extLst>
+                    </a:blip>
+                    <a:srcRect/>
+                    <a:stretch>
+                      <a:fillRect/>
+                    </a:stretch>
+                  </pic:blipFill>
+                  <pic:spPr bwMode="auto">
+                    <a:xfrm>
+                      <a:off x="0" y="0"/>
+                      <a:ext cx="3545281" cy="1205554"/>
+                    </a:xfrm>
+                    <a:prstGeom prst="rect">
+                      <a:avLst/>
+                    </a:prstGeom>
+                    <a:noFill/>
+                  </pic:spPr>
+                </pic:pic>
+              </a:graphicData>
+            </a:graphic>
+          </wp:inline>
+        </w:drawing>
+      </w:r>
+    </w:p>
+    <w:p>
+      <w:pPr>
+        <w:spacing w:before="240" w:after="240"/>
+        <w:ind w:left="720"/>
+        <w:jc w:val="both"/>
+        <w:rPr>
+          <w:lang w:val="en-US"/>
+        </w:rPr>
+      </w:pPr>
+    </w:p>
+    <w:p>
+      <w:pPr>
         <w:numPr>
           <w:ilvl w:val="0"/>
           <w:numId w:val="4"/>
@@ -3918,6 +4230,77 @@
     </w:p>
     <w:p>
       <w:pPr>
+        <w:spacing w:before="240" w:after="240"/>
+        <w:ind w:left="1440"/>
+        <w:rPr>
+          <w:lang w:val="en-US"/>
+        </w:rPr>
+      </w:pPr>
+      <w:r>
+        <w:rPr>
+          <w:noProof/>
+          <w:lang w:val="en-US"/>
+        </w:rPr>
+        <w:lastRenderedPageBreak/>
+        <w:drawing>
+          <wp:inline distT="0" distB="0" distL="0" distR="0" wp14:anchorId="5B12290E" wp14:editId="345E59E4">
+            <wp:extent cx="3162300" cy="1669673"/>
+            <wp:effectExtent l="0" t="0" r="0" b="6985"/>
+            <wp:docPr id="670938493" name="Picture 8"/>
+            <wp:cNvGraphicFramePr>
+              <a:graphicFrameLocks xmlns:a="http://schemas.openxmlformats.org/drawingml/2006/main" noChangeAspect="1"/>
+            </wp:cNvGraphicFramePr>
+            <a:graphic xmlns:a="http://schemas.openxmlformats.org/drawingml/2006/main">
+              <a:graphicData uri="http://schemas.openxmlformats.org/drawingml/2006/picture">
+                <pic:pic xmlns:pic="http://schemas.openxmlformats.org/drawingml/2006/picture">
+                  <pic:nvPicPr>
+                    <pic:cNvPr id="0" name="Picture 6"/>
+                    <pic:cNvPicPr>
+                      <a:picLocks noChangeAspect="1" noChangeArrowheads="1"/>
+                    </pic:cNvPicPr>
+                  </pic:nvPicPr>
+                  <pic:blipFill>
+                    <a:blip r:embed="rId19">
+                      <a:extLst>
+                        <a:ext uri="{28A0092B-C50C-407E-A947-70E740481C1C}">
+                          <a14:useLocalDpi xmlns:a14="http://schemas.microsoft.com/office/drawing/2010/main" val="0"/>
+                        </a:ext>
+                      </a:extLst>
+                    </a:blip>
+                    <a:srcRect/>
+                    <a:stretch>
+                      <a:fillRect/>
+                    </a:stretch>
+                  </pic:blipFill>
+                  <pic:spPr bwMode="auto">
+                    <a:xfrm>
+                      <a:off x="0" y="0"/>
+                      <a:ext cx="3179148" cy="1678568"/>
+                    </a:xfrm>
+                    <a:prstGeom prst="rect">
+                      <a:avLst/>
+                    </a:prstGeom>
+                    <a:noFill/>
+                  </pic:spPr>
+                </pic:pic>
+              </a:graphicData>
+            </a:graphic>
+          </wp:inline>
+        </w:drawing>
+      </w:r>
+    </w:p>
+    <w:p>
+      <w:pPr>
+        <w:spacing w:before="240" w:after="240"/>
+        <w:ind w:left="1440"/>
+        <w:jc w:val="both"/>
+        <w:rPr>
+          <w:lang w:val="en-US"/>
+        </w:rPr>
+      </w:pPr>
+    </w:p>
+    <w:p>
+      <w:pPr>
         <w:numPr>
           <w:ilvl w:val="0"/>
           <w:numId w:val="4"/>
@@ -3934,7 +4317,6 @@
           <w:bCs/>
           <w:lang w:val="en-US"/>
         </w:rPr>
-        <w:lastRenderedPageBreak/>
         <w:t>BotEngine — Nominal validation and execution routing of a registered slash command via xUnit</w:t>
       </w:r>
     </w:p>
@@ -4070,8 +4452,58 @@
     <w:p>
       <w:pPr>
         <w:spacing w:before="240" w:after="240"/>
-        <w:jc w:val="both"/>
-      </w:pPr>
+        <w:jc w:val="center"/>
+      </w:pPr>
+      <w:r>
+        <w:rPr>
+          <w:noProof/>
+        </w:rPr>
+        <w:drawing>
+          <wp:inline distT="0" distB="0" distL="0" distR="0" wp14:anchorId="22CD9AAA" wp14:editId="5D1D7BB3">
+            <wp:extent cx="3300751" cy="1404937"/>
+            <wp:effectExtent l="0" t="0" r="0" b="5080"/>
+            <wp:docPr id="1634841011" name="Picture 9"/>
+            <wp:cNvGraphicFramePr>
+              <a:graphicFrameLocks xmlns:a="http://schemas.openxmlformats.org/drawingml/2006/main" noChangeAspect="1"/>
+            </wp:cNvGraphicFramePr>
+            <a:graphic xmlns:a="http://schemas.openxmlformats.org/drawingml/2006/main">
+              <a:graphicData uri="http://schemas.openxmlformats.org/drawingml/2006/picture">
+                <pic:pic xmlns:pic="http://schemas.openxmlformats.org/drawingml/2006/picture">
+                  <pic:nvPicPr>
+                    <pic:cNvPr id="0" name="Picture 7"/>
+                    <pic:cNvPicPr>
+                      <a:picLocks noChangeAspect="1" noChangeArrowheads="1"/>
+                    </pic:cNvPicPr>
+                  </pic:nvPicPr>
+                  <pic:blipFill>
+                    <a:blip r:embed="rId20">
+                      <a:extLst>
+                        <a:ext uri="{28A0092B-C50C-407E-A947-70E740481C1C}">
+                          <a14:useLocalDpi xmlns:a14="http://schemas.microsoft.com/office/drawing/2010/main" val="0"/>
+                        </a:ext>
+                      </a:extLst>
+                    </a:blip>
+                    <a:srcRect/>
+                    <a:stretch>
+                      <a:fillRect/>
+                    </a:stretch>
+                  </pic:blipFill>
+                  <pic:spPr bwMode="auto">
+                    <a:xfrm>
+                      <a:off x="0" y="0"/>
+                      <a:ext cx="3378766" cy="1438143"/>
+                    </a:xfrm>
+                    <a:prstGeom prst="rect">
+                      <a:avLst/>
+                    </a:prstGeom>
+                    <a:noFill/>
+                  </pic:spPr>
+                </pic:pic>
+              </a:graphicData>
+            </a:graphic>
+          </wp:inline>
+        </w:drawing>
+      </w:r>
     </w:p>
     <w:p>
       <w:pPr>
@@ -4088,12 +4520,8 @@
         <w:pStyle w:val="Heading1"/>
       </w:pPr>
       <w:r>
+        <w:lastRenderedPageBreak/>
         <w:t>4. Elaboration – Iteration 2</w:t>
-      </w:r>
-    </w:p>
-    <w:p>
-      <w:r>
-        <w:t>[Final Architecture Baseline]</w:t>
       </w:r>
     </w:p>
     <w:p>
@@ -4109,37 +4537,209 @@
     <w:p>
       <w:pPr>
         <w:spacing w:before="240" w:after="240"/>
-      </w:pPr>
-      <w:r>
-        <w:t>[Refine the architectural design using the insights gained from previous iterations. Update (add here, do not change the previous iterations) the conceptual architecture, package structure, component &amp; deployment diagrams, applying relevant design principles. Clearly explain the reasons behind each change.]</w:t>
+        <w:ind w:firstLine="720"/>
+        <w:jc w:val="both"/>
+      </w:pPr>
+      <w:r>
+        <w:t>When refining the architectural design, the core setup of the system</w:t>
+      </w:r>
+      <w:r>
+        <w:t xml:space="preserve"> (</w:t>
+      </w:r>
+      <w:r>
+        <w:t>including the Conceptual Architecture, Component Diagram, and Deployment Diagram</w:t>
+      </w:r>
+      <w:r>
+        <w:t xml:space="preserve">) </w:t>
+      </w:r>
+      <w:r>
+        <w:t xml:space="preserve">was left exactly as it was. The main reason for this is that the high-level boundaries, how the components interact, and how the app is physically deployed on the servers worked perfectly from the start. Changing them just for the sake of it would have added unnecessary confusion. Instead, the refinement focused entirely on cleaning up the Package Structure to make the code more organized, get rid of deeply nested folders, and better follow the rules of </w:t>
+      </w:r>
+      <w:r>
+        <w:t>a c</w:t>
+      </w:r>
+      <w:r>
+        <w:t xml:space="preserve">lean </w:t>
+      </w:r>
+      <w:r>
+        <w:t>a</w:t>
+      </w:r>
+      <w:r>
+        <w:t>rchitecture.</w:t>
+      </w:r>
+    </w:p>
+    <w:p>
+      <w:pPr>
+        <w:spacing w:before="240" w:after="240"/>
+        <w:jc w:val="center"/>
+      </w:pPr>
+      <w:r>
+        <w:rPr>
+          <w:noProof/>
+        </w:rPr>
+        <w:drawing>
+          <wp:inline distT="0" distB="0" distL="0" distR="0" wp14:anchorId="4CF2A422" wp14:editId="36CDADFF">
+            <wp:extent cx="6248400" cy="6068471"/>
+            <wp:effectExtent l="0" t="0" r="0" b="8890"/>
+            <wp:docPr id="72368630" name="Picture 11"/>
+            <wp:cNvGraphicFramePr>
+              <a:graphicFrameLocks xmlns:a="http://schemas.openxmlformats.org/drawingml/2006/main" noChangeAspect="1"/>
+            </wp:cNvGraphicFramePr>
+            <a:graphic xmlns:a="http://schemas.openxmlformats.org/drawingml/2006/main">
+              <a:graphicData uri="http://schemas.openxmlformats.org/drawingml/2006/picture">
+                <pic:pic xmlns:pic="http://schemas.openxmlformats.org/drawingml/2006/picture">
+                  <pic:nvPicPr>
+                    <pic:cNvPr id="0" name="Picture 23"/>
+                    <pic:cNvPicPr>
+                      <a:picLocks noChangeAspect="1" noChangeArrowheads="1"/>
+                    </pic:cNvPicPr>
+                  </pic:nvPicPr>
+                  <pic:blipFill>
+                    <a:blip r:embed="rId21" cstate="print">
+                      <a:extLst>
+                        <a:ext uri="{28A0092B-C50C-407E-A947-70E740481C1C}">
+                          <a14:useLocalDpi xmlns:a14="http://schemas.microsoft.com/office/drawing/2010/main" val="0"/>
+                        </a:ext>
+                      </a:extLst>
+                    </a:blip>
+                    <a:srcRect/>
+                    <a:stretch>
+                      <a:fillRect/>
+                    </a:stretch>
+                  </pic:blipFill>
+                  <pic:spPr bwMode="auto">
+                    <a:xfrm>
+                      <a:off x="0" y="0"/>
+                      <a:ext cx="6265486" cy="6085065"/>
+                    </a:xfrm>
+                    <a:prstGeom prst="rect">
+                      <a:avLst/>
+                    </a:prstGeom>
+                    <a:noFill/>
+                    <a:ln>
+                      <a:noFill/>
+                    </a:ln>
+                  </pic:spPr>
+                </pic:pic>
+              </a:graphicData>
+            </a:graphic>
+          </wp:inline>
+        </w:drawing>
+      </w:r>
+    </w:p>
+    <w:p>
+      <w:pPr>
+        <w:spacing w:before="240" w:after="240"/>
+        <w:jc w:val="center"/>
+        <w:rPr>
+          <w:b/>
+          <w:bCs/>
+          <w:sz w:val="24"/>
+          <w:szCs w:val="24"/>
+        </w:rPr>
+      </w:pPr>
+      <w:r>
+        <w:rPr>
+          <w:b/>
+          <w:bCs/>
+          <w:sz w:val="24"/>
+          <w:szCs w:val="24"/>
+        </w:rPr>
+        <w:t>The new package diagram</w:t>
       </w:r>
     </w:p>
     <w:p>
       <w:pPr>
         <w:pStyle w:val="Heading2"/>
-      </w:pPr>
-      <w:bookmarkStart w:id="12" w:name="_oviey2izzw8c" w:colFirst="0" w:colLast="0"/>
+        <w:jc w:val="both"/>
+        <w:rPr>
+          <w:sz w:val="22"/>
+          <w:szCs w:val="22"/>
+        </w:rPr>
+      </w:pPr>
+      <w:r>
+        <w:rPr>
+          <w:sz w:val="22"/>
+          <w:szCs w:val="22"/>
+        </w:rPr>
+        <w:lastRenderedPageBreak/>
+        <w:tab/>
+      </w:r>
+      <w:r>
+        <w:rPr>
+          <w:sz w:val="22"/>
+          <w:szCs w:val="22"/>
+        </w:rPr>
+        <w:t>On the server side, the main cleanup was moving the database code where it actually belongs. In the first version of the package diagram, the database persistence parts were a bit scattered. In the new version, everything related to data access</w:t>
+      </w:r>
+      <w:r>
+        <w:rPr>
+          <w:sz w:val="22"/>
+          <w:szCs w:val="22"/>
+        </w:rPr>
+        <w:t xml:space="preserve"> (</w:t>
+      </w:r>
+      <w:r>
+        <w:rPr>
+          <w:sz w:val="22"/>
+          <w:szCs w:val="22"/>
+        </w:rPr>
+        <w:t>like the Context, Migrations, Configurations, and Repositories</w:t>
+      </w:r>
+      <w:r>
+        <w:rPr>
+          <w:sz w:val="22"/>
+          <w:szCs w:val="22"/>
+        </w:rPr>
+        <w:t xml:space="preserve">) </w:t>
+      </w:r>
+      <w:r>
+        <w:rPr>
+          <w:sz w:val="22"/>
+          <w:szCs w:val="22"/>
+        </w:rPr>
+        <w:t>was grouped together inside a single Persistence folder right under the Infrastructure project. This keeps the database details strictly separated from the core business logic. At the same time, the BotEngine structure inside the Application layer was simplified. Instead of using complicated sub-folders for pipelines and responses, it was flattened into simple Commands and Utils folders, making the project much easier to navigate.</w:t>
+      </w:r>
+    </w:p>
+    <w:p>
+      <w:pPr>
+        <w:jc w:val="both"/>
+      </w:pPr>
+      <w:r>
+        <w:tab/>
+      </w:r>
+      <w:r>
+        <w:t>For the Shared project and the Blazor client, the packages were rearranged to keep dependencies clear and help with testing. The Shared project was stripped of messy folders like Validation or Common and focused strictly on Contracts, holding just the DTOs and Enums that both sides need. On the client side, the UI folders were separated neatly into Layout, Pages, and Components so the visual building blocks don't get mixed up. Finally, an Interfaces folder was added right inside the client's Services package alongside the concrete ApiClients and State managers. This change made unit testing on the frontend much easier, as it allowed the use of framework utilities to mock API calls without any hassle.</w:t>
+      </w:r>
+    </w:p>
+    <w:p>
+      <w:pPr>
+        <w:pStyle w:val="Heading2"/>
+      </w:pPr>
+    </w:p>
+    <w:p>
+      <w:pPr>
+        <w:pStyle w:val="Heading2"/>
+      </w:pPr>
+      <w:r>
+        <w:t>4.2 Design Model Refinement</w:t>
+      </w:r>
+    </w:p>
+    <w:p>
+      <w:pPr>
+        <w:spacing w:before="240" w:after="240"/>
+      </w:pPr>
+      <w:r>
+        <w:t>[Add the (new) updated UML class diagram by applying appropriate object‑oriented design patterns, Architectural or structural guidelines, GRASP patterns. Explain the reasoning behind your design decisions and include the revised diagrams.]</w:t>
+      </w:r>
+    </w:p>
+    <w:p>
+      <w:pPr>
+        <w:pStyle w:val="Heading1"/>
+      </w:pPr>
+      <w:bookmarkStart w:id="12" w:name="_1we2sw3db6i1" w:colFirst="0" w:colLast="0"/>
       <w:bookmarkEnd w:id="12"/>
       <w:r>
-        <w:t>4.2 Design Model Refinement</w:t>
-      </w:r>
-    </w:p>
-    <w:p>
-      <w:pPr>
-        <w:spacing w:before="240" w:after="240"/>
-      </w:pPr>
-      <w:r>
-        <w:t>[Add the (new) updated UML class diagram by applying appropriate object‑oriented design patterns, Architectural or structural guidelines, GRASP patterns. Explain the reasoning behind your design decisions and include the revised diagrams.]</w:t>
-      </w:r>
-    </w:p>
-    <w:p>
-      <w:pPr>
-        <w:pStyle w:val="Heading1"/>
-      </w:pPr>
-      <w:bookmarkStart w:id="13" w:name="_1we2sw3db6i1" w:colFirst="0" w:colLast="0"/>
-      <w:bookmarkEnd w:id="13"/>
-      <w:r>
-        <w:lastRenderedPageBreak/>
         <w:t>5. Construction and Transition</w:t>
       </w:r>
     </w:p>
@@ -4149,26 +4749,913 @@
         <w:keepNext w:val="0"/>
         <w:keepLines w:val="0"/>
       </w:pPr>
-      <w:bookmarkStart w:id="14" w:name="_rzx227jx1o5m" w:colFirst="0" w:colLast="0"/>
+      <w:bookmarkStart w:id="13" w:name="_rzx227jx1o5m" w:colFirst="0" w:colLast="0"/>
+      <w:bookmarkEnd w:id="13"/>
+      <w:r>
+        <w:t>5.1 System Testing</w:t>
+      </w:r>
+    </w:p>
+    <w:p>
+      <w:pPr>
+        <w:spacing w:before="240" w:after="240"/>
+        <w:ind w:firstLine="720"/>
+        <w:jc w:val="both"/>
+      </w:pPr>
+      <w:bookmarkStart w:id="14" w:name="_ytzpv1se71cx" w:colFirst="0" w:colLast="0"/>
       <w:bookmarkEnd w:id="14"/>
       <w:r>
-        <w:t>5.1 System Testing</w:t>
-      </w:r>
-    </w:p>
-    <w:p>
-      <w:pPr>
-        <w:spacing w:before="240" w:after="240"/>
-      </w:pPr>
-      <w:r>
-        <w:t>[Explain how integration testing was carried out, outlining the methods used and presenting the relevant test case scenarios. Describe how these tests confirm that the system behaves as expected.]</w:t>
-      </w:r>
+        <w:t xml:space="preserve">Integration testing for the ChattyBot </w:t>
+      </w:r>
+      <w:r>
+        <w:t>app</w:t>
+      </w:r>
+      <w:r>
+        <w:t xml:space="preserve"> was designed to verify that all the separate layers of the application</w:t>
+      </w:r>
+      <w:r>
+        <w:t xml:space="preserve"> (</w:t>
+      </w:r>
+      <w:r>
+        <w:t>the API Controllers, the Application Services, the Bot Engine, and the Database Persistence layer</w:t>
+      </w:r>
+      <w:r>
+        <w:t xml:space="preserve">) </w:t>
+      </w:r>
+      <w:r>
+        <w:t>work together perfectly. While unit tests focus on isolated blocks of code, integration testing ensures that data flows smoothly across the entire system pipeline, from the moment an HTTP request hits the server to when changes are safely committed to the database.</w:t>
+      </w:r>
+    </w:p>
+    <w:p>
+      <w:pPr>
+        <w:spacing w:before="240" w:after="240"/>
+        <w:jc w:val="both"/>
+        <w:rPr>
+          <w:b/>
+          <w:bCs/>
+          <w:lang w:val="en-US"/>
+        </w:rPr>
+      </w:pPr>
+      <w:r>
+        <w:rPr>
+          <w:b/>
+          <w:bCs/>
+          <w:lang w:val="en-US"/>
+        </w:rPr>
+        <w:t>5.1.1 Testing Methodology and Environment Setup</w:t>
+      </w:r>
+    </w:p>
+    <w:p>
+      <w:pPr>
+        <w:spacing w:before="240" w:after="240"/>
+        <w:ind w:firstLine="720"/>
+        <w:jc w:val="both"/>
+        <w:rPr>
+          <w:lang w:val="en-US"/>
+        </w:rPr>
+      </w:pPr>
+      <w:r>
+        <w:rPr>
+          <w:lang w:val="en-US"/>
+        </w:rPr>
+        <w:t>To simulate a real-world production environment without the overhead of external database servers, the test suite uses ASP.NET Core's native integration testing tools centered around WebApplicationFactory&lt;Program&gt;. A custom test host, implemented in the CustomWebApplicationFactory class, intercepts the application's configuration at startup and removes the production database setup. In its place, it injects an Entity Framework Core In-Memory Database.</w:t>
+      </w:r>
+    </w:p>
+    <w:p>
+      <w:pPr>
+        <w:spacing w:before="240" w:after="240"/>
+        <w:ind w:firstLine="720"/>
+        <w:jc w:val="both"/>
+      </w:pPr>
+      <w:r>
+        <w:rPr>
+          <w:lang w:val="en-US"/>
+        </w:rPr>
+        <w:lastRenderedPageBreak/>
+        <w:t>To prevent test cases from interfering with each other when running in parallel, a unique database instance name is dynamically generated for each test run using a GUID</w:t>
+      </w:r>
+      <w:r>
+        <w:rPr>
+          <w:lang w:val="en-US"/>
+        </w:rPr>
+        <w:t xml:space="preserve">. </w:t>
+      </w:r>
+      <w:r>
+        <w:t>Furthermore, a strict database lifecycle cleanup is enforced at the beginning of each test scenario using EnsureDeletedAsync() and EnsureCreatedAsync(). This guarantees that every test runs in a completely clean, isolated environment, eliminating any risk of leftover data or side effects.</w:t>
+      </w:r>
+    </w:p>
+    <w:p>
+      <w:pPr>
+        <w:spacing w:before="240" w:after="240"/>
+        <w:jc w:val="both"/>
+        <w:rPr>
+          <w:b/>
+          <w:bCs/>
+        </w:rPr>
+      </w:pPr>
+      <w:r>
+        <w:rPr>
+          <w:b/>
+          <w:bCs/>
+        </w:rPr>
+        <w:t>5.1.2 Core Integration Test Scenarios</w:t>
+      </w:r>
+    </w:p>
+    <w:p>
+      <w:pPr>
+        <w:spacing w:before="240" w:after="240"/>
+        <w:jc w:val="both"/>
+      </w:pPr>
+      <w:r>
+        <w:rPr>
+          <w:b/>
+          <w:bCs/>
+        </w:rPr>
+        <w:tab/>
+      </w:r>
+      <w:r>
+        <w:t>The integration test suite covers several critical functional areas of the system, focusing on both optimal execution paths and strict security boundaries. The most important test scenarios carried out include:</w:t>
+      </w:r>
+    </w:p>
+    <w:p>
+      <w:pPr>
+        <w:spacing w:before="240" w:after="240"/>
+        <w:jc w:val="both"/>
+        <w:rPr>
+          <w:b/>
+          <w:bCs/>
+        </w:rPr>
+      </w:pPr>
+      <w:r>
+        <w:rPr>
+          <w:b/>
+          <w:bCs/>
+        </w:rPr>
+        <w:t>1. Authentication and Identity Management</w:t>
+      </w:r>
+    </w:p>
+    <w:p>
+      <w:pPr>
+        <w:spacing w:before="240" w:after="240"/>
+        <w:jc w:val="both"/>
+      </w:pPr>
+      <w:r>
+        <w:rPr>
+          <w:b/>
+          <w:bCs/>
+          <w:lang w:val="en-US"/>
+        </w:rPr>
+        <w:tab/>
+      </w:r>
+      <w:r>
+        <w:t xml:space="preserve">Securing user accounts and validating credentials across the HTTP pipeline is verified through the </w:t>
+      </w:r>
+      <w:r>
+        <w:rPr>
+          <w:b/>
+          <w:bCs/>
+        </w:rPr>
+        <w:t>AuthIntegrationTests</w:t>
+      </w:r>
+      <w:r>
+        <w:t xml:space="preserve"> suite.</w:t>
+      </w:r>
+    </w:p>
+    <w:p>
+      <w:pPr>
+        <w:pStyle w:val="ListParagraph"/>
+        <w:numPr>
+          <w:ilvl w:val="0"/>
+          <w:numId w:val="5"/>
+        </w:numPr>
+        <w:spacing w:before="240" w:after="240"/>
+        <w:jc w:val="both"/>
+        <w:rPr>
+          <w:lang w:val="en-US"/>
+        </w:rPr>
+      </w:pPr>
+      <w:r>
+        <w:rPr>
+          <w:b/>
+          <w:bCs/>
+        </w:rPr>
+        <w:t>Secure Registration &amp; Hashing:</w:t>
+      </w:r>
+      <w:r>
+        <w:t xml:space="preserve"> Verifies that submitting a valid RegisterDTO payload returns an HTTP 200 OK status. It directly inspects the database to confirm that the user profile was created and that the password was safely stored as a cryptographic hash rather than clear text.</w:t>
+      </w:r>
+    </w:p>
+    <w:p>
+      <w:pPr>
+        <w:pStyle w:val="ListParagraph"/>
+        <w:numPr>
+          <w:ilvl w:val="0"/>
+          <w:numId w:val="5"/>
+        </w:numPr>
+        <w:spacing w:before="240" w:after="240"/>
+        <w:jc w:val="both"/>
+        <w:rPr>
+          <w:lang w:val="en-US"/>
+        </w:rPr>
+      </w:pPr>
+      <w:r>
+        <w:rPr>
+          <w:b/>
+          <w:bCs/>
+          <w:lang w:val="en-US"/>
+        </w:rPr>
+        <w:t>Duplicate Prevention:</w:t>
+      </w:r>
+      <w:r>
+        <w:rPr>
+          <w:lang w:val="en-US"/>
+        </w:rPr>
+        <w:t xml:space="preserve"> Assures that attempting to register an account with an email address that already exists in the system is blocked, returning an HTTP 400 Bad Request.</w:t>
+      </w:r>
+    </w:p>
+    <w:p>
+      <w:pPr>
+        <w:pStyle w:val="ListParagraph"/>
+        <w:numPr>
+          <w:ilvl w:val="0"/>
+          <w:numId w:val="5"/>
+        </w:numPr>
+        <w:spacing w:before="240" w:after="240"/>
+        <w:jc w:val="both"/>
+        <w:rPr>
+          <w:lang w:val="en-US"/>
+        </w:rPr>
+      </w:pPr>
+      <w:r>
+        <w:rPr>
+          <w:b/>
+          <w:bCs/>
+        </w:rPr>
+        <w:t>Token Issuance and Validation:</w:t>
+      </w:r>
+      <w:r>
+        <w:t xml:space="preserve"> Tests the login pipeline with both valid and invalid credentials. When the credentials are correct, the system confirms that a valid JSON Web Token (JWT) is generated and returned inside an AuthResponseDTO. If the password or email is incorrect, it verifies that the server responds with an HTTP 401 Unauthorized status.</w:t>
+      </w:r>
+    </w:p>
+    <w:p>
+      <w:pPr>
+        <w:pStyle w:val="ListParagraph"/>
+        <w:spacing w:before="240" w:after="240"/>
+        <w:jc w:val="center"/>
+        <w:rPr>
+          <w:lang w:val="en-US"/>
+        </w:rPr>
+      </w:pPr>
+      <w:r>
+        <w:rPr>
+          <w:lang w:val="en-US"/>
+        </w:rPr>
+        <w:drawing>
+          <wp:inline distT="0" distB="0" distL="0" distR="0" wp14:anchorId="36618C37" wp14:editId="4F60FDCC">
+            <wp:extent cx="4022356" cy="1099637"/>
+            <wp:effectExtent l="0" t="0" r="0" b="5715"/>
+            <wp:docPr id="1961302468" name="Picture 1"/>
+            <wp:cNvGraphicFramePr>
+              <a:graphicFrameLocks xmlns:a="http://schemas.openxmlformats.org/drawingml/2006/main" noChangeAspect="1"/>
+            </wp:cNvGraphicFramePr>
+            <a:graphic xmlns:a="http://schemas.openxmlformats.org/drawingml/2006/main">
+              <a:graphicData uri="http://schemas.openxmlformats.org/drawingml/2006/picture">
+                <pic:pic xmlns:pic="http://schemas.openxmlformats.org/drawingml/2006/picture">
+                  <pic:nvPicPr>
+                    <pic:cNvPr id="1961302468" name=""/>
+                    <pic:cNvPicPr/>
+                  </pic:nvPicPr>
+                  <pic:blipFill>
+                    <a:blip r:embed="rId22"/>
+                    <a:stretch>
+                      <a:fillRect/>
+                    </a:stretch>
+                  </pic:blipFill>
+                  <pic:spPr>
+                    <a:xfrm>
+                      <a:off x="0" y="0"/>
+                      <a:ext cx="4047522" cy="1106517"/>
+                    </a:xfrm>
+                    <a:prstGeom prst="rect">
+                      <a:avLst/>
+                    </a:prstGeom>
+                  </pic:spPr>
+                </pic:pic>
+              </a:graphicData>
+            </a:graphic>
+          </wp:inline>
+        </w:drawing>
+      </w:r>
+    </w:p>
+    <w:p>
+      <w:pPr>
+        <w:pStyle w:val="ListParagraph"/>
+        <w:spacing w:before="240" w:after="240"/>
+        <w:jc w:val="center"/>
+        <w:rPr>
+          <w:lang w:val="en-US"/>
+        </w:rPr>
+      </w:pPr>
+    </w:p>
+    <w:p>
+      <w:pPr>
+        <w:spacing w:before="240" w:after="240"/>
+        <w:jc w:val="both"/>
+        <w:rPr>
+          <w:b/>
+          <w:bCs/>
+        </w:rPr>
+      </w:pPr>
+      <w:r>
+        <w:rPr>
+          <w:b/>
+          <w:bCs/>
+        </w:rPr>
+        <w:t>2. Chat Conversations and Multi-Tenant Isolation</w:t>
+      </w:r>
+    </w:p>
+    <w:p>
+      <w:pPr>
+        <w:spacing w:before="240" w:after="240"/>
+        <w:jc w:val="both"/>
+      </w:pPr>
+      <w:r>
+        <w:tab/>
+      </w:r>
+      <w:r>
+        <w:t xml:space="preserve">The </w:t>
+      </w:r>
+      <w:r>
+        <w:rPr>
+          <w:b/>
+          <w:bCs/>
+        </w:rPr>
+        <w:t>ChatIntegrationTests</w:t>
+      </w:r>
+      <w:r>
+        <w:t xml:space="preserve"> suite ensures that communication streams operate correctly and that users cannot access or tamper with data belonging to other chat sessions.</w:t>
+      </w:r>
+    </w:p>
+    <w:p>
+      <w:pPr>
+        <w:pStyle w:val="ListParagraph"/>
+        <w:numPr>
+          <w:ilvl w:val="0"/>
+          <w:numId w:val="6"/>
+        </w:numPr>
+        <w:spacing w:before="240" w:after="240"/>
+        <w:jc w:val="both"/>
+        <w:rPr>
+          <w:lang w:val="en-US"/>
+        </w:rPr>
+      </w:pPr>
+      <w:r>
+        <w:rPr>
+          <w:b/>
+          <w:bCs/>
+          <w:lang w:val="en-US"/>
+        </w:rPr>
+        <w:t>End-to-End Chat Pipeline</w:t>
+      </w:r>
+      <w:r>
+        <w:rPr>
+          <w:lang w:val="en-US"/>
+        </w:rPr>
+        <w:t>: Simulates an authenticated user creating a new conversation room via POST /api/ChatConversation and immediately posting a message. The test confirms that the conversation is initialized, the message is saved to the database, and the correct relational foreign keys are linked.</w:t>
+      </w:r>
+    </w:p>
+    <w:p>
+      <w:pPr>
+        <w:pStyle w:val="ListParagraph"/>
+        <w:numPr>
+          <w:ilvl w:val="0"/>
+          <w:numId w:val="6"/>
+        </w:numPr>
+        <w:spacing w:before="240" w:after="240"/>
+        <w:jc w:val="both"/>
+        <w:rPr>
+          <w:lang w:val="en-US"/>
+        </w:rPr>
+      </w:pPr>
+      <w:r>
+        <w:rPr>
+          <w:b/>
+          <w:bCs/>
+        </w:rPr>
+        <w:t>Strict Resource Ownership:</w:t>
+      </w:r>
+      <w:r>
+        <w:t xml:space="preserve"> Validates data security by testing unauthorized modifications. For example, the test suite registers an owner user to create a chat </w:t>
+      </w:r>
+      <w:r>
+        <w:lastRenderedPageBreak/>
+        <w:t>room, then logs in as a different "intruder" user to attempt a rename or delete operation. The test confirms that the system catches this boundary violation and returns an HTTP 403 Forbidden status, protecting user data privacy.</w:t>
+      </w:r>
+    </w:p>
+    <w:p>
+      <w:pPr>
+        <w:pStyle w:val="ListParagraph"/>
+        <w:numPr>
+          <w:ilvl w:val="0"/>
+          <w:numId w:val="6"/>
+        </w:numPr>
+        <w:spacing w:before="240" w:after="240"/>
+        <w:jc w:val="both"/>
+        <w:rPr>
+          <w:lang w:val="en-US"/>
+        </w:rPr>
+      </w:pPr>
+      <w:r>
+        <w:rPr>
+          <w:b/>
+          <w:bCs/>
+          <w:lang w:val="en-US"/>
+        </w:rPr>
+        <w:t>Request Validation:</w:t>
+      </w:r>
+      <w:r>
+        <w:rPr>
+          <w:lang w:val="en-US"/>
+        </w:rPr>
+        <w:t xml:space="preserve"> Checks that edge cases, such as sending a message composed entirely of empty spaces or whitespace characters, are intercepted at the API gate, resulting in an HTTP 400 Bad Request.</w:t>
+      </w:r>
+    </w:p>
+    <w:p>
+      <w:pPr>
+        <w:spacing w:before="240" w:after="240"/>
+        <w:jc w:val="center"/>
+        <w:rPr>
+          <w:lang w:val="en-US"/>
+        </w:rPr>
+      </w:pPr>
+      <w:r>
+        <w:rPr>
+          <w:lang w:val="en-US"/>
+        </w:rPr>
+        <w:drawing>
+          <wp:inline distT="0" distB="0" distL="0" distR="0" wp14:anchorId="07FDFB4E" wp14:editId="16F254F5">
+            <wp:extent cx="4412615" cy="1693400"/>
+            <wp:effectExtent l="0" t="0" r="6985" b="2540"/>
+            <wp:docPr id="118836827" name="Picture 1"/>
+            <wp:cNvGraphicFramePr>
+              <a:graphicFrameLocks xmlns:a="http://schemas.openxmlformats.org/drawingml/2006/main" noChangeAspect="1"/>
+            </wp:cNvGraphicFramePr>
+            <a:graphic xmlns:a="http://schemas.openxmlformats.org/drawingml/2006/main">
+              <a:graphicData uri="http://schemas.openxmlformats.org/drawingml/2006/picture">
+                <pic:pic xmlns:pic="http://schemas.openxmlformats.org/drawingml/2006/picture">
+                  <pic:nvPicPr>
+                    <pic:cNvPr id="118836827" name=""/>
+                    <pic:cNvPicPr/>
+                  </pic:nvPicPr>
+                  <pic:blipFill>
+                    <a:blip r:embed="rId23"/>
+                    <a:stretch>
+                      <a:fillRect/>
+                    </a:stretch>
+                  </pic:blipFill>
+                  <pic:spPr>
+                    <a:xfrm>
+                      <a:off x="0" y="0"/>
+                      <a:ext cx="4440849" cy="1704235"/>
+                    </a:xfrm>
+                    <a:prstGeom prst="rect">
+                      <a:avLst/>
+                    </a:prstGeom>
+                  </pic:spPr>
+                </pic:pic>
+              </a:graphicData>
+            </a:graphic>
+          </wp:inline>
+        </w:drawing>
+      </w:r>
+    </w:p>
+    <w:p>
+      <w:pPr>
+        <w:spacing w:before="240" w:after="240"/>
+        <w:rPr>
+          <w:b/>
+          <w:bCs/>
+        </w:rPr>
+      </w:pPr>
+      <w:r>
+        <w:rPr>
+          <w:b/>
+          <w:bCs/>
+        </w:rPr>
+        <w:t xml:space="preserve">3. Interactive Bot Features </w:t>
+      </w:r>
+    </w:p>
+    <w:p>
+      <w:pPr>
+        <w:spacing w:before="240" w:after="240"/>
+        <w:rPr>
+          <w:lang w:val="en-US"/>
+        </w:rPr>
+      </w:pPr>
+      <w:r>
+        <w:tab/>
+      </w:r>
+      <w:r>
+        <w:t xml:space="preserve">The </w:t>
+      </w:r>
+      <w:r>
+        <w:rPr>
+          <w:b/>
+          <w:bCs/>
+        </w:rPr>
+        <w:t>GameIntegrationTests</w:t>
+      </w:r>
+      <w:r>
+        <w:t xml:space="preserve"> class tests the integration between the ChatService, the BotEngine command patterns, and custom </w:t>
+      </w:r>
+      <w:r>
+        <w:t>games</w:t>
+      </w:r>
+      <w:r>
+        <w:t xml:space="preserve"> modules.</w:t>
+      </w:r>
+    </w:p>
+    <w:p>
+      <w:pPr>
+        <w:pStyle w:val="ListParagraph"/>
+        <w:numPr>
+          <w:ilvl w:val="0"/>
+          <w:numId w:val="7"/>
+        </w:numPr>
+        <w:spacing w:before="240" w:after="240"/>
+        <w:jc w:val="both"/>
+        <w:rPr>
+          <w:lang w:val="en-US"/>
+        </w:rPr>
+      </w:pPr>
+      <w:r>
+        <w:rPr>
+          <w:b/>
+          <w:bCs/>
+        </w:rPr>
+        <w:t>Slash Command Parsing:</w:t>
+      </w:r>
+      <w:r>
+        <w:t xml:space="preserve"> Sends a message containing the /dice command and asserts that the BotEngine successfully intercepts it, processes the rolling logic, and outputs a structured result containing randomized die values back into the chat history.</w:t>
+      </w:r>
+    </w:p>
+    <w:p>
+      <w:pPr>
+        <w:pStyle w:val="ListParagraph"/>
+        <w:numPr>
+          <w:ilvl w:val="0"/>
+          <w:numId w:val="7"/>
+        </w:numPr>
+        <w:spacing w:before="240" w:after="240"/>
+        <w:jc w:val="both"/>
+        <w:rPr>
+          <w:lang w:val="en-US"/>
+        </w:rPr>
+      </w:pPr>
+      <w:r>
+        <w:rPr>
+          <w:b/>
+          <w:bCs/>
+        </w:rPr>
+        <w:t>Trivia Game Rules and Idempotency:</w:t>
+      </w:r>
+      <w:r>
+        <w:t xml:space="preserve"> Validates the state machine of the trivia module. It handles sending a /trivia command, extracts the dynamically generated question from the response, and submits the correct answer index. It also asserts that if a user tries to exploit the API by submitting a second answer to a trivia question that has already been completed, the server blocks the action and returns an HTTP 400 Bad Request.</w:t>
+      </w:r>
+    </w:p>
+    <w:p>
+      <w:pPr>
+        <w:pStyle w:val="ListParagraph"/>
+        <w:spacing w:before="240" w:after="240"/>
+        <w:jc w:val="center"/>
+        <w:rPr>
+          <w:lang w:val="en-US"/>
+        </w:rPr>
+      </w:pPr>
+      <w:r>
+        <w:rPr>
+          <w:lang w:val="en-US"/>
+        </w:rPr>
+        <w:drawing>
+          <wp:inline distT="0" distB="0" distL="0" distR="0" wp14:anchorId="4EA58E61" wp14:editId="65660AD6">
+            <wp:extent cx="5001895" cy="804381"/>
+            <wp:effectExtent l="0" t="0" r="0" b="0"/>
+            <wp:docPr id="898895769" name="Picture 1"/>
+            <wp:cNvGraphicFramePr>
+              <a:graphicFrameLocks xmlns:a="http://schemas.openxmlformats.org/drawingml/2006/main" noChangeAspect="1"/>
+            </wp:cNvGraphicFramePr>
+            <a:graphic xmlns:a="http://schemas.openxmlformats.org/drawingml/2006/main">
+              <a:graphicData uri="http://schemas.openxmlformats.org/drawingml/2006/picture">
+                <pic:pic xmlns:pic="http://schemas.openxmlformats.org/drawingml/2006/picture">
+                  <pic:nvPicPr>
+                    <pic:cNvPr id="898895769" name=""/>
+                    <pic:cNvPicPr/>
+                  </pic:nvPicPr>
+                  <pic:blipFill>
+                    <a:blip r:embed="rId24"/>
+                    <a:stretch>
+                      <a:fillRect/>
+                    </a:stretch>
+                  </pic:blipFill>
+                  <pic:spPr>
+                    <a:xfrm>
+                      <a:off x="0" y="0"/>
+                      <a:ext cx="5030504" cy="808982"/>
+                    </a:xfrm>
+                    <a:prstGeom prst="rect">
+                      <a:avLst/>
+                    </a:prstGeom>
+                  </pic:spPr>
+                </pic:pic>
+              </a:graphicData>
+            </a:graphic>
+          </wp:inline>
+        </w:drawing>
+      </w:r>
+    </w:p>
+    <w:p>
+      <w:pPr>
+        <w:spacing w:before="240" w:after="240"/>
+        <w:jc w:val="both"/>
+        <w:rPr>
+          <w:b/>
+          <w:bCs/>
+        </w:rPr>
+      </w:pPr>
+      <w:r>
+        <w:rPr>
+          <w:b/>
+          <w:bCs/>
+        </w:rPr>
+        <w:t>4. System Resiliency and Fallbacks</w:t>
+      </w:r>
+    </w:p>
+    <w:p>
+      <w:pPr>
+        <w:spacing w:before="240" w:after="240"/>
+        <w:jc w:val="both"/>
+      </w:pPr>
+      <w:r>
+        <w:tab/>
+      </w:r>
+      <w:r>
+        <w:t xml:space="preserve">The </w:t>
+      </w:r>
+      <w:r>
+        <w:rPr>
+          <w:b/>
+          <w:bCs/>
+        </w:rPr>
+        <w:t>ResiliencyTests</w:t>
+      </w:r>
+      <w:r>
+        <w:t xml:space="preserve"> suite evaluates how the system handles communication degradation and corrupted data packages between the client and server.</w:t>
+      </w:r>
+    </w:p>
+    <w:p>
+      <w:pPr>
+        <w:pStyle w:val="ListParagraph"/>
+        <w:numPr>
+          <w:ilvl w:val="0"/>
+          <w:numId w:val="8"/>
+        </w:numPr>
+        <w:spacing w:before="240" w:after="240"/>
+        <w:jc w:val="both"/>
+        <w:rPr>
+          <w:lang w:val="en-US"/>
+        </w:rPr>
+      </w:pPr>
+      <w:r>
+        <w:rPr>
+          <w:b/>
+          <w:bCs/>
+          <w:lang w:val="en-US"/>
+        </w:rPr>
+        <w:t>Frontend Error Isolation:</w:t>
+      </w:r>
+      <w:r>
+        <w:rPr>
+          <w:lang w:val="en-US"/>
+        </w:rPr>
+        <w:t xml:space="preserve"> Uses the bUnit library to pass a heavily corrupted and malformed JSON string into the frontend MusicBubble UI component. It ensures that the component catches the rendering exception internally and gracefully degrades to a visual fallback state instead of crashing the Blazor runtime.</w:t>
+      </w:r>
+    </w:p>
+    <w:p>
+      <w:pPr>
+        <w:pStyle w:val="ListParagraph"/>
+        <w:numPr>
+          <w:ilvl w:val="0"/>
+          <w:numId w:val="8"/>
+        </w:numPr>
+        <w:spacing w:before="240" w:after="240"/>
+        <w:jc w:val="both"/>
+        <w:rPr>
+          <w:lang w:val="en-US"/>
+        </w:rPr>
+      </w:pPr>
+      <w:r>
+        <w:rPr>
+          <w:b/>
+          <w:bCs/>
+        </w:rPr>
+        <w:t>Token Expiration:</w:t>
+      </w:r>
+      <w:r>
+        <w:t xml:space="preserve"> Mimics an expired or malformed JWT token string inside the Authorization header of a protected API request. It confirms that the backend </w:t>
+      </w:r>
+      <w:r>
+        <w:lastRenderedPageBreak/>
+        <w:t>middleware correctly identifies the invalid token and returns an HTTP 401 Unauthorized response.</w:t>
+      </w:r>
+    </w:p>
+    <w:p>
+      <w:pPr>
+        <w:pStyle w:val="ListParagraph"/>
+        <w:spacing w:before="240" w:after="240"/>
+        <w:jc w:val="center"/>
+        <w:rPr>
+          <w:lang w:val="en-US"/>
+        </w:rPr>
+      </w:pPr>
+      <w:r>
+        <w:rPr>
+          <w:noProof/>
+          <w:lang w:val="en-US"/>
+        </w:rPr>
+        <w:drawing>
+          <wp:inline distT="0" distB="0" distL="0" distR="0" wp14:anchorId="60515C99" wp14:editId="2C3843F3">
+            <wp:extent cx="4577715" cy="453016"/>
+            <wp:effectExtent l="0" t="0" r="0" b="4445"/>
+            <wp:docPr id="478415486" name="Picture 12"/>
+            <wp:cNvGraphicFramePr>
+              <a:graphicFrameLocks xmlns:a="http://schemas.openxmlformats.org/drawingml/2006/main" noChangeAspect="1"/>
+            </wp:cNvGraphicFramePr>
+            <a:graphic xmlns:a="http://schemas.openxmlformats.org/drawingml/2006/main">
+              <a:graphicData uri="http://schemas.openxmlformats.org/drawingml/2006/picture">
+                <pic:pic xmlns:pic="http://schemas.openxmlformats.org/drawingml/2006/picture">
+                  <pic:nvPicPr>
+                    <pic:cNvPr id="0" name="Picture 9"/>
+                    <pic:cNvPicPr>
+                      <a:picLocks noChangeAspect="1" noChangeArrowheads="1"/>
+                    </pic:cNvPicPr>
+                  </pic:nvPicPr>
+                  <pic:blipFill>
+                    <a:blip r:embed="rId25">
+                      <a:extLst>
+                        <a:ext uri="{28A0092B-C50C-407E-A947-70E740481C1C}">
+                          <a14:useLocalDpi xmlns:a14="http://schemas.microsoft.com/office/drawing/2010/main" val="0"/>
+                        </a:ext>
+                      </a:extLst>
+                    </a:blip>
+                    <a:srcRect/>
+                    <a:stretch>
+                      <a:fillRect/>
+                    </a:stretch>
+                  </pic:blipFill>
+                  <pic:spPr bwMode="auto">
+                    <a:xfrm>
+                      <a:off x="0" y="0"/>
+                      <a:ext cx="4619897" cy="457190"/>
+                    </a:xfrm>
+                    <a:prstGeom prst="rect">
+                      <a:avLst/>
+                    </a:prstGeom>
+                    <a:noFill/>
+                  </pic:spPr>
+                </pic:pic>
+              </a:graphicData>
+            </a:graphic>
+          </wp:inline>
+        </w:drawing>
+      </w:r>
+    </w:p>
+    <w:p>
+      <w:pPr>
+        <w:spacing w:before="240" w:after="240"/>
+        <w:jc w:val="both"/>
+        <w:rPr>
+          <w:b/>
+          <w:bCs/>
+        </w:rPr>
+      </w:pPr>
+      <w:r>
+        <w:rPr>
+          <w:b/>
+          <w:bCs/>
+        </w:rPr>
+        <w:t>5.1.3 Behavior Confirmation and System Validation</w:t>
+      </w:r>
+    </w:p>
+    <w:p>
+      <w:pPr>
+        <w:spacing w:before="240" w:after="240"/>
+        <w:jc w:val="both"/>
+      </w:pPr>
+      <w:r>
+        <w:rPr>
+          <w:b/>
+          <w:bCs/>
+        </w:rPr>
+        <w:tab/>
+      </w:r>
+      <w:r>
+        <w:t>The results of these integration tests are validated using FluentAssertions, which check three layers of system behavior simultaneously:</w:t>
+      </w:r>
+    </w:p>
+    <w:p>
+      <w:pPr>
+        <w:pStyle w:val="ListParagraph"/>
+        <w:numPr>
+          <w:ilvl w:val="0"/>
+          <w:numId w:val="9"/>
+        </w:numPr>
+        <w:spacing w:before="240" w:after="240"/>
+        <w:jc w:val="both"/>
+        <w:rPr>
+          <w:lang w:val="en-US"/>
+        </w:rPr>
+      </w:pPr>
+      <w:r>
+        <w:rPr>
+          <w:b/>
+          <w:bCs/>
+        </w:rPr>
+        <w:t>HTTP Response States:</w:t>
+      </w:r>
+      <w:r>
+        <w:t xml:space="preserve"> Every API endpoint is checked to ensure it returns the exact semantic HTTP status code required (200 OK for success, 400 BadRequest for invalid inputs, 401 Unauthorized for bad credentials, and 403 Forbidden for resource ownership issues).</w:t>
+      </w:r>
+    </w:p>
+    <w:p>
+      <w:pPr>
+        <w:pStyle w:val="ListParagraph"/>
+        <w:numPr>
+          <w:ilvl w:val="0"/>
+          <w:numId w:val="9"/>
+        </w:numPr>
+        <w:spacing w:before="240" w:after="240"/>
+        <w:jc w:val="both"/>
+        <w:rPr>
+          <w:lang w:val="en-US"/>
+        </w:rPr>
+      </w:pPr>
+      <w:r>
+        <w:rPr>
+          <w:b/>
+          <w:bCs/>
+        </w:rPr>
+        <w:t>State Persistence Verification:</w:t>
+      </w:r>
+      <w:r>
+        <w:t xml:space="preserve"> The tests spin up isolated service scopes to double-check the underlying database state. This confirms that records are not just sent back in the HTTP response, but are actually written to database tables correctly.</w:t>
+      </w:r>
+    </w:p>
+    <w:p>
+      <w:pPr>
+        <w:pStyle w:val="ListParagraph"/>
+        <w:numPr>
+          <w:ilvl w:val="0"/>
+          <w:numId w:val="9"/>
+        </w:numPr>
+        <w:spacing w:before="240" w:after="240"/>
+        <w:jc w:val="both"/>
+        <w:rPr>
+          <w:lang w:val="en-US"/>
+        </w:rPr>
+      </w:pPr>
+      <w:r>
+        <w:rPr>
+          <w:b/>
+          <w:bCs/>
+        </w:rPr>
+        <w:t>Payload Structuring:</w:t>
+      </w:r>
+      <w:r>
+        <w:t xml:space="preserve"> The tests deserialize the JSON payloads returned by the server into native DTO objects to confirm that metadata properties (like conversation IDs, token strings, and error messages) are perfectly formatted and case-insensitive.</w:t>
+      </w:r>
+    </w:p>
+    <w:p>
+      <w:pPr>
+        <w:spacing w:before="240" w:after="240"/>
+        <w:ind w:firstLine="360"/>
+        <w:jc w:val="both"/>
+        <w:rPr>
+          <w:lang w:val="en-US"/>
+        </w:rPr>
+      </w:pPr>
+      <w:r>
+        <w:t>By executing this comprehensive suite across all system controllers and services, the integration tests provide definitive proof that the client and server layers communicate reliably, business rules are executed accurately, and security barriers are safely enforced.</w:t>
+      </w:r>
+    </w:p>
+    <w:p>
+      <w:pPr>
+        <w:spacing w:before="240" w:after="240"/>
+        <w:jc w:val="both"/>
+      </w:pPr>
     </w:p>
     <w:p>
       <w:pPr>
         <w:pStyle w:val="Heading2"/>
       </w:pPr>
-      <w:bookmarkStart w:id="15" w:name="_ytzpv1se71cx" w:colFirst="0" w:colLast="0"/>
-      <w:bookmarkEnd w:id="15"/>
       <w:r>
         <w:t>5.2 Future Improvements</w:t>
       </w:r>
@@ -4176,17 +5663,120 @@
     <w:p>
       <w:pPr>
         <w:spacing w:before="240" w:after="240"/>
-      </w:pPr>
-      <w:r>
-        <w:t>[Outline potential future enhancements for the system, describing improvements that could be introduced in later versions.]</w:t>
+        <w:ind w:firstLine="720"/>
+        <w:jc w:val="both"/>
+      </w:pPr>
+      <w:r>
+        <w:t xml:space="preserve">While the current iteration of the ChattyBot </w:t>
+      </w:r>
+      <w:r>
+        <w:t>app</w:t>
+      </w:r>
+      <w:r>
+        <w:t xml:space="preserve"> provides a stable, secure, and responsive foundation for asynchronous chat interactions and interactive bot features, several architectural and functional improvements can be introduced in later versions to transition the system into a production-ready enterprise solution.</w:t>
+      </w:r>
+    </w:p>
+    <w:p>
+      <w:pPr>
+        <w:spacing w:before="240" w:after="240"/>
+        <w:jc w:val="both"/>
+      </w:pPr>
+      <w:r>
+        <w:t>Here are the main improvements planned for later releases:</w:t>
+      </w:r>
+    </w:p>
+    <w:p>
+      <w:pPr>
+        <w:pStyle w:val="ListParagraph"/>
+        <w:numPr>
+          <w:ilvl w:val="0"/>
+          <w:numId w:val="10"/>
+        </w:numPr>
+        <w:spacing w:before="240" w:after="240"/>
+        <w:jc w:val="both"/>
+      </w:pPr>
+      <w:r>
+        <w:rPr>
+          <w:b/>
+          <w:bCs/>
+        </w:rPr>
+        <w:t>Real-time Communication with SignalR:</w:t>
+      </w:r>
+      <w:r>
+        <w:t xml:space="preserve"> Right now, the Blazor app talks to the server using standard HTTP REST requests. Moving to ASP.NET Core SignalR would let us use WebSockets. This means the server could push new messages or bot replies instantly to the screen the exact millisecond they happen, without any delays.</w:t>
+      </w:r>
+    </w:p>
+    <w:p>
+      <w:pPr>
+        <w:pStyle w:val="ListParagraph"/>
+        <w:numPr>
+          <w:ilvl w:val="0"/>
+          <w:numId w:val="10"/>
+        </w:numPr>
+        <w:spacing w:before="240" w:after="240"/>
+        <w:jc w:val="both"/>
+      </w:pPr>
+      <w:r>
+        <w:rPr>
+          <w:b/>
+          <w:bCs/>
+        </w:rPr>
+        <w:t>Smart AI and LLM Integration:</w:t>
+      </w:r>
+      <w:r>
+        <w:t xml:space="preserve"> The current BotEngine works perfectly for strict slash commands like /trivia or /dice, but it can't handle casual text. In the future, integrating an LLM API (Large Language Model) would give the bot natural language processing capabilities. This would let the bot understand normal questions and hold actual conversations.</w:t>
+      </w:r>
+    </w:p>
+    <w:p>
+      <w:pPr>
+        <w:pStyle w:val="ListParagraph"/>
+        <w:numPr>
+          <w:ilvl w:val="0"/>
+          <w:numId w:val="10"/>
+        </w:numPr>
+        <w:spacing w:before="240" w:after="240"/>
+        <w:jc w:val="both"/>
+      </w:pPr>
+      <w:r>
+        <w:rPr>
+          <w:b/>
+          <w:bCs/>
+        </w:rPr>
+        <w:t>Production Database and Redis Caching:</w:t>
+      </w:r>
+      <w:r>
+        <w:t xml:space="preserve"> For testing, an In-Memory setup is great, but a production launch would require a real database system like PostgreSQL or SQL </w:t>
+      </w:r>
+      <w:r>
+        <w:lastRenderedPageBreak/>
+        <w:t>Server. To keep responses near-instant under heavy traffic, we could also plug in a Redis caching layer to hold active user sessions and game states directly in memory.</w:t>
+      </w:r>
+    </w:p>
+    <w:p>
+      <w:pPr>
+        <w:pStyle w:val="ListParagraph"/>
+        <w:numPr>
+          <w:ilvl w:val="0"/>
+          <w:numId w:val="10"/>
+        </w:numPr>
+        <w:spacing w:before="240" w:after="240"/>
+        <w:jc w:val="both"/>
+      </w:pPr>
+      <w:r>
+        <w:rPr>
+          <w:b/>
+          <w:bCs/>
+        </w:rPr>
+        <w:t>Advanced Security and OAuth2 Login:</w:t>
+      </w:r>
+      <w:r>
+        <w:t xml:space="preserve"> The existing JWT setup keeps endpoints secure, but adding HTTP-only Refresh Tokens would make logins much safer over long periods. Additionally, adding OAuth2 support would let users sign in instantly using their existing Google or GitHub accounts.</w:t>
       </w:r>
     </w:p>
     <w:p>
       <w:pPr>
         <w:pStyle w:val="Heading1"/>
       </w:pPr>
-      <w:bookmarkStart w:id="16" w:name="_s5av73rt6eq0" w:colFirst="0" w:colLast="0"/>
-      <w:bookmarkEnd w:id="16"/>
       <w:r>
         <w:t>6. Bibliography</w:t>
       </w:r>
@@ -4218,6 +5808,232 @@
 <file path=word/numbering.xml><?xml version="1.0" encoding="utf-8"?>
 <w:numbering xmlns:wpc="http://schemas.microsoft.com/office/word/2010/wordprocessingCanvas" xmlns:cx="http://schemas.microsoft.com/office/drawing/2014/chartex" xmlns:cx1="http://schemas.microsoft.com/office/drawing/2015/9/8/chartex" xmlns:cx2="http://schemas.microsoft.com/office/drawing/2015/10/21/chartex" xmlns:cx3="http://schemas.microsoft.com/office/drawing/2016/5/9/chartex" xmlns:cx4="http://schemas.microsoft.com/office/drawing/2016/5/10/chartex" xmlns:cx5="http://schemas.microsoft.com/office/drawing/2016/5/11/chartex" xmlns:cx6="http://schemas.microsoft.com/office/drawing/2016/5/12/chartex" xmlns:cx7="http://schemas.microsoft.com/office/drawing/2016/5/13/chartex" xmlns:cx8="http://schemas.microsoft.com/office/drawing/2016/5/14/chartex" xmlns:mc="http://schemas.openxmlformats.org/markup-compatibility/2006" xmlns:aink="http://schemas.microsoft.com/office/drawing/2016/ink" xmlns:am3d="http://schemas.microsoft.com/office/drawing/2017/model3d" xmlns:o="urn:schemas-microsoft-com:office:office" xmlns:oel="http://schemas.microsoft.com/office/2019/extlst" xmlns:r="http://schemas.openxmlformats.org/officeDocument/2006/relationships" xmlns:m="http://schemas.openxmlformats.org/officeDocument/2006/math" xmlns:v="urn:schemas-microsoft-com:vml" xmlns:wp14="http://schemas.microsoft.com/office/word/2010/wordprocessingDrawing" xmlns:wp="http://schemas.openxmlformats.org/drawingml/2006/wordprocessingDrawing" xmlns:w10="urn:schemas-microsoft-com:office:word" xmlns:w="http://schemas.openxmlformats.org/wordprocessingml/2006/main" xmlns:w14="http://schemas.microsoft.com/office/word/2010/wordml" xmlns:w15="http://schemas.microsoft.com/office/word/2012/wordml" xmlns:w16cex="http://schemas.microsoft.com/office/word/2018/wordml/cex" xmlns:w16cid="http://schemas.microsoft.com/office/word/2016/wordml/cid" xmlns:w16="http://schemas.microsoft.com/office/word/2018/wordml" xmlns:w16du="http://schemas.microsoft.com/office/word/2023/wordml/word16du" xmlns:w16sdtdh="http://schemas.microsoft.com/office/word/2020/wordml/sdtdatahash" xmlns:w16sdtfl="http://schemas.microsoft.com/office/word/2024/wordml/sdtformatlock" xmlns:w16se="http://schemas.microsoft.com/office/word/2015/wordml/symex" xmlns:wpg="http://schemas.microsoft.com/office/word/2010/wordprocessingGroup" xmlns:wpi="http://schemas.microsoft.com/office/word/2010/wordprocessingInk" xmlns:wne="http://schemas.microsoft.com/office/word/2006/wordml" xmlns:wps="http://schemas.microsoft.com/office/word/2010/wordprocessingShape" mc:Ignorable="w14 w15 w16se w16cid w16 w16cex w16sdtdh w16sdtfl w16du wp14">
   <w:abstractNum w:abstractNumId="0" w15:restartNumberingAfterBreak="0">
+    <w:nsid w:val="049D1C6A"/>
+    <w:multiLevelType w:val="hybridMultilevel"/>
+    <w:tmpl w:val="96640F54"/>
+    <w:lvl w:ilvl="0" w:tplc="04090001">
+      <w:start w:val="1"/>
+      <w:numFmt w:val="bullet"/>
+      <w:lvlText w:val=""/>
+      <w:lvlJc w:val="left"/>
+      <w:pPr>
+        <w:ind w:left="720" w:hanging="360"/>
+      </w:pPr>
+      <w:rPr>
+        <w:rFonts w:ascii="Symbol" w:hAnsi="Symbol" w:hint="default"/>
+      </w:rPr>
+    </w:lvl>
+    <w:lvl w:ilvl="1" w:tplc="04090003" w:tentative="1">
+      <w:start w:val="1"/>
+      <w:numFmt w:val="bullet"/>
+      <w:lvlText w:val="o"/>
+      <w:lvlJc w:val="left"/>
+      <w:pPr>
+        <w:ind w:left="1440" w:hanging="360"/>
+      </w:pPr>
+      <w:rPr>
+        <w:rFonts w:ascii="Courier New" w:hAnsi="Courier New" w:cs="Courier New" w:hint="default"/>
+      </w:rPr>
+    </w:lvl>
+    <w:lvl w:ilvl="2" w:tplc="04090005" w:tentative="1">
+      <w:start w:val="1"/>
+      <w:numFmt w:val="bullet"/>
+      <w:lvlText w:val=""/>
+      <w:lvlJc w:val="left"/>
+      <w:pPr>
+        <w:ind w:left="2160" w:hanging="360"/>
+      </w:pPr>
+      <w:rPr>
+        <w:rFonts w:ascii="Wingdings" w:hAnsi="Wingdings" w:hint="default"/>
+      </w:rPr>
+    </w:lvl>
+    <w:lvl w:ilvl="3" w:tplc="04090001" w:tentative="1">
+      <w:start w:val="1"/>
+      <w:numFmt w:val="bullet"/>
+      <w:lvlText w:val=""/>
+      <w:lvlJc w:val="left"/>
+      <w:pPr>
+        <w:ind w:left="2880" w:hanging="360"/>
+      </w:pPr>
+      <w:rPr>
+        <w:rFonts w:ascii="Symbol" w:hAnsi="Symbol" w:hint="default"/>
+      </w:rPr>
+    </w:lvl>
+    <w:lvl w:ilvl="4" w:tplc="04090003" w:tentative="1">
+      <w:start w:val="1"/>
+      <w:numFmt w:val="bullet"/>
+      <w:lvlText w:val="o"/>
+      <w:lvlJc w:val="left"/>
+      <w:pPr>
+        <w:ind w:left="3600" w:hanging="360"/>
+      </w:pPr>
+      <w:rPr>
+        <w:rFonts w:ascii="Courier New" w:hAnsi="Courier New" w:cs="Courier New" w:hint="default"/>
+      </w:rPr>
+    </w:lvl>
+    <w:lvl w:ilvl="5" w:tplc="04090005" w:tentative="1">
+      <w:start w:val="1"/>
+      <w:numFmt w:val="bullet"/>
+      <w:lvlText w:val=""/>
+      <w:lvlJc w:val="left"/>
+      <w:pPr>
+        <w:ind w:left="4320" w:hanging="360"/>
+      </w:pPr>
+      <w:rPr>
+        <w:rFonts w:ascii="Wingdings" w:hAnsi="Wingdings" w:hint="default"/>
+      </w:rPr>
+    </w:lvl>
+    <w:lvl w:ilvl="6" w:tplc="04090001" w:tentative="1">
+      <w:start w:val="1"/>
+      <w:numFmt w:val="bullet"/>
+      <w:lvlText w:val=""/>
+      <w:lvlJc w:val="left"/>
+      <w:pPr>
+        <w:ind w:left="5040" w:hanging="360"/>
+      </w:pPr>
+      <w:rPr>
+        <w:rFonts w:ascii="Symbol" w:hAnsi="Symbol" w:hint="default"/>
+      </w:rPr>
+    </w:lvl>
+    <w:lvl w:ilvl="7" w:tplc="04090003" w:tentative="1">
+      <w:start w:val="1"/>
+      <w:numFmt w:val="bullet"/>
+      <w:lvlText w:val="o"/>
+      <w:lvlJc w:val="left"/>
+      <w:pPr>
+        <w:ind w:left="5760" w:hanging="360"/>
+      </w:pPr>
+      <w:rPr>
+        <w:rFonts w:ascii="Courier New" w:hAnsi="Courier New" w:cs="Courier New" w:hint="default"/>
+      </w:rPr>
+    </w:lvl>
+    <w:lvl w:ilvl="8" w:tplc="04090005" w:tentative="1">
+      <w:start w:val="1"/>
+      <w:numFmt w:val="bullet"/>
+      <w:lvlText w:val=""/>
+      <w:lvlJc w:val="left"/>
+      <w:pPr>
+        <w:ind w:left="6480" w:hanging="360"/>
+      </w:pPr>
+      <w:rPr>
+        <w:rFonts w:ascii="Wingdings" w:hAnsi="Wingdings" w:hint="default"/>
+      </w:rPr>
+    </w:lvl>
+  </w:abstractNum>
+  <w:abstractNum w:abstractNumId="1" w15:restartNumberingAfterBreak="0">
+    <w:nsid w:val="128E116C"/>
+    <w:multiLevelType w:val="hybridMultilevel"/>
+    <w:tmpl w:val="25A22B6C"/>
+    <w:lvl w:ilvl="0" w:tplc="04090001">
+      <w:start w:val="1"/>
+      <w:numFmt w:val="bullet"/>
+      <w:lvlText w:val=""/>
+      <w:lvlJc w:val="left"/>
+      <w:pPr>
+        <w:ind w:left="720" w:hanging="360"/>
+      </w:pPr>
+      <w:rPr>
+        <w:rFonts w:ascii="Symbol" w:hAnsi="Symbol" w:hint="default"/>
+      </w:rPr>
+    </w:lvl>
+    <w:lvl w:ilvl="1" w:tplc="04090003" w:tentative="1">
+      <w:start w:val="1"/>
+      <w:numFmt w:val="bullet"/>
+      <w:lvlText w:val="o"/>
+      <w:lvlJc w:val="left"/>
+      <w:pPr>
+        <w:ind w:left="1440" w:hanging="360"/>
+      </w:pPr>
+      <w:rPr>
+        <w:rFonts w:ascii="Courier New" w:hAnsi="Courier New" w:cs="Courier New" w:hint="default"/>
+      </w:rPr>
+    </w:lvl>
+    <w:lvl w:ilvl="2" w:tplc="04090005" w:tentative="1">
+      <w:start w:val="1"/>
+      <w:numFmt w:val="bullet"/>
+      <w:lvlText w:val=""/>
+      <w:lvlJc w:val="left"/>
+      <w:pPr>
+        <w:ind w:left="2160" w:hanging="360"/>
+      </w:pPr>
+      <w:rPr>
+        <w:rFonts w:ascii="Wingdings" w:hAnsi="Wingdings" w:hint="default"/>
+      </w:rPr>
+    </w:lvl>
+    <w:lvl w:ilvl="3" w:tplc="04090001" w:tentative="1">
+      <w:start w:val="1"/>
+      <w:numFmt w:val="bullet"/>
+      <w:lvlText w:val=""/>
+      <w:lvlJc w:val="left"/>
+      <w:pPr>
+        <w:ind w:left="2880" w:hanging="360"/>
+      </w:pPr>
+      <w:rPr>
+        <w:rFonts w:ascii="Symbol" w:hAnsi="Symbol" w:hint="default"/>
+      </w:rPr>
+    </w:lvl>
+    <w:lvl w:ilvl="4" w:tplc="04090003" w:tentative="1">
+      <w:start w:val="1"/>
+      <w:numFmt w:val="bullet"/>
+      <w:lvlText w:val="o"/>
+      <w:lvlJc w:val="left"/>
+      <w:pPr>
+        <w:ind w:left="3600" w:hanging="360"/>
+      </w:pPr>
+      <w:rPr>
+        <w:rFonts w:ascii="Courier New" w:hAnsi="Courier New" w:cs="Courier New" w:hint="default"/>
+      </w:rPr>
+    </w:lvl>
+    <w:lvl w:ilvl="5" w:tplc="04090005" w:tentative="1">
+      <w:start w:val="1"/>
+      <w:numFmt w:val="bullet"/>
+      <w:lvlText w:val=""/>
+      <w:lvlJc w:val="left"/>
+      <w:pPr>
+        <w:ind w:left="4320" w:hanging="360"/>
+      </w:pPr>
+      <w:rPr>
+        <w:rFonts w:ascii="Wingdings" w:hAnsi="Wingdings" w:hint="default"/>
+      </w:rPr>
+    </w:lvl>
+    <w:lvl w:ilvl="6" w:tplc="04090001" w:tentative="1">
+      <w:start w:val="1"/>
+      <w:numFmt w:val="bullet"/>
+      <w:lvlText w:val=""/>
+      <w:lvlJc w:val="left"/>
+      <w:pPr>
+        <w:ind w:left="5040" w:hanging="360"/>
+      </w:pPr>
+      <w:rPr>
+        <w:rFonts w:ascii="Symbol" w:hAnsi="Symbol" w:hint="default"/>
+      </w:rPr>
+    </w:lvl>
+    <w:lvl w:ilvl="7" w:tplc="04090003" w:tentative="1">
+      <w:start w:val="1"/>
+      <w:numFmt w:val="bullet"/>
+      <w:lvlText w:val="o"/>
+      <w:lvlJc w:val="left"/>
+      <w:pPr>
+        <w:ind w:left="5760" w:hanging="360"/>
+      </w:pPr>
+      <w:rPr>
+        <w:rFonts w:ascii="Courier New" w:hAnsi="Courier New" w:cs="Courier New" w:hint="default"/>
+      </w:rPr>
+    </w:lvl>
+    <w:lvl w:ilvl="8" w:tplc="04090005" w:tentative="1">
+      <w:start w:val="1"/>
+      <w:numFmt w:val="bullet"/>
+      <w:lvlText w:val=""/>
+      <w:lvlJc w:val="left"/>
+      <w:pPr>
+        <w:ind w:left="6480" w:hanging="360"/>
+      </w:pPr>
+      <w:rPr>
+        <w:rFonts w:ascii="Wingdings" w:hAnsi="Wingdings" w:hint="default"/>
+      </w:rPr>
+    </w:lvl>
+  </w:abstractNum>
+  <w:abstractNum w:abstractNumId="2" w15:restartNumberingAfterBreak="0">
     <w:nsid w:val="1E95786B"/>
     <w:multiLevelType w:val="hybridMultilevel"/>
     <w:tmpl w:val="CFE8A486"/>
@@ -4330,7 +6146,233 @@
       </w:rPr>
     </w:lvl>
   </w:abstractNum>
-  <w:abstractNum w:abstractNumId="1" w15:restartNumberingAfterBreak="0">
+  <w:abstractNum w:abstractNumId="3" w15:restartNumberingAfterBreak="0">
+    <w:nsid w:val="3527470B"/>
+    <w:multiLevelType w:val="hybridMultilevel"/>
+    <w:tmpl w:val="4D58B2F4"/>
+    <w:lvl w:ilvl="0" w:tplc="04090001">
+      <w:start w:val="1"/>
+      <w:numFmt w:val="bullet"/>
+      <w:lvlText w:val=""/>
+      <w:lvlJc w:val="left"/>
+      <w:pPr>
+        <w:ind w:left="720" w:hanging="360"/>
+      </w:pPr>
+      <w:rPr>
+        <w:rFonts w:ascii="Symbol" w:hAnsi="Symbol" w:hint="default"/>
+      </w:rPr>
+    </w:lvl>
+    <w:lvl w:ilvl="1" w:tplc="04090003" w:tentative="1">
+      <w:start w:val="1"/>
+      <w:numFmt w:val="bullet"/>
+      <w:lvlText w:val="o"/>
+      <w:lvlJc w:val="left"/>
+      <w:pPr>
+        <w:ind w:left="1440" w:hanging="360"/>
+      </w:pPr>
+      <w:rPr>
+        <w:rFonts w:ascii="Courier New" w:hAnsi="Courier New" w:cs="Courier New" w:hint="default"/>
+      </w:rPr>
+    </w:lvl>
+    <w:lvl w:ilvl="2" w:tplc="04090005" w:tentative="1">
+      <w:start w:val="1"/>
+      <w:numFmt w:val="bullet"/>
+      <w:lvlText w:val=""/>
+      <w:lvlJc w:val="left"/>
+      <w:pPr>
+        <w:ind w:left="2160" w:hanging="360"/>
+      </w:pPr>
+      <w:rPr>
+        <w:rFonts w:ascii="Wingdings" w:hAnsi="Wingdings" w:hint="default"/>
+      </w:rPr>
+    </w:lvl>
+    <w:lvl w:ilvl="3" w:tplc="04090001" w:tentative="1">
+      <w:start w:val="1"/>
+      <w:numFmt w:val="bullet"/>
+      <w:lvlText w:val=""/>
+      <w:lvlJc w:val="left"/>
+      <w:pPr>
+        <w:ind w:left="2880" w:hanging="360"/>
+      </w:pPr>
+      <w:rPr>
+        <w:rFonts w:ascii="Symbol" w:hAnsi="Symbol" w:hint="default"/>
+      </w:rPr>
+    </w:lvl>
+    <w:lvl w:ilvl="4" w:tplc="04090003" w:tentative="1">
+      <w:start w:val="1"/>
+      <w:numFmt w:val="bullet"/>
+      <w:lvlText w:val="o"/>
+      <w:lvlJc w:val="left"/>
+      <w:pPr>
+        <w:ind w:left="3600" w:hanging="360"/>
+      </w:pPr>
+      <w:rPr>
+        <w:rFonts w:ascii="Courier New" w:hAnsi="Courier New" w:cs="Courier New" w:hint="default"/>
+      </w:rPr>
+    </w:lvl>
+    <w:lvl w:ilvl="5" w:tplc="04090005" w:tentative="1">
+      <w:start w:val="1"/>
+      <w:numFmt w:val="bullet"/>
+      <w:lvlText w:val=""/>
+      <w:lvlJc w:val="left"/>
+      <w:pPr>
+        <w:ind w:left="4320" w:hanging="360"/>
+      </w:pPr>
+      <w:rPr>
+        <w:rFonts w:ascii="Wingdings" w:hAnsi="Wingdings" w:hint="default"/>
+      </w:rPr>
+    </w:lvl>
+    <w:lvl w:ilvl="6" w:tplc="04090001" w:tentative="1">
+      <w:start w:val="1"/>
+      <w:numFmt w:val="bullet"/>
+      <w:lvlText w:val=""/>
+      <w:lvlJc w:val="left"/>
+      <w:pPr>
+        <w:ind w:left="5040" w:hanging="360"/>
+      </w:pPr>
+      <w:rPr>
+        <w:rFonts w:ascii="Symbol" w:hAnsi="Symbol" w:hint="default"/>
+      </w:rPr>
+    </w:lvl>
+    <w:lvl w:ilvl="7" w:tplc="04090003" w:tentative="1">
+      <w:start w:val="1"/>
+      <w:numFmt w:val="bullet"/>
+      <w:lvlText w:val="o"/>
+      <w:lvlJc w:val="left"/>
+      <w:pPr>
+        <w:ind w:left="5760" w:hanging="360"/>
+      </w:pPr>
+      <w:rPr>
+        <w:rFonts w:ascii="Courier New" w:hAnsi="Courier New" w:cs="Courier New" w:hint="default"/>
+      </w:rPr>
+    </w:lvl>
+    <w:lvl w:ilvl="8" w:tplc="04090005" w:tentative="1">
+      <w:start w:val="1"/>
+      <w:numFmt w:val="bullet"/>
+      <w:lvlText w:val=""/>
+      <w:lvlJc w:val="left"/>
+      <w:pPr>
+        <w:ind w:left="6480" w:hanging="360"/>
+      </w:pPr>
+      <w:rPr>
+        <w:rFonts w:ascii="Wingdings" w:hAnsi="Wingdings" w:hint="default"/>
+      </w:rPr>
+    </w:lvl>
+  </w:abstractNum>
+  <w:abstractNum w:abstractNumId="4" w15:restartNumberingAfterBreak="0">
+    <w:nsid w:val="3CE27AD8"/>
+    <w:multiLevelType w:val="hybridMultilevel"/>
+    <w:tmpl w:val="F962F1D0"/>
+    <w:lvl w:ilvl="0" w:tplc="04090001">
+      <w:start w:val="1"/>
+      <w:numFmt w:val="bullet"/>
+      <w:lvlText w:val=""/>
+      <w:lvlJc w:val="left"/>
+      <w:pPr>
+        <w:ind w:left="720" w:hanging="360"/>
+      </w:pPr>
+      <w:rPr>
+        <w:rFonts w:ascii="Symbol" w:hAnsi="Symbol" w:hint="default"/>
+      </w:rPr>
+    </w:lvl>
+    <w:lvl w:ilvl="1" w:tplc="04090003" w:tentative="1">
+      <w:start w:val="1"/>
+      <w:numFmt w:val="bullet"/>
+      <w:lvlText w:val="o"/>
+      <w:lvlJc w:val="left"/>
+      <w:pPr>
+        <w:ind w:left="1440" w:hanging="360"/>
+      </w:pPr>
+      <w:rPr>
+        <w:rFonts w:ascii="Courier New" w:hAnsi="Courier New" w:cs="Courier New" w:hint="default"/>
+      </w:rPr>
+    </w:lvl>
+    <w:lvl w:ilvl="2" w:tplc="04090005" w:tentative="1">
+      <w:start w:val="1"/>
+      <w:numFmt w:val="bullet"/>
+      <w:lvlText w:val=""/>
+      <w:lvlJc w:val="left"/>
+      <w:pPr>
+        <w:ind w:left="2160" w:hanging="360"/>
+      </w:pPr>
+      <w:rPr>
+        <w:rFonts w:ascii="Wingdings" w:hAnsi="Wingdings" w:hint="default"/>
+      </w:rPr>
+    </w:lvl>
+    <w:lvl w:ilvl="3" w:tplc="04090001" w:tentative="1">
+      <w:start w:val="1"/>
+      <w:numFmt w:val="bullet"/>
+      <w:lvlText w:val=""/>
+      <w:lvlJc w:val="left"/>
+      <w:pPr>
+        <w:ind w:left="2880" w:hanging="360"/>
+      </w:pPr>
+      <w:rPr>
+        <w:rFonts w:ascii="Symbol" w:hAnsi="Symbol" w:hint="default"/>
+      </w:rPr>
+    </w:lvl>
+    <w:lvl w:ilvl="4" w:tplc="04090003" w:tentative="1">
+      <w:start w:val="1"/>
+      <w:numFmt w:val="bullet"/>
+      <w:lvlText w:val="o"/>
+      <w:lvlJc w:val="left"/>
+      <w:pPr>
+        <w:ind w:left="3600" w:hanging="360"/>
+      </w:pPr>
+      <w:rPr>
+        <w:rFonts w:ascii="Courier New" w:hAnsi="Courier New" w:cs="Courier New" w:hint="default"/>
+      </w:rPr>
+    </w:lvl>
+    <w:lvl w:ilvl="5" w:tplc="04090005" w:tentative="1">
+      <w:start w:val="1"/>
+      <w:numFmt w:val="bullet"/>
+      <w:lvlText w:val=""/>
+      <w:lvlJc w:val="left"/>
+      <w:pPr>
+        <w:ind w:left="4320" w:hanging="360"/>
+      </w:pPr>
+      <w:rPr>
+        <w:rFonts w:ascii="Wingdings" w:hAnsi="Wingdings" w:hint="default"/>
+      </w:rPr>
+    </w:lvl>
+    <w:lvl w:ilvl="6" w:tplc="04090001" w:tentative="1">
+      <w:start w:val="1"/>
+      <w:numFmt w:val="bullet"/>
+      <w:lvlText w:val=""/>
+      <w:lvlJc w:val="left"/>
+      <w:pPr>
+        <w:ind w:left="5040" w:hanging="360"/>
+      </w:pPr>
+      <w:rPr>
+        <w:rFonts w:ascii="Symbol" w:hAnsi="Symbol" w:hint="default"/>
+      </w:rPr>
+    </w:lvl>
+    <w:lvl w:ilvl="7" w:tplc="04090003" w:tentative="1">
+      <w:start w:val="1"/>
+      <w:numFmt w:val="bullet"/>
+      <w:lvlText w:val="o"/>
+      <w:lvlJc w:val="left"/>
+      <w:pPr>
+        <w:ind w:left="5760" w:hanging="360"/>
+      </w:pPr>
+      <w:rPr>
+        <w:rFonts w:ascii="Courier New" w:hAnsi="Courier New" w:cs="Courier New" w:hint="default"/>
+      </w:rPr>
+    </w:lvl>
+    <w:lvl w:ilvl="8" w:tplc="04090005" w:tentative="1">
+      <w:start w:val="1"/>
+      <w:numFmt w:val="bullet"/>
+      <w:lvlText w:val=""/>
+      <w:lvlJc w:val="left"/>
+      <w:pPr>
+        <w:ind w:left="6480" w:hanging="360"/>
+      </w:pPr>
+      <w:rPr>
+        <w:rFonts w:ascii="Wingdings" w:hAnsi="Wingdings" w:hint="default"/>
+      </w:rPr>
+    </w:lvl>
+  </w:abstractNum>
+  <w:abstractNum w:abstractNumId="5" w15:restartNumberingAfterBreak="0">
     <w:nsid w:val="40CE55D8"/>
     <w:multiLevelType w:val="multilevel"/>
     <w:tmpl w:val="2F8EE98A"/>
@@ -4479,7 +6521,120 @@
       </w:rPr>
     </w:lvl>
   </w:abstractNum>
-  <w:abstractNum w:abstractNumId="2" w15:restartNumberingAfterBreak="0">
+  <w:abstractNum w:abstractNumId="6" w15:restartNumberingAfterBreak="0">
+    <w:nsid w:val="44083577"/>
+    <w:multiLevelType w:val="hybridMultilevel"/>
+    <w:tmpl w:val="A6E66CE8"/>
+    <w:lvl w:ilvl="0" w:tplc="04090001">
+      <w:start w:val="1"/>
+      <w:numFmt w:val="bullet"/>
+      <w:lvlText w:val=""/>
+      <w:lvlJc w:val="left"/>
+      <w:pPr>
+        <w:ind w:left="720" w:hanging="360"/>
+      </w:pPr>
+      <w:rPr>
+        <w:rFonts w:ascii="Symbol" w:hAnsi="Symbol" w:hint="default"/>
+      </w:rPr>
+    </w:lvl>
+    <w:lvl w:ilvl="1" w:tplc="04090003" w:tentative="1">
+      <w:start w:val="1"/>
+      <w:numFmt w:val="bullet"/>
+      <w:lvlText w:val="o"/>
+      <w:lvlJc w:val="left"/>
+      <w:pPr>
+        <w:ind w:left="1440" w:hanging="360"/>
+      </w:pPr>
+      <w:rPr>
+        <w:rFonts w:ascii="Courier New" w:hAnsi="Courier New" w:cs="Courier New" w:hint="default"/>
+      </w:rPr>
+    </w:lvl>
+    <w:lvl w:ilvl="2" w:tplc="04090005" w:tentative="1">
+      <w:start w:val="1"/>
+      <w:numFmt w:val="bullet"/>
+      <w:lvlText w:val=""/>
+      <w:lvlJc w:val="left"/>
+      <w:pPr>
+        <w:ind w:left="2160" w:hanging="360"/>
+      </w:pPr>
+      <w:rPr>
+        <w:rFonts w:ascii="Wingdings" w:hAnsi="Wingdings" w:hint="default"/>
+      </w:rPr>
+    </w:lvl>
+    <w:lvl w:ilvl="3" w:tplc="04090001" w:tentative="1">
+      <w:start w:val="1"/>
+      <w:numFmt w:val="bullet"/>
+      <w:lvlText w:val=""/>
+      <w:lvlJc w:val="left"/>
+      <w:pPr>
+        <w:ind w:left="2880" w:hanging="360"/>
+      </w:pPr>
+      <w:rPr>
+        <w:rFonts w:ascii="Symbol" w:hAnsi="Symbol" w:hint="default"/>
+      </w:rPr>
+    </w:lvl>
+    <w:lvl w:ilvl="4" w:tplc="04090003" w:tentative="1">
+      <w:start w:val="1"/>
+      <w:numFmt w:val="bullet"/>
+      <w:lvlText w:val="o"/>
+      <w:lvlJc w:val="left"/>
+      <w:pPr>
+        <w:ind w:left="3600" w:hanging="360"/>
+      </w:pPr>
+      <w:rPr>
+        <w:rFonts w:ascii="Courier New" w:hAnsi="Courier New" w:cs="Courier New" w:hint="default"/>
+      </w:rPr>
+    </w:lvl>
+    <w:lvl w:ilvl="5" w:tplc="04090005" w:tentative="1">
+      <w:start w:val="1"/>
+      <w:numFmt w:val="bullet"/>
+      <w:lvlText w:val=""/>
+      <w:lvlJc w:val="left"/>
+      <w:pPr>
+        <w:ind w:left="4320" w:hanging="360"/>
+      </w:pPr>
+      <w:rPr>
+        <w:rFonts w:ascii="Wingdings" w:hAnsi="Wingdings" w:hint="default"/>
+      </w:rPr>
+    </w:lvl>
+    <w:lvl w:ilvl="6" w:tplc="04090001" w:tentative="1">
+      <w:start w:val="1"/>
+      <w:numFmt w:val="bullet"/>
+      <w:lvlText w:val=""/>
+      <w:lvlJc w:val="left"/>
+      <w:pPr>
+        <w:ind w:left="5040" w:hanging="360"/>
+      </w:pPr>
+      <w:rPr>
+        <w:rFonts w:ascii="Symbol" w:hAnsi="Symbol" w:hint="default"/>
+      </w:rPr>
+    </w:lvl>
+    <w:lvl w:ilvl="7" w:tplc="04090003" w:tentative="1">
+      <w:start w:val="1"/>
+      <w:numFmt w:val="bullet"/>
+      <w:lvlText w:val="o"/>
+      <w:lvlJc w:val="left"/>
+      <w:pPr>
+        <w:ind w:left="5760" w:hanging="360"/>
+      </w:pPr>
+      <w:rPr>
+        <w:rFonts w:ascii="Courier New" w:hAnsi="Courier New" w:cs="Courier New" w:hint="default"/>
+      </w:rPr>
+    </w:lvl>
+    <w:lvl w:ilvl="8" w:tplc="04090005" w:tentative="1">
+      <w:start w:val="1"/>
+      <w:numFmt w:val="bullet"/>
+      <w:lvlText w:val=""/>
+      <w:lvlJc w:val="left"/>
+      <w:pPr>
+        <w:ind w:left="6480" w:hanging="360"/>
+      </w:pPr>
+      <w:rPr>
+        <w:rFonts w:ascii="Wingdings" w:hAnsi="Wingdings" w:hint="default"/>
+      </w:rPr>
+    </w:lvl>
+  </w:abstractNum>
+  <w:abstractNum w:abstractNumId="7" w15:restartNumberingAfterBreak="0">
     <w:nsid w:val="4D5875C5"/>
     <w:multiLevelType w:val="hybridMultilevel"/>
     <w:tmpl w:val="CB0ABA46"/>
@@ -4592,7 +6747,120 @@
       </w:rPr>
     </w:lvl>
   </w:abstractNum>
-  <w:abstractNum w:abstractNumId="3" w15:restartNumberingAfterBreak="0">
+  <w:abstractNum w:abstractNumId="8" w15:restartNumberingAfterBreak="0">
+    <w:nsid w:val="57FE68EB"/>
+    <w:multiLevelType w:val="hybridMultilevel"/>
+    <w:tmpl w:val="7DEEB732"/>
+    <w:lvl w:ilvl="0" w:tplc="04090001">
+      <w:start w:val="1"/>
+      <w:numFmt w:val="bullet"/>
+      <w:lvlText w:val=""/>
+      <w:lvlJc w:val="left"/>
+      <w:pPr>
+        <w:ind w:left="720" w:hanging="360"/>
+      </w:pPr>
+      <w:rPr>
+        <w:rFonts w:ascii="Symbol" w:hAnsi="Symbol" w:hint="default"/>
+      </w:rPr>
+    </w:lvl>
+    <w:lvl w:ilvl="1" w:tplc="04090003" w:tentative="1">
+      <w:start w:val="1"/>
+      <w:numFmt w:val="bullet"/>
+      <w:lvlText w:val="o"/>
+      <w:lvlJc w:val="left"/>
+      <w:pPr>
+        <w:ind w:left="1440" w:hanging="360"/>
+      </w:pPr>
+      <w:rPr>
+        <w:rFonts w:ascii="Courier New" w:hAnsi="Courier New" w:cs="Courier New" w:hint="default"/>
+      </w:rPr>
+    </w:lvl>
+    <w:lvl w:ilvl="2" w:tplc="04090005" w:tentative="1">
+      <w:start w:val="1"/>
+      <w:numFmt w:val="bullet"/>
+      <w:lvlText w:val=""/>
+      <w:lvlJc w:val="left"/>
+      <w:pPr>
+        <w:ind w:left="2160" w:hanging="360"/>
+      </w:pPr>
+      <w:rPr>
+        <w:rFonts w:ascii="Wingdings" w:hAnsi="Wingdings" w:hint="default"/>
+      </w:rPr>
+    </w:lvl>
+    <w:lvl w:ilvl="3" w:tplc="04090001" w:tentative="1">
+      <w:start w:val="1"/>
+      <w:numFmt w:val="bullet"/>
+      <w:lvlText w:val=""/>
+      <w:lvlJc w:val="left"/>
+      <w:pPr>
+        <w:ind w:left="2880" w:hanging="360"/>
+      </w:pPr>
+      <w:rPr>
+        <w:rFonts w:ascii="Symbol" w:hAnsi="Symbol" w:hint="default"/>
+      </w:rPr>
+    </w:lvl>
+    <w:lvl w:ilvl="4" w:tplc="04090003" w:tentative="1">
+      <w:start w:val="1"/>
+      <w:numFmt w:val="bullet"/>
+      <w:lvlText w:val="o"/>
+      <w:lvlJc w:val="left"/>
+      <w:pPr>
+        <w:ind w:left="3600" w:hanging="360"/>
+      </w:pPr>
+      <w:rPr>
+        <w:rFonts w:ascii="Courier New" w:hAnsi="Courier New" w:cs="Courier New" w:hint="default"/>
+      </w:rPr>
+    </w:lvl>
+    <w:lvl w:ilvl="5" w:tplc="04090005" w:tentative="1">
+      <w:start w:val="1"/>
+      <w:numFmt w:val="bullet"/>
+      <w:lvlText w:val=""/>
+      <w:lvlJc w:val="left"/>
+      <w:pPr>
+        <w:ind w:left="4320" w:hanging="360"/>
+      </w:pPr>
+      <w:rPr>
+        <w:rFonts w:ascii="Wingdings" w:hAnsi="Wingdings" w:hint="default"/>
+      </w:rPr>
+    </w:lvl>
+    <w:lvl w:ilvl="6" w:tplc="04090001" w:tentative="1">
+      <w:start w:val="1"/>
+      <w:numFmt w:val="bullet"/>
+      <w:lvlText w:val=""/>
+      <w:lvlJc w:val="left"/>
+      <w:pPr>
+        <w:ind w:left="5040" w:hanging="360"/>
+      </w:pPr>
+      <w:rPr>
+        <w:rFonts w:ascii="Symbol" w:hAnsi="Symbol" w:hint="default"/>
+      </w:rPr>
+    </w:lvl>
+    <w:lvl w:ilvl="7" w:tplc="04090003" w:tentative="1">
+      <w:start w:val="1"/>
+      <w:numFmt w:val="bullet"/>
+      <w:lvlText w:val="o"/>
+      <w:lvlJc w:val="left"/>
+      <w:pPr>
+        <w:ind w:left="5760" w:hanging="360"/>
+      </w:pPr>
+      <w:rPr>
+        <w:rFonts w:ascii="Courier New" w:hAnsi="Courier New" w:cs="Courier New" w:hint="default"/>
+      </w:rPr>
+    </w:lvl>
+    <w:lvl w:ilvl="8" w:tplc="04090005" w:tentative="1">
+      <w:start w:val="1"/>
+      <w:numFmt w:val="bullet"/>
+      <w:lvlText w:val=""/>
+      <w:lvlJc w:val="left"/>
+      <w:pPr>
+        <w:ind w:left="6480" w:hanging="360"/>
+      </w:pPr>
+      <w:rPr>
+        <w:rFonts w:ascii="Wingdings" w:hAnsi="Wingdings" w:hint="default"/>
+      </w:rPr>
+    </w:lvl>
+  </w:abstractNum>
+  <w:abstractNum w:abstractNumId="9" w15:restartNumberingAfterBreak="0">
     <w:nsid w:val="6A9D46F2"/>
     <w:multiLevelType w:val="multilevel"/>
     <w:tmpl w:val="F8101A90"/>
@@ -4742,16 +7010,34 @@
     </w:lvl>
   </w:abstractNum>
   <w:num w:numId="1" w16cid:durableId="1834836134">
+    <w:abstractNumId w:val="2"/>
+  </w:num>
+  <w:num w:numId="2" w16cid:durableId="2036033985">
+    <w:abstractNumId w:val="7"/>
+  </w:num>
+  <w:num w:numId="3" w16cid:durableId="2071729352">
+    <w:abstractNumId w:val="5"/>
+  </w:num>
+  <w:num w:numId="4" w16cid:durableId="851802377">
+    <w:abstractNumId w:val="9"/>
+  </w:num>
+  <w:num w:numId="5" w16cid:durableId="1852714847">
+    <w:abstractNumId w:val="1"/>
+  </w:num>
+  <w:num w:numId="6" w16cid:durableId="936982976">
+    <w:abstractNumId w:val="6"/>
+  </w:num>
+  <w:num w:numId="7" w16cid:durableId="190923744">
+    <w:abstractNumId w:val="4"/>
+  </w:num>
+  <w:num w:numId="8" w16cid:durableId="1774785448">
+    <w:abstractNumId w:val="3"/>
+  </w:num>
+  <w:num w:numId="9" w16cid:durableId="697698804">
     <w:abstractNumId w:val="0"/>
   </w:num>
-  <w:num w:numId="2" w16cid:durableId="2036033985">
-    <w:abstractNumId w:val="2"/>
-  </w:num>
-  <w:num w:numId="3" w16cid:durableId="2071729352">
-    <w:abstractNumId w:val="1"/>
-  </w:num>
-  <w:num w:numId="4" w16cid:durableId="851802377">
-    <w:abstractNumId w:val="3"/>
+  <w:num w:numId="10" w16cid:durableId="900096265">
+    <w:abstractNumId w:val="8"/>
   </w:num>
 </w:numbering>
 </file>

--- a/docs/05 Project Lifecycle Documentation.docx
+++ b/docs/05 Project Lifecycle Documentation.docx
@@ -4735,6 +4735,11 @@
     </w:p>
     <w:p>
       <w:pPr>
+        <w:spacing w:before="240" w:after="240"/>
+      </w:pPr>
+    </w:p>
+    <w:p>
+      <w:pPr>
         <w:pStyle w:val="Heading1"/>
       </w:pPr>
       <w:bookmarkStart w:id="12" w:name="_1we2sw3db6i1" w:colFirst="0" w:colLast="0"/>
@@ -4817,7 +4822,14 @@
         <w:rPr>
           <w:lang w:val="en-US"/>
         </w:rPr>
-        <w:t>To simulate a real-world production environment without the overhead of external database servers, the test suite uses ASP.NET Core's native integration testing tools centered around WebApplicationFactory&lt;Program&gt;. A custom test host, implemented in the CustomWebApplicationFactory class, intercepts the application's configuration at startup and removes the production database setup. In its place, it injects an Entity Framework Core In-Memory Database.</w:t>
+        <w:t xml:space="preserve">To simulate a real-world production environment without the overhead of external database servers, the test suite uses ASP.NET Core's native integration testing tools centered around WebApplicationFactory&lt;Program&gt;. A custom test host, implemented in the CustomWebApplicationFactory class, intercepts the application's configuration at startup and </w:t>
+      </w:r>
+      <w:r>
+        <w:rPr>
+          <w:lang w:val="en-US"/>
+        </w:rPr>
+        <w:lastRenderedPageBreak/>
+        <w:t>removes the production database setup. In its place, it injects an Entity Framework Core In-Memory Database.</w:t>
       </w:r>
     </w:p>
     <w:p>
@@ -4830,7 +4842,6 @@
         <w:rPr>
           <w:lang w:val="en-US"/>
         </w:rPr>
-        <w:lastRenderedPageBreak/>
         <w:t>To prevent test cases from interfering with each other when running in parallel, a unique database instance name is dynamically generated for each test run using a GUID</w:t>
       </w:r>
       <w:r>
@@ -5120,7 +5131,14 @@
         <w:rPr>
           <w:lang w:val="en-US"/>
         </w:rPr>
-        <w:t>: Simulates an authenticated user creating a new conversation room via POST /api/ChatConversation and immediately posting a message. The test confirms that the conversation is initialized, the message is saved to the database, and the correct relational foreign keys are linked.</w:t>
+        <w:t xml:space="preserve">: Simulates an authenticated user creating a new conversation room via POST /api/ChatConversation and immediately posting a </w:t>
+      </w:r>
+      <w:r>
+        <w:rPr>
+          <w:lang w:val="en-US"/>
+        </w:rPr>
+        <w:lastRenderedPageBreak/>
+        <w:t>message. The test confirms that the conversation is initialized, the message is saved to the database, and the correct relational foreign keys are linked.</w:t>
       </w:r>
     </w:p>
     <w:p>
@@ -5144,11 +5162,7 @@
         <w:t>Strict Resource Ownership:</w:t>
       </w:r>
       <w:r>
-        <w:t xml:space="preserve"> Validates data security by testing unauthorized modifications. For example, the test suite registers an owner user to create a chat </w:t>
-      </w:r>
-      <w:r>
-        <w:lastRenderedPageBreak/>
-        <w:t>room, then logs in as a different "intruder" user to attempt a rename or delete operation. The test confirms that the system catches this boundary violation and returns an HTTP 403 Forbidden status, protecting user data privacy.</w:t>
+        <w:t xml:space="preserve"> Validates data security by testing unauthorized modifications. For example, the test suite registers an owner user to create a chat room, then logs in as a different "intruder" user to attempt a rename or delete operation. The test confirms that the system catches this boundary violation and returns an HTTP 403 Forbidden status, protecting user data privacy.</w:t>
       </w:r>
     </w:p>
     <w:p>
@@ -5436,7 +5450,14 @@
         <w:rPr>
           <w:lang w:val="en-US"/>
         </w:rPr>
-        <w:t xml:space="preserve"> Uses the bUnit library to pass a heavily corrupted and malformed JSON string into the frontend MusicBubble UI component. It ensures that the component catches the rendering exception internally and gracefully degrades to a visual fallback state instead of crashing the Blazor runtime.</w:t>
+        <w:t xml:space="preserve"> Uses the bUnit library to pass a heavily corrupted and malformed JSON string into the frontend MusicBubble UI component. It ensures that </w:t>
+      </w:r>
+      <w:r>
+        <w:rPr>
+          <w:lang w:val="en-US"/>
+        </w:rPr>
+        <w:lastRenderedPageBreak/>
+        <w:t>the component catches the rendering exception internally and gracefully degrades to a visual fallback state instead of crashing the Blazor runtime.</w:t>
       </w:r>
     </w:p>
     <w:p>
@@ -5460,11 +5481,7 @@
         <w:t>Token Expiration:</w:t>
       </w:r>
       <w:r>
-        <w:t xml:space="preserve"> Mimics an expired or malformed JWT token string inside the Authorization header of a protected API request. It confirms that the backend </w:t>
-      </w:r>
-      <w:r>
-        <w:lastRenderedPageBreak/>
-        <w:t>middleware correctly identifies the invalid token and returns an HTTP 401 Unauthorized response.</w:t>
+        <w:t xml:space="preserve"> Mimics an expired or malformed JWT token string inside the Authorization header of a protected API request. It confirms that the backend middleware correctly identifies the invalid token and returns an HTTP 401 Unauthorized response.</w:t>
       </w:r>
     </w:p>
     <w:p>
@@ -5724,7 +5741,11 @@
         <w:t>Smart AI and LLM Integration:</w:t>
       </w:r>
       <w:r>
-        <w:t xml:space="preserve"> The current BotEngine works perfectly for strict slash commands like /trivia or /dice, but it can't handle casual text. In the future, integrating an LLM API (Large Language Model) would give the bot natural language processing capabilities. This would let the bot understand normal questions and hold actual conversations.</w:t>
+        <w:t xml:space="preserve"> The current BotEngine works perfectly for strict slash commands like /trivia or /dice, but it can't handle casual text. In the future, integrating an LLM API (Large Language Model) would give the bot natural language processing </w:t>
+      </w:r>
+      <w:r>
+        <w:lastRenderedPageBreak/>
+        <w:t>capabilities. This would let the bot understand normal questions and hold actual conversations.</w:t>
       </w:r>
     </w:p>
     <w:p>
@@ -5745,11 +5766,7 @@
         <w:t>Production Database and Redis Caching:</w:t>
       </w:r>
       <w:r>
-        <w:t xml:space="preserve"> For testing, an In-Memory setup is great, but a production launch would require a real database system like PostgreSQL or SQL </w:t>
-      </w:r>
-      <w:r>
-        <w:lastRenderedPageBreak/>
-        <w:t>Server. To keep responses near-instant under heavy traffic, we could also plug in a Redis caching layer to hold active user sessions and game states directly in memory.</w:t>
+        <w:t xml:space="preserve"> For testing, an In-Memory setup is great, but a production launch would require a real database system like PostgreSQL or SQL Server. To keep responses near-instant under heavy traffic, we could also plug in a Redis caching layer to hold active user sessions and game states directly in memory.</w:t>
       </w:r>
     </w:p>
     <w:p>

--- a/docs/05 Project Lifecycle Documentation.docx
+++ b/docs/05 Project Lifecycle Documentation.docx
@@ -2608,7 +2608,7 @@
           <w:noProof/>
         </w:rPr>
         <w:drawing>
-          <wp:inline distT="0" distB="0" distL="0" distR="0" wp14:anchorId="6CC4C083" wp14:editId="66CADCD8">
+          <wp:inline distT="0" distB="0" distL="0" distR="0" wp14:anchorId="6CC4C083" wp14:editId="5B4E66C9">
             <wp:extent cx="6561170" cy="2770094"/>
             <wp:effectExtent l="0" t="0" r="0" b="0"/>
             <wp:docPr id="675541331" name="Picture 2"/>
@@ -2675,10 +2675,11 @@
       </w:pPr>
       <w:r>
         <w:rPr>
+          <w:noProof/>
           <w:lang w:val="en-US"/>
         </w:rPr>
         <w:drawing>
-          <wp:inline distT="0" distB="0" distL="0" distR="0" wp14:anchorId="671F1AE0" wp14:editId="14960F9B">
+          <wp:inline distT="0" distB="0" distL="0" distR="0" wp14:anchorId="671F1AE0" wp14:editId="3D2F514A">
             <wp:extent cx="6527646" cy="2541943"/>
             <wp:effectExtent l="0" t="0" r="6985" b="0"/>
             <wp:docPr id="1336268853" name="Picture 3"/>
@@ -4578,7 +4579,7 @@
           <w:noProof/>
         </w:rPr>
         <w:drawing>
-          <wp:inline distT="0" distB="0" distL="0" distR="0" wp14:anchorId="4CF2A422" wp14:editId="36CDADFF">
+          <wp:inline distT="0" distB="0" distL="0" distR="0" wp14:anchorId="4CF2A422" wp14:editId="48DC0EC4">
             <wp:extent cx="6248400" cy="6068471"/>
             <wp:effectExtent l="0" t="0" r="0" b="8890"/>
             <wp:docPr id="72368630" name="Picture 11"/>
@@ -4728,9 +4729,462 @@
     <w:p>
       <w:pPr>
         <w:spacing w:before="240" w:after="240"/>
-      </w:pPr>
-      <w:r>
-        <w:t>[Add the (new) updated UML class diagram by applying appropriate object‑oriented design patterns, Architectural or structural guidelines, GRASP patterns. Explain the reasoning behind your design decisions and include the revised diagrams.]</w:t>
+        <w:rPr>
+          <w:lang w:val="en-US"/>
+        </w:rPr>
+      </w:pPr>
+      <w:r>
+        <w:rPr>
+          <w:lang w:val="en-US"/>
+        </w:rPr>
+        <w:drawing>
+          <wp:inline distT="0" distB="0" distL="0" distR="0" wp14:anchorId="64B8128E" wp14:editId="5D912AE1">
+            <wp:extent cx="6418883" cy="3591560"/>
+            <wp:effectExtent l="0" t="0" r="1270" b="8890"/>
+            <wp:docPr id="2088308472" name="Picture 1"/>
+            <wp:cNvGraphicFramePr>
+              <a:graphicFrameLocks xmlns:a="http://schemas.openxmlformats.org/drawingml/2006/main" noChangeAspect="1"/>
+            </wp:cNvGraphicFramePr>
+            <a:graphic xmlns:a="http://schemas.openxmlformats.org/drawingml/2006/main">
+              <a:graphicData uri="http://schemas.openxmlformats.org/drawingml/2006/picture">
+                <pic:pic xmlns:pic="http://schemas.openxmlformats.org/drawingml/2006/picture">
+                  <pic:nvPicPr>
+                    <pic:cNvPr id="2088308472" name=""/>
+                    <pic:cNvPicPr/>
+                  </pic:nvPicPr>
+                  <pic:blipFill>
+                    <a:blip r:embed="rId22"/>
+                    <a:stretch>
+                      <a:fillRect/>
+                    </a:stretch>
+                  </pic:blipFill>
+                  <pic:spPr>
+                    <a:xfrm>
+                      <a:off x="0" y="0"/>
+                      <a:ext cx="6428656" cy="3597029"/>
+                    </a:xfrm>
+                    <a:prstGeom prst="rect">
+                      <a:avLst/>
+                    </a:prstGeom>
+                  </pic:spPr>
+                </pic:pic>
+              </a:graphicData>
+            </a:graphic>
+          </wp:inline>
+        </w:drawing>
+      </w:r>
+    </w:p>
+    <w:p>
+      <w:pPr>
+        <w:spacing w:before="240" w:after="240"/>
+        <w:rPr>
+          <w:lang w:val="en-US"/>
+        </w:rPr>
+      </w:pPr>
+      <w:r>
+        <w:rPr>
+          <w:noProof/>
+          <w:lang w:val="en-US"/>
+        </w:rPr>
+        <w:lastRenderedPageBreak/>
+        <w:drawing>
+          <wp:inline distT="0" distB="0" distL="0" distR="0" wp14:anchorId="07E79B2D" wp14:editId="74847994">
+            <wp:extent cx="6413500" cy="3712367"/>
+            <wp:effectExtent l="0" t="0" r="6350" b="2540"/>
+            <wp:docPr id="1640889804" name="Picture 3"/>
+            <wp:cNvGraphicFramePr>
+              <a:graphicFrameLocks xmlns:a="http://schemas.openxmlformats.org/drawingml/2006/main" noChangeAspect="1"/>
+            </wp:cNvGraphicFramePr>
+            <a:graphic xmlns:a="http://schemas.openxmlformats.org/drawingml/2006/main">
+              <a:graphicData uri="http://schemas.openxmlformats.org/drawingml/2006/picture">
+                <pic:pic xmlns:pic="http://schemas.openxmlformats.org/drawingml/2006/picture">
+                  <pic:nvPicPr>
+                    <pic:cNvPr id="0" name="Picture 2"/>
+                    <pic:cNvPicPr>
+                      <a:picLocks noChangeAspect="1" noChangeArrowheads="1"/>
+                    </pic:cNvPicPr>
+                  </pic:nvPicPr>
+                  <pic:blipFill>
+                    <a:blip r:embed="rId23">
+                      <a:extLst>
+                        <a:ext uri="{28A0092B-C50C-407E-A947-70E740481C1C}">
+                          <a14:useLocalDpi xmlns:a14="http://schemas.microsoft.com/office/drawing/2010/main" val="0"/>
+                        </a:ext>
+                      </a:extLst>
+                    </a:blip>
+                    <a:srcRect/>
+                    <a:stretch>
+                      <a:fillRect/>
+                    </a:stretch>
+                  </pic:blipFill>
+                  <pic:spPr bwMode="auto">
+                    <a:xfrm>
+                      <a:off x="0" y="0"/>
+                      <a:ext cx="6436323" cy="3725578"/>
+                    </a:xfrm>
+                    <a:prstGeom prst="rect">
+                      <a:avLst/>
+                    </a:prstGeom>
+                    <a:noFill/>
+                  </pic:spPr>
+                </pic:pic>
+              </a:graphicData>
+            </a:graphic>
+          </wp:inline>
+        </w:drawing>
+      </w:r>
+    </w:p>
+    <w:p>
+      <w:pPr>
+        <w:spacing w:before="240" w:after="240"/>
+        <w:rPr>
+          <w:lang w:val="en-US"/>
+        </w:rPr>
+      </w:pPr>
+    </w:p>
+    <w:p>
+      <w:pPr>
+        <w:spacing w:before="240" w:after="240"/>
+        <w:rPr>
+          <w:lang w:val="en-US"/>
+        </w:rPr>
+      </w:pPr>
+      <w:r>
+        <w:rPr>
+          <w:noProof/>
+          <w:lang w:val="en-US"/>
+        </w:rPr>
+        <w:drawing>
+          <wp:inline distT="0" distB="0" distL="0" distR="0" wp14:anchorId="338CBA90" wp14:editId="43356363">
+            <wp:extent cx="6423025" cy="2958038"/>
+            <wp:effectExtent l="0" t="0" r="0" b="0"/>
+            <wp:docPr id="1411502076" name="Picture 4"/>
+            <wp:cNvGraphicFramePr>
+              <a:graphicFrameLocks xmlns:a="http://schemas.openxmlformats.org/drawingml/2006/main" noChangeAspect="1"/>
+            </wp:cNvGraphicFramePr>
+            <a:graphic xmlns:a="http://schemas.openxmlformats.org/drawingml/2006/main">
+              <a:graphicData uri="http://schemas.openxmlformats.org/drawingml/2006/picture">
+                <pic:pic xmlns:pic="http://schemas.openxmlformats.org/drawingml/2006/picture">
+                  <pic:nvPicPr>
+                    <pic:cNvPr id="0" name="Picture 3"/>
+                    <pic:cNvPicPr>
+                      <a:picLocks noChangeAspect="1" noChangeArrowheads="1"/>
+                    </pic:cNvPicPr>
+                  </pic:nvPicPr>
+                  <pic:blipFill>
+                    <a:blip r:embed="rId24" cstate="print">
+                      <a:extLst>
+                        <a:ext uri="{28A0092B-C50C-407E-A947-70E740481C1C}">
+                          <a14:useLocalDpi xmlns:a14="http://schemas.microsoft.com/office/drawing/2010/main" val="0"/>
+                        </a:ext>
+                      </a:extLst>
+                    </a:blip>
+                    <a:srcRect/>
+                    <a:stretch>
+                      <a:fillRect/>
+                    </a:stretch>
+                  </pic:blipFill>
+                  <pic:spPr bwMode="auto">
+                    <a:xfrm>
+                      <a:off x="0" y="0"/>
+                      <a:ext cx="6459895" cy="2975018"/>
+                    </a:xfrm>
+                    <a:prstGeom prst="rect">
+                      <a:avLst/>
+                    </a:prstGeom>
+                    <a:noFill/>
+                  </pic:spPr>
+                </pic:pic>
+              </a:graphicData>
+            </a:graphic>
+          </wp:inline>
+        </w:drawing>
+      </w:r>
+    </w:p>
+    <w:p>
+      <w:pPr>
+        <w:spacing w:before="240" w:after="240"/>
+        <w:rPr>
+          <w:lang w:val="en-US"/>
+        </w:rPr>
+      </w:pPr>
+    </w:p>
+    <w:p>
+      <w:pPr>
+        <w:spacing w:before="240" w:after="240"/>
+        <w:rPr>
+          <w:lang w:val="en-US"/>
+        </w:rPr>
+      </w:pPr>
+      <w:r>
+        <w:rPr>
+          <w:noProof/>
+          <w:lang w:val="en-US"/>
+        </w:rPr>
+        <w:lastRenderedPageBreak/>
+        <w:drawing>
+          <wp:inline distT="0" distB="0" distL="0" distR="0" wp14:anchorId="712F7A2C" wp14:editId="44013227">
+            <wp:extent cx="6340494" cy="3673712"/>
+            <wp:effectExtent l="0" t="0" r="3175" b="3175"/>
+            <wp:docPr id="1216129200" name="Picture 5"/>
+            <wp:cNvGraphicFramePr>
+              <a:graphicFrameLocks xmlns:a="http://schemas.openxmlformats.org/drawingml/2006/main" noChangeAspect="1"/>
+            </wp:cNvGraphicFramePr>
+            <a:graphic xmlns:a="http://schemas.openxmlformats.org/drawingml/2006/main">
+              <a:graphicData uri="http://schemas.openxmlformats.org/drawingml/2006/picture">
+                <pic:pic xmlns:pic="http://schemas.openxmlformats.org/drawingml/2006/picture">
+                  <pic:nvPicPr>
+                    <pic:cNvPr id="0" name="Picture 4"/>
+                    <pic:cNvPicPr>
+                      <a:picLocks noChangeAspect="1" noChangeArrowheads="1"/>
+                    </pic:cNvPicPr>
+                  </pic:nvPicPr>
+                  <pic:blipFill>
+                    <a:blip r:embed="rId25">
+                      <a:extLst>
+                        <a:ext uri="{28A0092B-C50C-407E-A947-70E740481C1C}">
+                          <a14:useLocalDpi xmlns:a14="http://schemas.microsoft.com/office/drawing/2010/main" val="0"/>
+                        </a:ext>
+                      </a:extLst>
+                    </a:blip>
+                    <a:srcRect/>
+                    <a:stretch>
+                      <a:fillRect/>
+                    </a:stretch>
+                  </pic:blipFill>
+                  <pic:spPr bwMode="auto">
+                    <a:xfrm>
+                      <a:off x="0" y="0"/>
+                      <a:ext cx="6352248" cy="3680522"/>
+                    </a:xfrm>
+                    <a:prstGeom prst="rect">
+                      <a:avLst/>
+                    </a:prstGeom>
+                    <a:noFill/>
+                  </pic:spPr>
+                </pic:pic>
+              </a:graphicData>
+            </a:graphic>
+          </wp:inline>
+        </w:drawing>
+      </w:r>
+    </w:p>
+    <w:p>
+      <w:pPr>
+        <w:spacing w:before="240" w:after="240"/>
+        <w:rPr>
+          <w:lang w:val="en-US"/>
+        </w:rPr>
+      </w:pPr>
+    </w:p>
+    <w:p>
+      <w:pPr>
+        <w:spacing w:before="240" w:after="240"/>
+        <w:rPr>
+          <w:lang w:val="en-US"/>
+        </w:rPr>
+      </w:pPr>
+      <w:r>
+        <w:rPr>
+          <w:noProof/>
+          <w:lang w:val="en-US"/>
+        </w:rPr>
+        <w:drawing>
+          <wp:inline distT="0" distB="0" distL="0" distR="0" wp14:anchorId="20CC70CE" wp14:editId="414AD48E">
+            <wp:extent cx="6511290" cy="3691922"/>
+            <wp:effectExtent l="0" t="0" r="3810" b="3810"/>
+            <wp:docPr id="97293451" name="Picture 7"/>
+            <wp:cNvGraphicFramePr>
+              <a:graphicFrameLocks xmlns:a="http://schemas.openxmlformats.org/drawingml/2006/main" noChangeAspect="1"/>
+            </wp:cNvGraphicFramePr>
+            <a:graphic xmlns:a="http://schemas.openxmlformats.org/drawingml/2006/main">
+              <a:graphicData uri="http://schemas.openxmlformats.org/drawingml/2006/picture">
+                <pic:pic xmlns:pic="http://schemas.openxmlformats.org/drawingml/2006/picture">
+                  <pic:nvPicPr>
+                    <pic:cNvPr id="0" name="Picture 6"/>
+                    <pic:cNvPicPr>
+                      <a:picLocks noChangeAspect="1" noChangeArrowheads="1"/>
+                    </pic:cNvPicPr>
+                  </pic:nvPicPr>
+                  <pic:blipFill>
+                    <a:blip r:embed="rId26">
+                      <a:extLst>
+                        <a:ext uri="{28A0092B-C50C-407E-A947-70E740481C1C}">
+                          <a14:useLocalDpi xmlns:a14="http://schemas.microsoft.com/office/drawing/2010/main" val="0"/>
+                        </a:ext>
+                      </a:extLst>
+                    </a:blip>
+                    <a:srcRect/>
+                    <a:stretch>
+                      <a:fillRect/>
+                    </a:stretch>
+                  </pic:blipFill>
+                  <pic:spPr bwMode="auto">
+                    <a:xfrm>
+                      <a:off x="0" y="0"/>
+                      <a:ext cx="6524948" cy="3699666"/>
+                    </a:xfrm>
+                    <a:prstGeom prst="rect">
+                      <a:avLst/>
+                    </a:prstGeom>
+                    <a:noFill/>
+                  </pic:spPr>
+                </pic:pic>
+              </a:graphicData>
+            </a:graphic>
+          </wp:inline>
+        </w:drawing>
+      </w:r>
+    </w:p>
+    <w:p>
+      <w:pPr>
+        <w:spacing w:before="240" w:after="240"/>
+        <w:rPr>
+          <w:lang w:val="en-US"/>
+        </w:rPr>
+      </w:pPr>
+    </w:p>
+    <w:p>
+      <w:pPr>
+        <w:spacing w:before="240" w:after="240"/>
+        <w:rPr>
+          <w:lang w:val="en-US"/>
+        </w:rPr>
+      </w:pPr>
+    </w:p>
+    <w:p>
+      <w:pPr>
+        <w:spacing w:before="240" w:after="240"/>
+      </w:pPr>
+      <w:r>
+        <w:rPr>
+          <w:noProof/>
+        </w:rPr>
+        <w:lastRenderedPageBreak/>
+        <w:drawing>
+          <wp:inline distT="0" distB="0" distL="0" distR="0" wp14:anchorId="5BF4215A" wp14:editId="3E59781D">
+            <wp:extent cx="6519255" cy="5112327"/>
+            <wp:effectExtent l="0" t="0" r="0" b="0"/>
+            <wp:docPr id="151017323" name="Picture 8"/>
+            <wp:cNvGraphicFramePr>
+              <a:graphicFrameLocks xmlns:a="http://schemas.openxmlformats.org/drawingml/2006/main" noChangeAspect="1"/>
+            </wp:cNvGraphicFramePr>
+            <a:graphic xmlns:a="http://schemas.openxmlformats.org/drawingml/2006/main">
+              <a:graphicData uri="http://schemas.openxmlformats.org/drawingml/2006/picture">
+                <pic:pic xmlns:pic="http://schemas.openxmlformats.org/drawingml/2006/picture">
+                  <pic:nvPicPr>
+                    <pic:cNvPr id="0" name="Picture 7"/>
+                    <pic:cNvPicPr>
+                      <a:picLocks noChangeAspect="1" noChangeArrowheads="1"/>
+                    </pic:cNvPicPr>
+                  </pic:nvPicPr>
+                  <pic:blipFill>
+                    <a:blip r:embed="rId27">
+                      <a:extLst>
+                        <a:ext uri="{28A0092B-C50C-407E-A947-70E740481C1C}">
+                          <a14:useLocalDpi xmlns:a14="http://schemas.microsoft.com/office/drawing/2010/main" val="0"/>
+                        </a:ext>
+                      </a:extLst>
+                    </a:blip>
+                    <a:srcRect/>
+                    <a:stretch>
+                      <a:fillRect/>
+                    </a:stretch>
+                  </pic:blipFill>
+                  <pic:spPr bwMode="auto">
+                    <a:xfrm>
+                      <a:off x="0" y="0"/>
+                      <a:ext cx="6526262" cy="5117822"/>
+                    </a:xfrm>
+                    <a:prstGeom prst="rect">
+                      <a:avLst/>
+                    </a:prstGeom>
+                    <a:noFill/>
+                  </pic:spPr>
+                </pic:pic>
+              </a:graphicData>
+            </a:graphic>
+          </wp:inline>
+        </w:drawing>
+      </w:r>
+    </w:p>
+    <w:p>
+      <w:pPr>
+        <w:spacing w:before="240" w:after="240"/>
+      </w:pPr>
+    </w:p>
+    <w:p>
+      <w:pPr>
+        <w:spacing w:before="240" w:after="240"/>
+        <w:ind w:firstLine="720"/>
+        <w:jc w:val="both"/>
+      </w:pPr>
+      <w:r>
+        <w:t>The newly updated UML class diagram reflects a rigorous layered architecture designed specifically to ensure a complete separation of concerns within the ChattyBot application. The API layer is represented by dedicated controllers, such as AuthController or ChatMessageController, which exclusively handle incoming HTTP requests and initial validations. These controllers immediately delegate the execution of business logic to a service layer that is completely abstracted behind interfaces like IAuthService and IChatMessageService. Furthermore, interaction with the database is entirely isolated within the data access layer through specific repositories, while data communication between all these layers is performed securely using a hierarchy of Data Transfer Objects (DTOs), preventing over-posting vulnerabilities and protecting domain entities from direct exposure.</w:t>
+      </w:r>
+    </w:p>
+    <w:p>
+      <w:pPr>
+        <w:spacing w:before="240" w:after="240"/>
+        <w:ind w:firstLine="720"/>
+        <w:jc w:val="both"/>
+      </w:pPr>
+      <w:r>
+        <w:t>A major structural improvement introduced in the new design is the implementation of the behavioral Command pattern to manage the bot's intelligent interactions. By defining the IBotCommand interface, all available actions</w:t>
+      </w:r>
+      <w:r>
+        <w:t xml:space="preserve">,  </w:t>
+      </w:r>
+      <w:r>
+        <w:t>ranging from simple text messages handled by AboutCommand and FunFactCommand to complex features like DiceDuelCommand or TriviaCommand</w:t>
+      </w:r>
+      <w:r>
+        <w:t xml:space="preserve">, </w:t>
+      </w:r>
+      <w:r>
+        <w:t xml:space="preserve">become entirely independent components. The centralized BotEngine functions as a polymorphic invoker that parses incoming text messages and executes the </w:t>
+      </w:r>
+      <w:r>
+        <w:lastRenderedPageBreak/>
+        <w:t>appropriate command without needing any knowledge of its internal implementation details. This approach aligns the system with the Open/Closed Principle, allowing new commands to be added easily by simply creating new classes without modifying any existing code. Additionally, code duplication within the data layer has been eliminated by introducing abstract generic base repositories optimized for random data retrieval or category-structured entities.</w:t>
+      </w:r>
+    </w:p>
+    <w:p>
+      <w:pPr>
+        <w:spacing w:before="240" w:after="240"/>
+        <w:ind w:firstLine="720"/>
+        <w:jc w:val="both"/>
+      </w:pPr>
+      <w:r>
+        <w:t xml:space="preserve">Regarding the GRASP principles, the current design pays close attention to the correct allocation of responsibilities to achieve low coupling and high cohesion throughout the system. The Controller role is assigned to the API classes that coordinate the flow of operations, eliminating the risk of business logic infiltrating the network handling or user interface components. The Information Expert principle is respected by placing complex queries directly inside the repositories, as they hold direct access to the database context. Low coupling is guaranteed through the extensive use of interfaces across all adjacent layers, ensuring that no major component depends on a concrete implementation, thereby isolating the system against future </w:t>
+      </w:r>
+      <w:r>
+        <w:t>changes</w:t>
+      </w:r>
+      <w:r>
+        <w:t>.</w:t>
+      </w:r>
+    </w:p>
+    <w:p>
+      <w:pPr>
+        <w:spacing w:before="240" w:after="240"/>
+        <w:ind w:firstLine="720"/>
+        <w:jc w:val="both"/>
+      </w:pPr>
+      <w:r>
+        <w:t xml:space="preserve">High cohesion is evident in every class within the diagram, with each component having a single, well-defined responsibility, as seen in the isolated modules for encryption or JWT token generation. Polymorphism is </w:t>
+      </w:r>
+      <w:r>
+        <w:t>used</w:t>
+      </w:r>
+      <w:r>
+        <w:t xml:space="preserve"> in the dynamic execution of bot commands, allowing the system to handle alternative behaviors uniformly at runtime. Classes such as MathEngine</w:t>
+      </w:r>
+      <w:r>
+        <w:t xml:space="preserve"> or RandomGenerator</w:t>
+      </w:r>
+      <w:r>
+        <w:t xml:space="preserve"> represent pure fabrications, artificially created to handle responsibilities that do not belong to domain business entities, which keeps the domain model clean. All these design decisions offer protected variations, meaning that eventual changes to the internal structure of database tables or the logic of a secondary module will not destabilize the application, resulting in a robust, testable, and highly scalable system.</w:t>
       </w:r>
     </w:p>
     <w:p>
@@ -4822,26 +5276,20 @@
         <w:rPr>
           <w:lang w:val="en-US"/>
         </w:rPr>
-        <w:t xml:space="preserve">To simulate a real-world production environment without the overhead of external database servers, the test suite uses ASP.NET Core's native integration testing tools centered around WebApplicationFactory&lt;Program&gt;. A custom test host, implemented in the CustomWebApplicationFactory class, intercepts the application's configuration at startup and </w:t>
-      </w:r>
+        <w:t>To simulate a real-world production environment without the overhead of external database servers, the test suite uses ASP.NET Core's native integration testing tools centered around WebApplicationFactory&lt;Program&gt;. A custom test host, implemented in the CustomWebApplicationFactory class, intercepts the application's configuration at startup and removes the production database setup. In its place, it injects an Entity Framework Core In-Memory Database.</w:t>
+      </w:r>
+    </w:p>
+    <w:p>
+      <w:pPr>
+        <w:spacing w:before="240" w:after="240"/>
+        <w:ind w:firstLine="720"/>
+        <w:jc w:val="both"/>
+      </w:pPr>
       <w:r>
         <w:rPr>
           <w:lang w:val="en-US"/>
         </w:rPr>
         <w:lastRenderedPageBreak/>
-        <w:t>removes the production database setup. In its place, it injects an Entity Framework Core In-Memory Database.</w:t>
-      </w:r>
-    </w:p>
-    <w:p>
-      <w:pPr>
-        <w:spacing w:before="240" w:after="240"/>
-        <w:ind w:firstLine="720"/>
-        <w:jc w:val="both"/>
-      </w:pPr>
-      <w:r>
-        <w:rPr>
-          <w:lang w:val="en-US"/>
-        </w:rPr>
         <w:t>To prevent test cases from interfering with each other when running in parallel, a unique database instance name is dynamically generated for each test run using a GUID</w:t>
       </w:r>
       <w:r>
@@ -5018,6 +5466,7 @@
       </w:pPr>
       <w:r>
         <w:rPr>
+          <w:noProof/>
           <w:lang w:val="en-US"/>
         </w:rPr>
         <w:drawing>
@@ -5036,7 +5485,7 @@
                     <pic:cNvPicPr/>
                   </pic:nvPicPr>
                   <pic:blipFill>
-                    <a:blip r:embed="rId22"/>
+                    <a:blip r:embed="rId28"/>
                     <a:stretch>
                       <a:fillRect/>
                     </a:stretch>
@@ -5131,14 +5580,7 @@
         <w:rPr>
           <w:lang w:val="en-US"/>
         </w:rPr>
-        <w:t xml:space="preserve">: Simulates an authenticated user creating a new conversation room via POST /api/ChatConversation and immediately posting a </w:t>
-      </w:r>
-      <w:r>
-        <w:rPr>
-          <w:lang w:val="en-US"/>
-        </w:rPr>
-        <w:lastRenderedPageBreak/>
-        <w:t>message. The test confirms that the conversation is initialized, the message is saved to the database, and the correct relational foreign keys are linked.</w:t>
+        <w:t>: Simulates an authenticated user creating a new conversation room via POST /api/ChatConversation and immediately posting a message. The test confirms that the conversation is initialized, the message is saved to the database, and the correct relational foreign keys are linked.</w:t>
       </w:r>
     </w:p>
     <w:p>
@@ -5162,7 +5604,11 @@
         <w:t>Strict Resource Ownership:</w:t>
       </w:r>
       <w:r>
-        <w:t xml:space="preserve"> Validates data security by testing unauthorized modifications. For example, the test suite registers an owner user to create a chat room, then logs in as a different "intruder" user to attempt a rename or delete operation. The test confirms that the system catches this boundary violation and returns an HTTP 403 Forbidden status, protecting user data privacy.</w:t>
+        <w:t xml:space="preserve"> Validates data security by testing unauthorized modifications. For example, the test suite registers an owner user to create a chat </w:t>
+      </w:r>
+      <w:r>
+        <w:lastRenderedPageBreak/>
+        <w:t>room, then logs in as a different "intruder" user to attempt a rename or delete operation. The test confirms that the system catches this boundary violation and returns an HTTP 403 Forbidden status, protecting user data privacy.</w:t>
       </w:r>
     </w:p>
     <w:p>
@@ -5203,6 +5649,7 @@
       </w:pPr>
       <w:r>
         <w:rPr>
+          <w:noProof/>
           <w:lang w:val="en-US"/>
         </w:rPr>
         <w:drawing>
@@ -5221,7 +5668,7 @@
                     <pic:cNvPicPr/>
                   </pic:nvPicPr>
                   <pic:blipFill>
-                    <a:blip r:embed="rId23"/>
+                    <a:blip r:embed="rId29"/>
                     <a:stretch>
                       <a:fillRect/>
                     </a:stretch>
@@ -5347,6 +5794,7 @@
       </w:pPr>
       <w:r>
         <w:rPr>
+          <w:noProof/>
           <w:lang w:val="en-US"/>
         </w:rPr>
         <w:drawing>
@@ -5365,7 +5813,7 @@
                     <pic:cNvPicPr/>
                   </pic:nvPicPr>
                   <pic:blipFill>
-                    <a:blip r:embed="rId24"/>
+                    <a:blip r:embed="rId30"/>
                     <a:stretch>
                       <a:fillRect/>
                     </a:stretch>
@@ -5450,14 +5898,7 @@
         <w:rPr>
           <w:lang w:val="en-US"/>
         </w:rPr>
-        <w:t xml:space="preserve"> Uses the bUnit library to pass a heavily corrupted and malformed JSON string into the frontend MusicBubble UI component. It ensures that </w:t>
-      </w:r>
-      <w:r>
-        <w:rPr>
-          <w:lang w:val="en-US"/>
-        </w:rPr>
-        <w:lastRenderedPageBreak/>
-        <w:t>the component catches the rendering exception internally and gracefully degrades to a visual fallback state instead of crashing the Blazor runtime.</w:t>
+        <w:t xml:space="preserve"> Uses the bUnit library to pass a heavily corrupted and malformed JSON string into the frontend MusicBubble UI component. It ensures that the component catches the rendering exception internally and gracefully degrades to a visual fallback state instead of crashing the Blazor runtime.</w:t>
       </w:r>
     </w:p>
     <w:p>
@@ -5481,7 +5922,11 @@
         <w:t>Token Expiration:</w:t>
       </w:r>
       <w:r>
-        <w:t xml:space="preserve"> Mimics an expired or malformed JWT token string inside the Authorization header of a protected API request. It confirms that the backend middleware correctly identifies the invalid token and returns an HTTP 401 Unauthorized response.</w:t>
+        <w:t xml:space="preserve"> Mimics an expired or malformed JWT token string inside the Authorization header of a protected API request. It confirms that the backend </w:t>
+      </w:r>
+      <w:r>
+        <w:lastRenderedPageBreak/>
+        <w:t>middleware correctly identifies the invalid token and returns an HTTP 401 Unauthorized response.</w:t>
       </w:r>
     </w:p>
     <w:p>
@@ -5516,7 +5961,7 @@
                     </pic:cNvPicPr>
                   </pic:nvPicPr>
                   <pic:blipFill>
-                    <a:blip r:embed="rId25">
+                    <a:blip r:embed="rId31">
                       <a:extLst>
                         <a:ext uri="{28A0092B-C50C-407E-A947-70E740481C1C}">
                           <a14:useLocalDpi xmlns:a14="http://schemas.microsoft.com/office/drawing/2010/main" val="0"/>
@@ -5741,11 +6186,7 @@
         <w:t>Smart AI and LLM Integration:</w:t>
       </w:r>
       <w:r>
-        <w:t xml:space="preserve"> The current BotEngine works perfectly for strict slash commands like /trivia or /dice, but it can't handle casual text. In the future, integrating an LLM API (Large Language Model) would give the bot natural language processing </w:t>
-      </w:r>
-      <w:r>
-        <w:lastRenderedPageBreak/>
-        <w:t>capabilities. This would let the bot understand normal questions and hold actual conversations.</w:t>
+        <w:t xml:space="preserve"> The current BotEngine works perfectly for strict slash commands like /trivia or /dice, but it can't handle casual text. In the future, integrating an LLM API (Large Language Model) would give the bot natural language processing capabilities. This would let the bot understand normal questions and hold actual conversations.</w:t>
       </w:r>
     </w:p>
     <w:p>
@@ -5766,7 +6207,11 @@
         <w:t>Production Database and Redis Caching:</w:t>
       </w:r>
       <w:r>
-        <w:t xml:space="preserve"> For testing, an In-Memory setup is great, but a production launch would require a real database system like PostgreSQL or SQL Server. To keep responses near-instant under heavy traffic, we could also plug in a Redis caching layer to hold active user sessions and game states directly in memory.</w:t>
+        <w:t xml:space="preserve"> For testing, an In-Memory setup is great, but a production launch would require a real database system like PostgreSQL or SQL </w:t>
+      </w:r>
+      <w:r>
+        <w:lastRenderedPageBreak/>
+        <w:t>Server. To keep responses near-instant under heavy traffic, we could also plug in a Redis caching layer to hold active user sessions and game states directly in memory.</w:t>
       </w:r>
     </w:p>
     <w:p>
@@ -5808,7 +6253,1211 @@
     </w:p>
     <w:p>
       <w:pPr>
-        <w:spacing w:before="240" w:after="240"/>
+        <w:pStyle w:val="ListParagraph"/>
+        <w:numPr>
+          <w:ilvl w:val="0"/>
+          <w:numId w:val="12"/>
+        </w:numPr>
+        <w:spacing w:before="240" w:after="240"/>
+        <w:rPr>
+          <w:lang w:val="en-US"/>
+        </w:rPr>
+      </w:pPr>
+      <w:r>
+        <w:rPr>
+          <w:b/>
+          <w:bCs/>
+          <w:lang w:val="en-US"/>
+        </w:rPr>
+        <w:t>Layered Architecture</w:t>
+      </w:r>
+      <w:r>
+        <w:rPr>
+          <w:lang w:val="en-US"/>
+        </w:rPr>
+        <w:t xml:space="preserve"> - </w:t>
+      </w:r>
+      <w:hyperlink r:id="rId32" w:history="1">
+        <w:r>
+          <w:rPr>
+            <w:rStyle w:val="Hyperlink"/>
+            <w:lang w:val="en-US"/>
+          </w:rPr>
+          <w:t>https://www.baeldung.com/cs/layered-architecture</w:t>
+        </w:r>
+      </w:hyperlink>
+      <w:r>
+        <w:rPr>
+          <w:lang w:val="en-US"/>
+        </w:rPr>
+        <w:t xml:space="preserve"> and Software Design course, Lecture 4 - </w:t>
+      </w:r>
+      <w:r>
+        <w:rPr>
+          <w:lang w:val="en-US"/>
+        </w:rPr>
+        <w:t>LAYERED, PIPELINE ARCHITECTURAL STYLES</w:t>
+      </w:r>
+      <w:r>
+        <w:rPr>
+          <w:lang w:val="en-US"/>
+        </w:rPr>
+        <w:t xml:space="preserve">: </w:t>
+      </w:r>
+    </w:p>
+    <w:p>
+      <w:pPr>
+        <w:pStyle w:val="ListParagraph"/>
+        <w:spacing w:before="240" w:after="240"/>
+        <w:ind w:firstLine="720"/>
+        <w:jc w:val="both"/>
+      </w:pPr>
+      <w:r>
+        <w:t>These two resources were highly effective in shaping the architectural structure of this project.</w:t>
+      </w:r>
+    </w:p>
+    <w:p>
+      <w:pPr>
+        <w:pStyle w:val="ListParagraph"/>
+        <w:spacing w:before="240" w:after="240"/>
+        <w:ind w:firstLine="720"/>
+        <w:jc w:val="both"/>
+      </w:pPr>
+      <w:r>
+        <w:t>The Baeldung article provided a clear, practical overview of N-tier systems. Key concepts like "layers of isolation" and "separation of concerns" reinforced the importance of keeping the API controllers and database logic completely separate, ensuring that modifications within one layer would not unexpectedly disrupt the rest of the application.</w:t>
+      </w:r>
+    </w:p>
+    <w:p>
+      <w:pPr>
+        <w:pStyle w:val="ListParagraph"/>
+        <w:spacing w:before="240" w:after="240"/>
+        <w:ind w:firstLine="720"/>
+        <w:jc w:val="both"/>
+      </w:pPr>
+      <w:r>
+        <w:t>The lecture</w:t>
+      </w:r>
+      <w:r>
+        <w:t xml:space="preserve"> complemented this by providing the necessary structural framework. Its focus on the traditional 3-layer architecture and the importance of decoupling presentation policy from business logic directly guided how the repositories and DTOs were set up, ensuring the final code remained clean, modular, and well-organized.</w:t>
+      </w:r>
+    </w:p>
+    <w:p>
+      <w:pPr>
+        <w:pStyle w:val="ListParagraph"/>
+        <w:spacing w:before="240" w:after="240"/>
+        <w:jc w:val="both"/>
+        <w:rPr>
+          <w:lang w:val="en-US"/>
+        </w:rPr>
+      </w:pPr>
+    </w:p>
+    <w:p>
+      <w:pPr>
+        <w:pStyle w:val="ListParagraph"/>
+        <w:numPr>
+          <w:ilvl w:val="0"/>
+          <w:numId w:val="12"/>
+        </w:numPr>
+        <w:spacing w:before="240" w:after="240"/>
+        <w:rPr>
+          <w:b/>
+          <w:bCs/>
+          <w:lang w:val="en-US"/>
+        </w:rPr>
+      </w:pPr>
+      <w:r>
+        <w:rPr>
+          <w:b/>
+          <w:bCs/>
+          <w:lang w:val="en-US"/>
+        </w:rPr>
+        <w:t>Tutorial: Create a controller-based web API with ASP.NET Core</w:t>
+      </w:r>
+      <w:r>
+        <w:rPr>
+          <w:b/>
+          <w:bCs/>
+          <w:lang w:val="en-US"/>
+        </w:rPr>
+        <w:t xml:space="preserve">: </w:t>
+      </w:r>
+      <w:hyperlink r:id="rId33" w:history="1">
+        <w:r>
+          <w:rPr>
+            <w:rStyle w:val="Hyperlink"/>
+            <w:lang w:val="en-US"/>
+          </w:rPr>
+          <w:t>https://learn.microsoft.com/en-us/aspnet/core/tutorials/first-web-api?view=aspnetcore-10.0&amp;tabs=visual-studio</w:t>
+        </w:r>
+      </w:hyperlink>
+    </w:p>
+    <w:p>
+      <w:pPr>
+        <w:pStyle w:val="ListParagraph"/>
+        <w:spacing w:before="240" w:after="240"/>
+        <w:ind w:firstLine="720"/>
+        <w:jc w:val="both"/>
+      </w:pPr>
+      <w:r>
+        <w:t>This Microsoft tutorial was essential for the practical setup of the backend server. It provided clear, step-by-step guidance on structuring an ASP.NET Core Web API, configuring controllers, and properly handling HTTP routing and methods.</w:t>
+      </w:r>
+    </w:p>
+    <w:p>
+      <w:pPr>
+        <w:pStyle w:val="ListParagraph"/>
+        <w:spacing w:before="240" w:after="240"/>
+        <w:ind w:firstLine="720"/>
+        <w:jc w:val="both"/>
+      </w:pPr>
+      <w:r>
+        <w:t>Additionally, the tutorial demonstrated how to integrate Entity Framework Core and implement Data Transfer Objects (DTOs). Learning how to use DTOs to prevent over-posting vulnerabilities was crucial in ensuring that the server's data flow remained both secure and structurally sound.</w:t>
+      </w:r>
+    </w:p>
+    <w:p>
+      <w:pPr>
+        <w:pStyle w:val="ListParagraph"/>
+        <w:spacing w:before="240" w:after="240"/>
+        <w:ind w:firstLine="720"/>
+        <w:jc w:val="both"/>
+      </w:pPr>
+    </w:p>
+    <w:p>
+      <w:pPr>
+        <w:pStyle w:val="ListParagraph"/>
+        <w:numPr>
+          <w:ilvl w:val="0"/>
+          <w:numId w:val="12"/>
+        </w:numPr>
+        <w:spacing w:before="240" w:after="240"/>
+      </w:pPr>
+      <w:r>
+        <w:rPr>
+          <w:b/>
+          <w:bCs/>
+        </w:rPr>
+        <w:t>ASP.NET Core fundamentals overview</w:t>
+      </w:r>
+      <w:r>
+        <w:rPr>
+          <w:b/>
+          <w:bCs/>
+        </w:rPr>
+        <w:t>:</w:t>
+      </w:r>
+      <w:r>
+        <w:t xml:space="preserve"> </w:t>
+      </w:r>
+      <w:hyperlink r:id="rId34" w:history="1">
+        <w:r>
+          <w:rPr>
+            <w:rStyle w:val="Hyperlink"/>
+          </w:rPr>
+          <w:t>https://learn.microsoft.com/en-us/aspnet/core/fundamentals/?view=aspnetcore-10.0&amp;tabs=windows</w:t>
+        </w:r>
+      </w:hyperlink>
+    </w:p>
+    <w:p>
+      <w:pPr>
+        <w:pStyle w:val="ListParagraph"/>
+        <w:spacing w:before="240" w:after="240"/>
+        <w:ind w:firstLine="720"/>
+        <w:jc w:val="both"/>
+      </w:pPr>
+      <w:r>
+        <w:t>This fundamentals guide was highly valuable for understanding the internal mechanics and lifecycle of the application. It provided the essential foundation for implementing Dependency Injection (DI), which allowed for the clean registration and injection of services and repositories across the system.</w:t>
+      </w:r>
+    </w:p>
+    <w:p>
+      <w:pPr>
+        <w:pStyle w:val="ListParagraph"/>
+        <w:spacing w:before="240" w:after="240"/>
+        <w:ind w:firstLine="720"/>
+        <w:jc w:val="both"/>
+      </w:pPr>
+      <w:r>
+        <w:t xml:space="preserve">Additionally, the documentation was crucial for configuring the middleware pipeline to handle routing and security, while also clarifying how to properly manage </w:t>
+      </w:r>
+      <w:r>
+        <w:lastRenderedPageBreak/>
+        <w:t>application settings. This ensured a stable setup and seamless coordination among all backend components.</w:t>
+      </w:r>
+    </w:p>
+    <w:p>
+      <w:pPr>
+        <w:pStyle w:val="ListParagraph"/>
+        <w:spacing w:before="240" w:after="240"/>
+        <w:ind w:firstLine="720"/>
+        <w:jc w:val="both"/>
+      </w:pPr>
+    </w:p>
+    <w:p>
+      <w:pPr>
+        <w:pStyle w:val="ListParagraph"/>
+        <w:numPr>
+          <w:ilvl w:val="0"/>
+          <w:numId w:val="12"/>
+        </w:numPr>
+        <w:spacing w:before="240" w:after="240"/>
+      </w:pPr>
+      <w:r>
+        <w:rPr>
+          <w:b/>
+          <w:bCs/>
+        </w:rPr>
+        <w:t>Entity Framework Core</w:t>
+      </w:r>
+      <w:r>
+        <w:rPr>
+          <w:b/>
+          <w:bCs/>
+        </w:rPr>
+        <w:t>:</w:t>
+      </w:r>
+      <w:r>
+        <w:rPr>
+          <w:b/>
+          <w:bCs/>
+        </w:rPr>
+        <w:t xml:space="preserve"> </w:t>
+      </w:r>
+      <w:hyperlink r:id="rId35" w:history="1">
+        <w:r>
+          <w:rPr>
+            <w:rStyle w:val="Hyperlink"/>
+          </w:rPr>
+          <w:t>https://learn.microsoft.com/en-us/ef/core/</w:t>
+        </w:r>
+      </w:hyperlink>
+    </w:p>
+    <w:p>
+      <w:pPr>
+        <w:pStyle w:val="ListParagraph"/>
+        <w:spacing w:before="240" w:after="240"/>
+        <w:ind w:firstLine="720"/>
+        <w:jc w:val="both"/>
+      </w:pPr>
+      <w:r>
+        <w:t>This documentation was key to building the data access layer and managing database persistence. It provided the necessary guidance for mapping C# domain entities to the SQL Server database using Object-Relational Mapping (ORM).</w:t>
+      </w:r>
+    </w:p>
+    <w:p>
+      <w:pPr>
+        <w:pStyle w:val="ListParagraph"/>
+        <w:spacing w:before="240" w:after="240"/>
+        <w:ind w:firstLine="720"/>
+        <w:jc w:val="both"/>
+      </w:pPr>
+      <w:r>
+        <w:t>Additionally, it was highly useful for implementing database migrations and writing efficient LINQ queries, ensuring that data retrieval across all repositories remained seamless and well-optimized.</w:t>
+      </w:r>
+    </w:p>
+    <w:p>
+      <w:pPr>
+        <w:pStyle w:val="ListParagraph"/>
+        <w:spacing w:before="240" w:after="240"/>
+        <w:ind w:firstLine="720"/>
+        <w:jc w:val="both"/>
+      </w:pPr>
+    </w:p>
+    <w:p>
+      <w:pPr>
+        <w:pStyle w:val="ListParagraph"/>
+        <w:numPr>
+          <w:ilvl w:val="0"/>
+          <w:numId w:val="12"/>
+        </w:numPr>
+        <w:spacing w:before="240" w:after="240"/>
+        <w:rPr>
+          <w:b/>
+          <w:bCs/>
+        </w:rPr>
+      </w:pPr>
+      <w:r>
+        <w:rPr>
+          <w:b/>
+          <w:bCs/>
+        </w:rPr>
+        <w:t>Configure JWT bearer authentication in ASP.NET Core</w:t>
+      </w:r>
+      <w:r>
+        <w:rPr>
+          <w:b/>
+          <w:bCs/>
+        </w:rPr>
+        <w:t>:</w:t>
+      </w:r>
+      <w:r>
+        <w:rPr>
+          <w:b/>
+          <w:bCs/>
+        </w:rPr>
+        <w:t xml:space="preserve"> </w:t>
+      </w:r>
+      <w:hyperlink r:id="rId36" w:history="1">
+        <w:r>
+          <w:rPr>
+            <w:rStyle w:val="Hyperlink"/>
+          </w:rPr>
+          <w:t>https://learn.microsoft.com/en-us/aspnet/core/security/authentication/configure-jwt-bearer-authentication?view=aspnetcore-10.0</w:t>
+        </w:r>
+      </w:hyperlink>
+    </w:p>
+    <w:p>
+      <w:pPr>
+        <w:pStyle w:val="ListParagraph"/>
+        <w:spacing w:before="240" w:after="240"/>
+        <w:ind w:firstLine="720"/>
+        <w:jc w:val="both"/>
+      </w:pPr>
+      <w:r>
+        <w:t>This documentation was essential for securing the application's endpoints and setting up user authentication. It provided a straightforward guide on configuring the authentication and authorization middleware to handle JWT tokens properly.</w:t>
+      </w:r>
+    </w:p>
+    <w:p>
+      <w:pPr>
+        <w:pStyle w:val="ListParagraph"/>
+        <w:spacing w:before="240" w:after="240"/>
+        <w:ind w:firstLine="720"/>
+        <w:jc w:val="both"/>
+      </w:pPr>
+      <w:r>
+        <w:t>Additionally, the tutorial helped in defining token validation parameters</w:t>
+      </w:r>
+      <w:r>
+        <w:t xml:space="preserve">, </w:t>
+      </w:r>
+      <w:r>
+        <w:t>such as verifying the issuer, audience, and signing key. This ensured that user identities are securely validated and that protected endpoints, like starting a conversation or sending a message, are restricted to authorized users.</w:t>
+      </w:r>
+    </w:p>
+    <w:p>
+      <w:pPr>
+        <w:pStyle w:val="ListParagraph"/>
+        <w:spacing w:before="240" w:after="240"/>
+        <w:jc w:val="both"/>
+      </w:pPr>
+    </w:p>
+    <w:p>
+      <w:pPr>
+        <w:pStyle w:val="ListParagraph"/>
+        <w:numPr>
+          <w:ilvl w:val="0"/>
+          <w:numId w:val="12"/>
+        </w:numPr>
+        <w:spacing w:before="240" w:after="240"/>
+        <w:rPr>
+          <w:b/>
+          <w:bCs/>
+        </w:rPr>
+      </w:pPr>
+      <w:r>
+        <w:rPr>
+          <w:b/>
+          <w:bCs/>
+        </w:rPr>
+        <w:t>Command Design Pattern</w:t>
+      </w:r>
+      <w:r>
+        <w:rPr>
+          <w:b/>
+          <w:bCs/>
+        </w:rPr>
+        <w:t xml:space="preserve">: </w:t>
+      </w:r>
+      <w:hyperlink r:id="rId37" w:history="1">
+        <w:r>
+          <w:rPr>
+            <w:rStyle w:val="Hyperlink"/>
+          </w:rPr>
+          <w:t>https://www.geeksforgeeks.org/system-design/command-pattern/</w:t>
+        </w:r>
+      </w:hyperlink>
+    </w:p>
+    <w:p>
+      <w:pPr>
+        <w:pStyle w:val="ListParagraph"/>
+        <w:spacing w:before="240" w:after="240"/>
+        <w:ind w:left="1440"/>
+        <w:rPr>
+          <w:b/>
+          <w:bCs/>
+        </w:rPr>
+      </w:pPr>
+      <w:r>
+        <w:rPr>
+          <w:b/>
+          <w:bCs/>
+          <w:noProof/>
+        </w:rPr>
+        <w:drawing>
+          <wp:inline distT="0" distB="0" distL="0" distR="0" wp14:anchorId="53131D91" wp14:editId="1DAAEFBC">
+            <wp:extent cx="3966527" cy="1983264"/>
+            <wp:effectExtent l="0" t="0" r="0" b="0"/>
+            <wp:docPr id="170639788" name="Picture 9"/>
+            <wp:cNvGraphicFramePr>
+              <a:graphicFrameLocks xmlns:a="http://schemas.openxmlformats.org/drawingml/2006/main" noChangeAspect="1"/>
+            </wp:cNvGraphicFramePr>
+            <a:graphic xmlns:a="http://schemas.openxmlformats.org/drawingml/2006/main">
+              <a:graphicData uri="http://schemas.openxmlformats.org/drawingml/2006/picture">
+                <pic:pic xmlns:pic="http://schemas.openxmlformats.org/drawingml/2006/picture">
+                  <pic:nvPicPr>
+                    <pic:cNvPr id="0" name="Picture 8"/>
+                    <pic:cNvPicPr>
+                      <a:picLocks noChangeAspect="1" noChangeArrowheads="1"/>
+                    </pic:cNvPicPr>
+                  </pic:nvPicPr>
+                  <pic:blipFill>
+                    <a:blip r:embed="rId38">
+                      <a:extLst>
+                        <a:ext uri="{28A0092B-C50C-407E-A947-70E740481C1C}">
+                          <a14:useLocalDpi xmlns:a14="http://schemas.microsoft.com/office/drawing/2010/main" val="0"/>
+                        </a:ext>
+                      </a:extLst>
+                    </a:blip>
+                    <a:srcRect/>
+                    <a:stretch>
+                      <a:fillRect/>
+                    </a:stretch>
+                  </pic:blipFill>
+                  <pic:spPr bwMode="auto">
+                    <a:xfrm>
+                      <a:off x="0" y="0"/>
+                      <a:ext cx="3989597" cy="1994799"/>
+                    </a:xfrm>
+                    <a:prstGeom prst="rect">
+                      <a:avLst/>
+                    </a:prstGeom>
+                    <a:noFill/>
+                  </pic:spPr>
+                </pic:pic>
+              </a:graphicData>
+            </a:graphic>
+          </wp:inline>
+        </w:drawing>
+      </w:r>
+    </w:p>
+    <w:p>
+      <w:pPr>
+        <w:pStyle w:val="ListParagraph"/>
+        <w:spacing w:before="240" w:after="240"/>
+        <w:ind w:left="1440"/>
+        <w:rPr>
+          <w:b/>
+          <w:bCs/>
+        </w:rPr>
+      </w:pPr>
+    </w:p>
+    <w:p>
+      <w:pPr>
+        <w:pStyle w:val="ListParagraph"/>
+        <w:spacing w:before="240" w:after="240"/>
+        <w:ind w:left="1440"/>
+        <w:rPr>
+          <w:b/>
+          <w:bCs/>
+        </w:rPr>
+      </w:pPr>
+      <w:r>
+        <w:rPr>
+          <w:noProof/>
+        </w:rPr>
+        <w:drawing>
+          <wp:inline distT="0" distB="0" distL="0" distR="0" wp14:anchorId="59C63F0C" wp14:editId="6E2DDC8D">
+            <wp:extent cx="3981450" cy="2022694"/>
+            <wp:effectExtent l="0" t="0" r="0" b="0"/>
+            <wp:docPr id="819877761" name="Picture 10" descr="CommandPatternExampledrawio-(3)"/>
+            <wp:cNvGraphicFramePr>
+              <a:graphicFrameLocks xmlns:a="http://schemas.openxmlformats.org/drawingml/2006/main" noChangeAspect="1"/>
+            </wp:cNvGraphicFramePr>
+            <a:graphic xmlns:a="http://schemas.openxmlformats.org/drawingml/2006/main">
+              <a:graphicData uri="http://schemas.openxmlformats.org/drawingml/2006/picture">
+                <pic:pic xmlns:pic="http://schemas.openxmlformats.org/drawingml/2006/picture">
+                  <pic:nvPicPr>
+                    <pic:cNvPr id="0" name="Picture 15" descr="CommandPatternExampledrawio-(3)"/>
+                    <pic:cNvPicPr>
+                      <a:picLocks noChangeAspect="1" noChangeArrowheads="1"/>
+                    </pic:cNvPicPr>
+                  </pic:nvPicPr>
+                  <pic:blipFill>
+                    <a:blip r:embed="rId39" cstate="print">
+                      <a:extLst>
+                        <a:ext uri="{28A0092B-C50C-407E-A947-70E740481C1C}">
+                          <a14:useLocalDpi xmlns:a14="http://schemas.microsoft.com/office/drawing/2010/main" val="0"/>
+                        </a:ext>
+                      </a:extLst>
+                    </a:blip>
+                    <a:srcRect/>
+                    <a:stretch>
+                      <a:fillRect/>
+                    </a:stretch>
+                  </pic:blipFill>
+                  <pic:spPr bwMode="auto">
+                    <a:xfrm>
+                      <a:off x="0" y="0"/>
+                      <a:ext cx="3990399" cy="2027240"/>
+                    </a:xfrm>
+                    <a:prstGeom prst="rect">
+                      <a:avLst/>
+                    </a:prstGeom>
+                    <a:noFill/>
+                    <a:ln>
+                      <a:noFill/>
+                    </a:ln>
+                  </pic:spPr>
+                </pic:pic>
+              </a:graphicData>
+            </a:graphic>
+          </wp:inline>
+        </w:drawing>
+      </w:r>
+    </w:p>
+    <w:p>
+      <w:pPr>
+        <w:pStyle w:val="ListParagraph"/>
+        <w:spacing w:before="240" w:after="240"/>
+        <w:ind w:firstLine="720"/>
+        <w:jc w:val="both"/>
+      </w:pPr>
+      <w:r>
+        <w:lastRenderedPageBreak/>
+        <w:t>This article was highly useful for understanding and implementing the Command pattern to handle the bot's intelligent features. It provided a clear breakdown of how to encapsulate a request as an standalone object, effectively decoupling the component that triggers an operation from the actual logic that executes it.</w:t>
+      </w:r>
+    </w:p>
+    <w:p>
+      <w:pPr>
+        <w:pStyle w:val="ListParagraph"/>
+        <w:spacing w:before="240" w:after="240"/>
+        <w:ind w:firstLine="720"/>
+        <w:jc w:val="both"/>
+      </w:pPr>
+      <w:r>
+        <w:t>This concept directly guided the development of the IBotCommand interface and its various concrete implementations, such as TriviaCommand or CalcCommand. It allowed the BotEngine to act as a clean invoker, managing and executing commands dynamically without relying on rigid, hard-coded conditional structures.</w:t>
+      </w:r>
+    </w:p>
+    <w:p>
+      <w:pPr>
+        <w:pStyle w:val="ListParagraph"/>
+        <w:spacing w:before="240" w:after="240"/>
+        <w:ind w:firstLine="720"/>
+        <w:jc w:val="both"/>
+      </w:pPr>
+    </w:p>
+    <w:p>
+      <w:pPr>
+        <w:pStyle w:val="ListParagraph"/>
+        <w:numPr>
+          <w:ilvl w:val="0"/>
+          <w:numId w:val="12"/>
+        </w:numPr>
+        <w:spacing w:before="240" w:after="240"/>
+        <w:rPr>
+          <w:b/>
+          <w:bCs/>
+        </w:rPr>
+      </w:pPr>
+      <w:r>
+        <w:rPr>
+          <w:b/>
+          <w:bCs/>
+        </w:rPr>
+        <w:t>ASP.NET Core Blazor</w:t>
+      </w:r>
+      <w:r>
+        <w:rPr>
+          <w:b/>
+          <w:bCs/>
+        </w:rPr>
+        <w:t xml:space="preserve">: </w:t>
+      </w:r>
+      <w:hyperlink r:id="rId40" w:history="1">
+        <w:r>
+          <w:rPr>
+            <w:rStyle w:val="Hyperlink"/>
+          </w:rPr>
+          <w:t>https://learn.microsoft.com/en-us/aspnet/core/blazor/?view=aspnetcore-10.0</w:t>
+        </w:r>
+      </w:hyperlink>
+    </w:p>
+    <w:p>
+      <w:pPr>
+        <w:pStyle w:val="ListParagraph"/>
+        <w:spacing w:before="240" w:after="240"/>
+        <w:ind w:firstLine="720"/>
+        <w:jc w:val="both"/>
+      </w:pPr>
+      <w:r>
+        <w:t>This documentation was fundamental to developing the client-side user interface of the application. It provided the necessary guidance on Blazor's component-based model, which enabled the creation of reusable UI elements for the chat interface, real-time message streams, and interactive trivia features.</w:t>
+      </w:r>
+    </w:p>
+    <w:p>
+      <w:pPr>
+        <w:pStyle w:val="ListParagraph"/>
+        <w:spacing w:before="240" w:after="240"/>
+        <w:ind w:firstLine="720"/>
+        <w:jc w:val="both"/>
+      </w:pPr>
+      <w:r>
+        <w:t>Additionally, the resource helped in understanding how to manage component state and handle user events natively in C# rather than JavaScript. This significantly streamlined frontend development and allowed for a direct, seamless integration with the backend shared DTOs.</w:t>
+      </w:r>
+    </w:p>
+    <w:p>
+      <w:pPr>
+        <w:pStyle w:val="ListParagraph"/>
+        <w:spacing w:before="240" w:after="240"/>
+        <w:ind w:firstLine="720"/>
+        <w:jc w:val="both"/>
+      </w:pPr>
+    </w:p>
+    <w:p>
+      <w:pPr>
+        <w:pStyle w:val="ListParagraph"/>
+        <w:numPr>
+          <w:ilvl w:val="0"/>
+          <w:numId w:val="12"/>
+        </w:numPr>
+        <w:spacing w:before="240" w:after="240"/>
+        <w:rPr>
+          <w:b/>
+          <w:bCs/>
+        </w:rPr>
+      </w:pPr>
+      <w:r>
+        <w:rPr>
+          <w:b/>
+          <w:bCs/>
+        </w:rPr>
+        <w:t>ASP.NET Core Blazor authentication state</w:t>
+      </w:r>
+      <w:r>
+        <w:rPr>
+          <w:b/>
+          <w:bCs/>
+        </w:rPr>
+        <w:t>:</w:t>
+      </w:r>
+      <w:r>
+        <w:rPr>
+          <w:b/>
+          <w:bCs/>
+        </w:rPr>
+        <w:t xml:space="preserve"> </w:t>
+      </w:r>
+      <w:hyperlink r:id="rId41" w:history="1">
+        <w:r>
+          <w:rPr>
+            <w:rStyle w:val="Hyperlink"/>
+          </w:rPr>
+          <w:t>https://learn.microsoft.com/en-us/aspnet/core/blazor/security/authentication-state?view=aspnetcore-10.0&amp;pivots=server</w:t>
+        </w:r>
+      </w:hyperlink>
+    </w:p>
+    <w:p>
+      <w:pPr>
+        <w:pStyle w:val="ListParagraph"/>
+        <w:spacing w:before="240" w:after="240"/>
+        <w:ind w:firstLine="720"/>
+        <w:jc w:val="both"/>
+      </w:pPr>
+      <w:r>
+        <w:t xml:space="preserve">This documentation was essential for implementing client-side security and managing user authentication states. It provided the necessary guidance on how to extend the native </w:t>
+      </w:r>
+      <w:r>
+        <w:rPr>
+          <w:b/>
+          <w:bCs/>
+        </w:rPr>
+        <w:t>AuthenticationStateProvider</w:t>
+      </w:r>
+      <w:r>
+        <w:t xml:space="preserve"> to create a custom implementation (</w:t>
+      </w:r>
+      <w:r>
+        <w:rPr>
+          <w:b/>
+          <w:bCs/>
+        </w:rPr>
+        <w:t>CustomAuthStateProvider</w:t>
+      </w:r>
+      <w:r>
+        <w:t>).</w:t>
+      </w:r>
+    </w:p>
+    <w:p>
+      <w:pPr>
+        <w:pStyle w:val="ListParagraph"/>
+        <w:spacing w:before="240" w:after="240"/>
+        <w:ind w:firstLine="720"/>
+        <w:jc w:val="both"/>
+      </w:pPr>
+      <w:r>
+        <w:t>Thanks to this resource, I was able to integrate JWT-based validation from LocalStorage with Blazor's built-in authorization system. It also guided me in using the state-change notification mechanism, allowing the user interface to instantly react to login or logout events and properly restrict access to private components.</w:t>
+      </w:r>
+    </w:p>
+    <w:p>
+      <w:pPr>
+        <w:pStyle w:val="ListParagraph"/>
+        <w:spacing w:before="240" w:after="240"/>
+        <w:ind w:firstLine="720"/>
+        <w:jc w:val="both"/>
+      </w:pPr>
+    </w:p>
+    <w:p>
+      <w:pPr>
+        <w:pStyle w:val="ListParagraph"/>
+        <w:numPr>
+          <w:ilvl w:val="0"/>
+          <w:numId w:val="12"/>
+        </w:numPr>
+        <w:spacing w:before="240" w:after="240"/>
+        <w:rPr>
+          <w:b/>
+          <w:bCs/>
+        </w:rPr>
+      </w:pPr>
+      <w:r>
+        <w:rPr>
+          <w:b/>
+          <w:bCs/>
+        </w:rPr>
+        <w:t>Unit testing C# in .NET using dotnet test and xUnit</w:t>
+      </w:r>
+      <w:r>
+        <w:rPr>
+          <w:b/>
+          <w:bCs/>
+        </w:rPr>
+        <w:t xml:space="preserve">: </w:t>
+      </w:r>
+      <w:hyperlink r:id="rId42" w:history="1">
+        <w:r>
+          <w:rPr>
+            <w:rStyle w:val="Hyperlink"/>
+          </w:rPr>
+          <w:t>https://learn.microsoft.com/en-us/dotnet/core/testing/unit-testing-csharp-with-xunit</w:t>
+        </w:r>
+      </w:hyperlink>
+    </w:p>
+    <w:p>
+      <w:pPr>
+        <w:pStyle w:val="ListParagraph"/>
+        <w:spacing w:before="240" w:after="240"/>
+        <w:ind w:firstLine="720"/>
+        <w:jc w:val="both"/>
+      </w:pPr>
+      <w:r>
+        <w:t xml:space="preserve">This documentation was essential for setting up the unit testing project to ensure the reliability and correctness of the backend logic. It provided clear guidance on using xUnit, structuring test cases with the Arrange-Act-Assert (AAA) pattern, and </w:t>
+      </w:r>
+      <w:r>
+        <w:t>using</w:t>
+      </w:r>
+      <w:r>
+        <w:t xml:space="preserve"> attributes like [Fact] and [Theory] for data-driven testing.</w:t>
+      </w:r>
+    </w:p>
+    <w:p>
+      <w:pPr>
+        <w:pStyle w:val="ListParagraph"/>
+        <w:spacing w:before="240" w:after="240"/>
+        <w:ind w:firstLine="720"/>
+        <w:jc w:val="both"/>
+      </w:pPr>
+      <w:r>
+        <w:t>Thanks to this resource, I was able to implement a robust testing workflow to validate core functionalities</w:t>
+      </w:r>
+      <w:r>
+        <w:t xml:space="preserve">, </w:t>
+      </w:r>
+      <w:r>
+        <w:t>such as bot commands, services, and utility classes</w:t>
+      </w:r>
+      <w:r>
+        <w:t xml:space="preserve">, </w:t>
+      </w:r>
+      <w:r>
+        <w:t>ensuring that code changes do not introduce regressions.</w:t>
+      </w:r>
+    </w:p>
+    <w:p>
+      <w:pPr>
+        <w:pStyle w:val="ListParagraph"/>
+        <w:spacing w:before="240" w:after="240"/>
+        <w:ind w:firstLine="720"/>
+        <w:jc w:val="both"/>
+      </w:pPr>
+    </w:p>
+    <w:p>
+      <w:pPr>
+        <w:pStyle w:val="ListParagraph"/>
+        <w:numPr>
+          <w:ilvl w:val="0"/>
+          <w:numId w:val="12"/>
+        </w:numPr>
+        <w:spacing w:before="240" w:after="240"/>
+        <w:jc w:val="both"/>
+      </w:pPr>
+      <w:r>
+        <w:rPr>
+          <w:b/>
+          <w:bCs/>
+        </w:rPr>
+        <w:t>N</w:t>
+      </w:r>
+      <w:r>
+        <w:rPr>
+          <w:b/>
+          <w:bCs/>
+        </w:rPr>
+        <w:t>s</w:t>
+      </w:r>
+      <w:r>
+        <w:rPr>
+          <w:b/>
+          <w:bCs/>
+        </w:rPr>
+        <w:t>ubstitute</w:t>
+      </w:r>
+      <w:r>
+        <w:rPr>
+          <w:b/>
+          <w:bCs/>
+        </w:rPr>
+        <w:t xml:space="preserve">: </w:t>
+      </w:r>
+      <w:hyperlink r:id="rId43" w:history="1">
+        <w:r>
+          <w:rPr>
+            <w:rStyle w:val="Hyperlink"/>
+          </w:rPr>
+          <w:t>https://nsubstitute.github.io/help/getting-started/</w:t>
+        </w:r>
+      </w:hyperlink>
+    </w:p>
+    <w:p>
+      <w:pPr>
+        <w:pStyle w:val="ListParagraph"/>
+        <w:spacing w:before="240" w:after="240"/>
+        <w:ind w:firstLine="720"/>
+        <w:jc w:val="both"/>
+      </w:pPr>
+      <w:r>
+        <w:t>This documentation was key to implementing proper isolation in the unit testing suite through mocking. It provided a straightforward guide on how to create substitute instances for interfaces such as repositories and services.</w:t>
+      </w:r>
+    </w:p>
+    <w:p>
+      <w:pPr>
+        <w:pStyle w:val="ListParagraph"/>
+        <w:spacing w:before="240" w:after="240"/>
+        <w:ind w:firstLine="720"/>
+        <w:jc w:val="both"/>
+      </w:pPr>
+      <w:r>
+        <w:lastRenderedPageBreak/>
+        <w:t>Thanks to this resource, I was able to simulate database states and verify method calls within the business logic. This ensured that components like the BotEngine could be tested independently and reliably without relying on actual external infrastructure.</w:t>
+      </w:r>
+    </w:p>
+    <w:p>
+      <w:pPr>
+        <w:pStyle w:val="ListParagraph"/>
+        <w:spacing w:before="240" w:after="240"/>
+        <w:ind w:firstLine="720"/>
+        <w:jc w:val="both"/>
+      </w:pPr>
+    </w:p>
+    <w:p>
+      <w:pPr>
+        <w:pStyle w:val="ListParagraph"/>
+        <w:numPr>
+          <w:ilvl w:val="0"/>
+          <w:numId w:val="12"/>
+        </w:numPr>
+        <w:spacing w:before="240" w:after="240"/>
+        <w:rPr>
+          <w:b/>
+          <w:bCs/>
+        </w:rPr>
+      </w:pPr>
+      <w:r>
+        <w:rPr>
+          <w:b/>
+          <w:bCs/>
+        </w:rPr>
+        <w:t>Fluent Assertions</w:t>
+      </w:r>
+      <w:r>
+        <w:rPr>
+          <w:b/>
+          <w:bCs/>
+        </w:rPr>
+        <w:t xml:space="preserve">: </w:t>
+      </w:r>
+      <w:hyperlink r:id="rId44" w:history="1">
+        <w:r>
+          <w:rPr>
+            <w:rStyle w:val="Hyperlink"/>
+          </w:rPr>
+          <w:t>https://fluentassertions.com/introduction</w:t>
+        </w:r>
+      </w:hyperlink>
+    </w:p>
+    <w:p>
+      <w:pPr>
+        <w:pStyle w:val="ListParagraph"/>
+        <w:spacing w:before="240" w:after="240"/>
+        <w:ind w:firstLine="720"/>
+        <w:jc w:val="both"/>
+      </w:pPr>
+      <w:r>
+        <w:t>This documentation was highly valuable for improving the readability and expressiveness of the unit testing suite. It provided the framework needed to replace standard, rigid assertions with a more natural, fluent syntax.</w:t>
+      </w:r>
+    </w:p>
+    <w:p>
+      <w:pPr>
+        <w:pStyle w:val="ListParagraph"/>
+        <w:spacing w:before="240" w:after="240"/>
+        <w:ind w:firstLine="720"/>
+        <w:jc w:val="both"/>
+      </w:pPr>
+      <w:r>
+        <w:t>Thanks to this resource, I was able to write cleaner and more maintainable test cases, while also benefiting from much clearer, more descriptive failure messages whenever an assertion failed during execution.</w:t>
+      </w:r>
+    </w:p>
+    <w:p>
+      <w:pPr>
+        <w:pStyle w:val="ListParagraph"/>
+        <w:spacing w:before="240" w:after="240"/>
+        <w:ind w:firstLine="720"/>
+        <w:jc w:val="both"/>
+      </w:pPr>
+    </w:p>
+    <w:p>
+      <w:pPr>
+        <w:pStyle w:val="ListParagraph"/>
+        <w:numPr>
+          <w:ilvl w:val="0"/>
+          <w:numId w:val="12"/>
+        </w:numPr>
+        <w:spacing w:before="240" w:after="240"/>
+        <w:rPr>
+          <w:b/>
+          <w:bCs/>
+        </w:rPr>
+      </w:pPr>
+      <w:r>
+        <w:rPr>
+          <w:b/>
+          <w:bCs/>
+        </w:rPr>
+        <w:t>Writing tests for Blazor components</w:t>
+      </w:r>
+      <w:r>
+        <w:rPr>
+          <w:b/>
+          <w:bCs/>
+        </w:rPr>
+        <w:t>:</w:t>
+      </w:r>
+      <w:r>
+        <w:rPr>
+          <w:b/>
+          <w:bCs/>
+        </w:rPr>
+        <w:t xml:space="preserve"> </w:t>
+      </w:r>
+      <w:hyperlink r:id="rId45" w:history="1">
+        <w:r>
+          <w:rPr>
+            <w:rStyle w:val="Hyperlink"/>
+          </w:rPr>
+          <w:t>https://bunit.dev/docs/getting-started/writing-tests.html?tabs=xunit</w:t>
+        </w:r>
+      </w:hyperlink>
+    </w:p>
+    <w:p>
+      <w:pPr>
+        <w:pStyle w:val="ListParagraph"/>
+        <w:spacing w:before="240" w:after="240"/>
+        <w:ind w:firstLine="720"/>
+        <w:jc w:val="both"/>
+      </w:pPr>
+      <w:r>
+        <w:t>This documentation was essential for extending the unit testing suite to the frontend Blazor components. It provided the necessary guidance on how to programmatically render, manipulate, and inspect Blazor components within a C# and xUnit environment.</w:t>
+      </w:r>
+    </w:p>
+    <w:p>
+      <w:pPr>
+        <w:pStyle w:val="ListParagraph"/>
+        <w:spacing w:before="240" w:after="240"/>
+        <w:ind w:firstLine="720"/>
+        <w:jc w:val="both"/>
+      </w:pPr>
+      <w:r>
+        <w:t>Thanks to this resource, I was able to write tests that verify the UI's behavior, ensuring that components render the correct HTML markup and respond properly to user interactions, such as button clicks and form submissions. It also guided me in injecting mocked dependencies into the test context, allowing for isolated and reliable testing of the user interface.</w:t>
+      </w:r>
+    </w:p>
+    <w:p>
+      <w:pPr>
+        <w:pStyle w:val="ListParagraph"/>
+        <w:spacing w:before="240" w:after="240"/>
+        <w:ind w:firstLine="720"/>
+        <w:jc w:val="both"/>
+      </w:pPr>
+    </w:p>
+    <w:p>
+      <w:pPr>
+        <w:pStyle w:val="ListParagraph"/>
+        <w:numPr>
+          <w:ilvl w:val="0"/>
+          <w:numId w:val="12"/>
+        </w:numPr>
+        <w:spacing w:before="240" w:after="240"/>
+        <w:rPr>
+          <w:b/>
+          <w:bCs/>
+        </w:rPr>
+      </w:pPr>
+      <w:r>
+        <w:rPr>
+          <w:b/>
+          <w:bCs/>
+        </w:rPr>
+        <w:t>Integration tests in ASP.NET Core</w:t>
+      </w:r>
+      <w:r>
+        <w:rPr>
+          <w:b/>
+          <w:bCs/>
+        </w:rPr>
+        <w:t>:</w:t>
+      </w:r>
+      <w:r>
+        <w:rPr>
+          <w:b/>
+          <w:bCs/>
+        </w:rPr>
+        <w:t xml:space="preserve"> </w:t>
+      </w:r>
+      <w:hyperlink r:id="rId46" w:history="1">
+        <w:r>
+          <w:rPr>
+            <w:rStyle w:val="Hyperlink"/>
+          </w:rPr>
+          <w:t>https://learn.microsoft.com/en-us/aspnet/core/test/integration-tests?view=aspnetcore-10.0&amp;pivots=xunit</w:t>
+        </w:r>
+      </w:hyperlink>
+    </w:p>
+    <w:p>
+      <w:pPr>
+        <w:pStyle w:val="ListParagraph"/>
+        <w:spacing w:before="240" w:after="240"/>
+        <w:ind w:firstLine="720"/>
+        <w:jc w:val="both"/>
+      </w:pPr>
+      <w:r>
+        <w:t>This documentation was essential for establishing the integration testing infrastructure for the backend. It provided the standard guidelines for using WebApplicationFactory to spin up the entire ASP.NET Core application on a test server in memory, allowing for real HTTP request and response testing against the API endpoints.</w:t>
+      </w:r>
+    </w:p>
+    <w:p>
+      <w:pPr>
+        <w:pStyle w:val="ListParagraph"/>
+        <w:spacing w:before="240" w:after="240"/>
+        <w:ind w:firstLine="720"/>
+        <w:jc w:val="both"/>
+      </w:pPr>
+      <w:r>
+        <w:t>Additionally, the resource was highly valuable for learning how to isolate database dependencies during integration tests. It guided the process of overriding the service configuration to swap the real database context with an isolated, in-memory instance, ensuring that test execution remains fast, independent, and completely separate from production data.</w:t>
+      </w:r>
+    </w:p>
+    <w:p>
+      <w:pPr>
+        <w:pStyle w:val="ListParagraph"/>
+        <w:spacing w:before="240" w:after="240"/>
+        <w:ind w:firstLine="720"/>
+        <w:jc w:val="both"/>
+      </w:pPr>
+    </w:p>
+    <w:p>
+      <w:pPr>
+        <w:pStyle w:val="ListParagraph"/>
+        <w:numPr>
+          <w:ilvl w:val="0"/>
+          <w:numId w:val="12"/>
+        </w:numPr>
+        <w:spacing w:before="240" w:after="240"/>
+        <w:rPr>
+          <w:b/>
+          <w:bCs/>
+        </w:rPr>
+      </w:pPr>
+      <w:r>
+        <w:rPr>
+          <w:b/>
+          <w:bCs/>
+        </w:rPr>
+        <w:t>EF Core In-Memory Database Provider</w:t>
+      </w:r>
+      <w:r>
+        <w:rPr>
+          <w:b/>
+          <w:bCs/>
+        </w:rPr>
+        <w:t>:</w:t>
+      </w:r>
+      <w:r>
+        <w:rPr>
+          <w:b/>
+          <w:bCs/>
+        </w:rPr>
+        <w:t xml:space="preserve"> </w:t>
+      </w:r>
+      <w:hyperlink r:id="rId47" w:history="1">
+        <w:r>
+          <w:rPr>
+            <w:rStyle w:val="Hyperlink"/>
+          </w:rPr>
+          <w:t>https://learn.microsoft.com/en-us/ef/core/providers/in-memory/?tabs=dotnet-core-cli</w:t>
+        </w:r>
+      </w:hyperlink>
+    </w:p>
+    <w:p>
+      <w:pPr>
+        <w:pStyle w:val="ListParagraph"/>
+        <w:spacing w:before="240" w:after="240"/>
+        <w:ind w:firstLine="720"/>
+        <w:jc w:val="both"/>
+      </w:pPr>
+      <w:r>
+        <w:t>This documentation was essential for configuring the in-memory database provider used in the integration testing suite. It provided clear instructions on how to set up and initialize an ephemeral database instance entirely in memory.</w:t>
+      </w:r>
+    </w:p>
+    <w:p>
+      <w:pPr>
+        <w:pStyle w:val="ListParagraph"/>
+        <w:spacing w:before="240" w:after="240"/>
+        <w:ind w:firstLine="720"/>
+        <w:jc w:val="both"/>
+      </w:pPr>
+      <w:r>
+        <w:t xml:space="preserve">Thanks to this resource, I was able to successfully implement the UseInMemoryDatabase configuration within the custom web application factory. This ensured that the integration tests could execute rapidly, maintain strict isolation </w:t>
+      </w:r>
+      <w:r>
+        <w:lastRenderedPageBreak/>
+        <w:t>between test cases, and run seamlessly without the overhead or dependency of a physical SQL Server instance.</w:t>
+      </w:r>
+    </w:p>
+    <w:p>
+      <w:pPr>
+        <w:pStyle w:val="ListParagraph"/>
+        <w:spacing w:before="240" w:after="240"/>
+        <w:ind w:firstLine="720"/>
+        <w:jc w:val="both"/>
+      </w:pPr>
+    </w:p>
+    <w:p>
+      <w:pPr>
+        <w:pStyle w:val="ListParagraph"/>
+        <w:spacing w:before="240" w:after="240"/>
+        <w:ind w:firstLine="720"/>
+        <w:jc w:val="both"/>
       </w:pPr>
     </w:p>
     <w:p/>
@@ -6878,6 +8527,119 @@
     </w:lvl>
   </w:abstractNum>
   <w:abstractNum w:abstractNumId="9" w15:restartNumberingAfterBreak="0">
+    <w:nsid w:val="686F434C"/>
+    <w:multiLevelType w:val="hybridMultilevel"/>
+    <w:tmpl w:val="679C3E64"/>
+    <w:lvl w:ilvl="0" w:tplc="04090001">
+      <w:start w:val="1"/>
+      <w:numFmt w:val="bullet"/>
+      <w:lvlText w:val=""/>
+      <w:lvlJc w:val="left"/>
+      <w:pPr>
+        <w:ind w:left="720" w:hanging="360"/>
+      </w:pPr>
+      <w:rPr>
+        <w:rFonts w:ascii="Symbol" w:hAnsi="Symbol" w:hint="default"/>
+      </w:rPr>
+    </w:lvl>
+    <w:lvl w:ilvl="1" w:tplc="04090003" w:tentative="1">
+      <w:start w:val="1"/>
+      <w:numFmt w:val="bullet"/>
+      <w:lvlText w:val="o"/>
+      <w:lvlJc w:val="left"/>
+      <w:pPr>
+        <w:ind w:left="1440" w:hanging="360"/>
+      </w:pPr>
+      <w:rPr>
+        <w:rFonts w:ascii="Courier New" w:hAnsi="Courier New" w:cs="Courier New" w:hint="default"/>
+      </w:rPr>
+    </w:lvl>
+    <w:lvl w:ilvl="2" w:tplc="04090005" w:tentative="1">
+      <w:start w:val="1"/>
+      <w:numFmt w:val="bullet"/>
+      <w:lvlText w:val=""/>
+      <w:lvlJc w:val="left"/>
+      <w:pPr>
+        <w:ind w:left="2160" w:hanging="360"/>
+      </w:pPr>
+      <w:rPr>
+        <w:rFonts w:ascii="Wingdings" w:hAnsi="Wingdings" w:hint="default"/>
+      </w:rPr>
+    </w:lvl>
+    <w:lvl w:ilvl="3" w:tplc="04090001" w:tentative="1">
+      <w:start w:val="1"/>
+      <w:numFmt w:val="bullet"/>
+      <w:lvlText w:val=""/>
+      <w:lvlJc w:val="left"/>
+      <w:pPr>
+        <w:ind w:left="2880" w:hanging="360"/>
+      </w:pPr>
+      <w:rPr>
+        <w:rFonts w:ascii="Symbol" w:hAnsi="Symbol" w:hint="default"/>
+      </w:rPr>
+    </w:lvl>
+    <w:lvl w:ilvl="4" w:tplc="04090003" w:tentative="1">
+      <w:start w:val="1"/>
+      <w:numFmt w:val="bullet"/>
+      <w:lvlText w:val="o"/>
+      <w:lvlJc w:val="left"/>
+      <w:pPr>
+        <w:ind w:left="3600" w:hanging="360"/>
+      </w:pPr>
+      <w:rPr>
+        <w:rFonts w:ascii="Courier New" w:hAnsi="Courier New" w:cs="Courier New" w:hint="default"/>
+      </w:rPr>
+    </w:lvl>
+    <w:lvl w:ilvl="5" w:tplc="04090005" w:tentative="1">
+      <w:start w:val="1"/>
+      <w:numFmt w:val="bullet"/>
+      <w:lvlText w:val=""/>
+      <w:lvlJc w:val="left"/>
+      <w:pPr>
+        <w:ind w:left="4320" w:hanging="360"/>
+      </w:pPr>
+      <w:rPr>
+        <w:rFonts w:ascii="Wingdings" w:hAnsi="Wingdings" w:hint="default"/>
+      </w:rPr>
+    </w:lvl>
+    <w:lvl w:ilvl="6" w:tplc="04090001" w:tentative="1">
+      <w:start w:val="1"/>
+      <w:numFmt w:val="bullet"/>
+      <w:lvlText w:val=""/>
+      <w:lvlJc w:val="left"/>
+      <w:pPr>
+        <w:ind w:left="5040" w:hanging="360"/>
+      </w:pPr>
+      <w:rPr>
+        <w:rFonts w:ascii="Symbol" w:hAnsi="Symbol" w:hint="default"/>
+      </w:rPr>
+    </w:lvl>
+    <w:lvl w:ilvl="7" w:tplc="04090003" w:tentative="1">
+      <w:start w:val="1"/>
+      <w:numFmt w:val="bullet"/>
+      <w:lvlText w:val="o"/>
+      <w:lvlJc w:val="left"/>
+      <w:pPr>
+        <w:ind w:left="5760" w:hanging="360"/>
+      </w:pPr>
+      <w:rPr>
+        <w:rFonts w:ascii="Courier New" w:hAnsi="Courier New" w:cs="Courier New" w:hint="default"/>
+      </w:rPr>
+    </w:lvl>
+    <w:lvl w:ilvl="8" w:tplc="04090005" w:tentative="1">
+      <w:start w:val="1"/>
+      <w:numFmt w:val="bullet"/>
+      <w:lvlText w:val=""/>
+      <w:lvlJc w:val="left"/>
+      <w:pPr>
+        <w:ind w:left="6480" w:hanging="360"/>
+      </w:pPr>
+      <w:rPr>
+        <w:rFonts w:ascii="Wingdings" w:hAnsi="Wingdings" w:hint="default"/>
+      </w:rPr>
+    </w:lvl>
+  </w:abstractNum>
+  <w:abstractNum w:abstractNumId="10" w15:restartNumberingAfterBreak="0">
     <w:nsid w:val="6A9D46F2"/>
     <w:multiLevelType w:val="multilevel"/>
     <w:tmpl w:val="F8101A90"/>
@@ -7023,6 +8785,119 @@
       <w:rPr>
         <w:rFonts w:ascii="Wingdings" w:hAnsi="Wingdings" w:hint="default"/>
         <w:sz w:val="20"/>
+      </w:rPr>
+    </w:lvl>
+  </w:abstractNum>
+  <w:abstractNum w:abstractNumId="11" w15:restartNumberingAfterBreak="0">
+    <w:nsid w:val="6E904871"/>
+    <w:multiLevelType w:val="hybridMultilevel"/>
+    <w:tmpl w:val="93CC5D96"/>
+    <w:lvl w:ilvl="0" w:tplc="04090001">
+      <w:start w:val="1"/>
+      <w:numFmt w:val="bullet"/>
+      <w:lvlText w:val=""/>
+      <w:lvlJc w:val="left"/>
+      <w:pPr>
+        <w:ind w:left="720" w:hanging="360"/>
+      </w:pPr>
+      <w:rPr>
+        <w:rFonts w:ascii="Symbol" w:hAnsi="Symbol" w:hint="default"/>
+      </w:rPr>
+    </w:lvl>
+    <w:lvl w:ilvl="1" w:tplc="04090003" w:tentative="1">
+      <w:start w:val="1"/>
+      <w:numFmt w:val="bullet"/>
+      <w:lvlText w:val="o"/>
+      <w:lvlJc w:val="left"/>
+      <w:pPr>
+        <w:ind w:left="1440" w:hanging="360"/>
+      </w:pPr>
+      <w:rPr>
+        <w:rFonts w:ascii="Courier New" w:hAnsi="Courier New" w:cs="Courier New" w:hint="default"/>
+      </w:rPr>
+    </w:lvl>
+    <w:lvl w:ilvl="2" w:tplc="04090005" w:tentative="1">
+      <w:start w:val="1"/>
+      <w:numFmt w:val="bullet"/>
+      <w:lvlText w:val=""/>
+      <w:lvlJc w:val="left"/>
+      <w:pPr>
+        <w:ind w:left="2160" w:hanging="360"/>
+      </w:pPr>
+      <w:rPr>
+        <w:rFonts w:ascii="Wingdings" w:hAnsi="Wingdings" w:hint="default"/>
+      </w:rPr>
+    </w:lvl>
+    <w:lvl w:ilvl="3" w:tplc="04090001" w:tentative="1">
+      <w:start w:val="1"/>
+      <w:numFmt w:val="bullet"/>
+      <w:lvlText w:val=""/>
+      <w:lvlJc w:val="left"/>
+      <w:pPr>
+        <w:ind w:left="2880" w:hanging="360"/>
+      </w:pPr>
+      <w:rPr>
+        <w:rFonts w:ascii="Symbol" w:hAnsi="Symbol" w:hint="default"/>
+      </w:rPr>
+    </w:lvl>
+    <w:lvl w:ilvl="4" w:tplc="04090003" w:tentative="1">
+      <w:start w:val="1"/>
+      <w:numFmt w:val="bullet"/>
+      <w:lvlText w:val="o"/>
+      <w:lvlJc w:val="left"/>
+      <w:pPr>
+        <w:ind w:left="3600" w:hanging="360"/>
+      </w:pPr>
+      <w:rPr>
+        <w:rFonts w:ascii="Courier New" w:hAnsi="Courier New" w:cs="Courier New" w:hint="default"/>
+      </w:rPr>
+    </w:lvl>
+    <w:lvl w:ilvl="5" w:tplc="04090005" w:tentative="1">
+      <w:start w:val="1"/>
+      <w:numFmt w:val="bullet"/>
+      <w:lvlText w:val=""/>
+      <w:lvlJc w:val="left"/>
+      <w:pPr>
+        <w:ind w:left="4320" w:hanging="360"/>
+      </w:pPr>
+      <w:rPr>
+        <w:rFonts w:ascii="Wingdings" w:hAnsi="Wingdings" w:hint="default"/>
+      </w:rPr>
+    </w:lvl>
+    <w:lvl w:ilvl="6" w:tplc="04090001" w:tentative="1">
+      <w:start w:val="1"/>
+      <w:numFmt w:val="bullet"/>
+      <w:lvlText w:val=""/>
+      <w:lvlJc w:val="left"/>
+      <w:pPr>
+        <w:ind w:left="5040" w:hanging="360"/>
+      </w:pPr>
+      <w:rPr>
+        <w:rFonts w:ascii="Symbol" w:hAnsi="Symbol" w:hint="default"/>
+      </w:rPr>
+    </w:lvl>
+    <w:lvl w:ilvl="7" w:tplc="04090003" w:tentative="1">
+      <w:start w:val="1"/>
+      <w:numFmt w:val="bullet"/>
+      <w:lvlText w:val="o"/>
+      <w:lvlJc w:val="left"/>
+      <w:pPr>
+        <w:ind w:left="5760" w:hanging="360"/>
+      </w:pPr>
+      <w:rPr>
+        <w:rFonts w:ascii="Courier New" w:hAnsi="Courier New" w:cs="Courier New" w:hint="default"/>
+      </w:rPr>
+    </w:lvl>
+    <w:lvl w:ilvl="8" w:tplc="04090005" w:tentative="1">
+      <w:start w:val="1"/>
+      <w:numFmt w:val="bullet"/>
+      <w:lvlText w:val=""/>
+      <w:lvlJc w:val="left"/>
+      <w:pPr>
+        <w:ind w:left="6480" w:hanging="360"/>
+      </w:pPr>
+      <w:rPr>
+        <w:rFonts w:ascii="Wingdings" w:hAnsi="Wingdings" w:hint="default"/>
       </w:rPr>
     </w:lvl>
   </w:abstractNum>
@@ -7036,7 +8911,7 @@
     <w:abstractNumId w:val="5"/>
   </w:num>
   <w:num w:numId="4" w16cid:durableId="851802377">
-    <w:abstractNumId w:val="9"/>
+    <w:abstractNumId w:val="10"/>
   </w:num>
   <w:num w:numId="5" w16cid:durableId="1852714847">
     <w:abstractNumId w:val="1"/>
@@ -7055,6 +8930,12 @@
   </w:num>
   <w:num w:numId="10" w16cid:durableId="900096265">
     <w:abstractNumId w:val="8"/>
+  </w:num>
+  <w:num w:numId="11" w16cid:durableId="1447115982">
+    <w:abstractNumId w:val="11"/>
+  </w:num>
+  <w:num w:numId="12" w16cid:durableId="1392995771">
+    <w:abstractNumId w:val="9"/>
   </w:num>
 </w:numbering>
 </file>
@@ -7658,6 +9539,29 @@
       <w:contextualSpacing/>
     </w:pPr>
   </w:style>
+  <w:style w:type="character" w:styleId="Hyperlink">
+    <w:name w:val="Hyperlink"/>
+    <w:basedOn w:val="DefaultParagraphFont"/>
+    <w:uiPriority w:val="99"/>
+    <w:unhideWhenUsed/>
+    <w:rsid w:val="00F96DC1"/>
+    <w:rPr>
+      <w:color w:val="0000FF" w:themeColor="hyperlink"/>
+      <w:u w:val="single"/>
+    </w:rPr>
+  </w:style>
+  <w:style w:type="character" w:styleId="UnresolvedMention">
+    <w:name w:val="Unresolved Mention"/>
+    <w:basedOn w:val="DefaultParagraphFont"/>
+    <w:uiPriority w:val="99"/>
+    <w:semiHidden/>
+    <w:unhideWhenUsed/>
+    <w:rsid w:val="00F96DC1"/>
+    <w:rPr>
+      <w:color w:val="605E5C"/>
+      <w:shd w:val="clear" w:color="auto" w:fill="E1DFDD"/>
+    </w:rPr>
+  </w:style>
 </w:styles>
 </file>
 

--- a/docs/05 Project Lifecycle Documentation.docx
+++ b/docs/05 Project Lifecycle Documentation.docx
@@ -148,7 +148,16 @@
           <w:sz w:val="28"/>
           <w:szCs w:val="28"/>
         </w:rPr>
-        <w:t>1.0</w:t>
+        <w:t>2</w:t>
+      </w:r>
+      <w:r>
+        <w:rPr>
+          <w:b/>
+          <w:bCs/>
+          <w:sz w:val="28"/>
+          <w:szCs w:val="28"/>
+        </w:rPr>
+        <w:t>.0</w:t>
       </w:r>
     </w:p>
     <w:p>
@@ -479,7 +488,7 @@
               <w:spacing w:before="240" w:after="240"/>
             </w:pPr>
             <w:r>
-              <w:t xml:space="preserve"> </w:t>
+              <w:t>17.05.2026</w:t>
             </w:r>
           </w:p>
         </w:tc>
@@ -503,6 +512,9 @@
             <w:pPr>
               <w:spacing w:before="240" w:after="240"/>
             </w:pPr>
+            <w:r>
+              <w:t>2.0</w:t>
+            </w:r>
             <w:r>
               <w:t xml:space="preserve"> </w:t>
             </w:r>
@@ -529,7 +541,7 @@
               <w:spacing w:before="240" w:after="240"/>
             </w:pPr>
             <w:r>
-              <w:t xml:space="preserve"> </w:t>
+              <w:t>Final version</w:t>
             </w:r>
           </w:p>
         </w:tc>
@@ -552,9 +564,15 @@
           <w:p>
             <w:pPr>
               <w:spacing w:before="240" w:after="240"/>
+              <w:rPr>
+                <w:lang w:val="en-US"/>
+              </w:rPr>
             </w:pPr>
             <w:r>
-              <w:t xml:space="preserve"> </w:t>
+              <w:rPr>
+                <w:lang w:val="en-US"/>
+              </w:rPr>
+              <w:t>Muleș Alexandru</w:t>
             </w:r>
           </w:p>
         </w:tc>
@@ -7455,9 +7473,113 @@
     <w:p>
       <w:pPr>
         <w:pStyle w:val="ListParagraph"/>
+        <w:numPr>
+          <w:ilvl w:val="0"/>
+          <w:numId w:val="12"/>
+        </w:numPr>
+        <w:spacing w:before="240" w:after="240"/>
+        <w:rPr>
+          <w:b/>
+          <w:bCs/>
+        </w:rPr>
+      </w:pPr>
+      <w:r>
+        <w:rPr>
+          <w:b/>
+          <w:bCs/>
+        </w:rPr>
+        <w:t>Rule-Based Chatbots: Examples &amp; Possible Applications</w:t>
+      </w:r>
+      <w:r>
+        <w:rPr>
+          <w:b/>
+          <w:bCs/>
+        </w:rPr>
+        <w:t xml:space="preserve">: </w:t>
+      </w:r>
+      <w:hyperlink r:id="rId48" w:history="1">
+        <w:r>
+          <w:rPr>
+            <w:rStyle w:val="Hyperlink"/>
+          </w:rPr>
+          <w:t>https://www.moin.ai/en/chatbot-wiki/rule-based-chatbots</w:t>
+        </w:r>
+      </w:hyperlink>
+    </w:p>
+    <w:p>
+      <w:pPr>
+        <w:pStyle w:val="ListParagraph"/>
+        <w:numPr>
+          <w:ilvl w:val="0"/>
+          <w:numId w:val="12"/>
+        </w:numPr>
+        <w:spacing w:before="240" w:after="240"/>
+      </w:pPr>
+      <w:r>
+        <w:rPr>
+          <w:b/>
+          <w:bCs/>
+        </w:rPr>
+        <w:t>Rule-Based Chatbots: A Beginner’s Guide with Examples</w:t>
+      </w:r>
+      <w:r>
+        <w:rPr>
+          <w:b/>
+          <w:bCs/>
+        </w:rPr>
+        <w:t xml:space="preserve">:  </w:t>
+      </w:r>
+      <w:hyperlink r:id="rId49" w:history="1">
+        <w:r>
+          <w:rPr>
+            <w:rStyle w:val="Hyperlink"/>
+          </w:rPr>
+          <w:t>https://herothemes.com/blog/rule-based-chatbots/</w:t>
+        </w:r>
+      </w:hyperlink>
+    </w:p>
+    <w:p>
+      <w:pPr>
+        <w:pStyle w:val="ListParagraph"/>
         <w:spacing w:before="240" w:after="240"/>
         <w:ind w:firstLine="720"/>
         <w:jc w:val="both"/>
+      </w:pPr>
+      <w:r>
+        <w:t>These resources were highly valuable as a source of creative inspiration for defining the functional scope and interaction capabilities of the ChattyBot application. Rather than focusing on technical implementation, these guides provided a clear understanding of how structured, rule-based conversational logic can be used to build an engaging and responsive user experience.</w:t>
+      </w:r>
+    </w:p>
+    <w:p>
+      <w:pPr>
+        <w:pStyle w:val="ListParagraph"/>
+        <w:spacing w:before="240" w:after="240"/>
+        <w:ind w:firstLine="720"/>
+        <w:jc w:val="both"/>
+      </w:pPr>
+      <w:r>
+        <w:t>They served as an excellent brainstorming tool for designing the bot's specific features, illustrating how command-driven pathways can deliver immediate value to users. This directly inspired the inclusion of diverse built-in capabilities</w:t>
+      </w:r>
+      <w:r>
+        <w:t xml:space="preserve">, </w:t>
+      </w:r>
+      <w:r>
+        <w:t>ranging from straightforward informational responses like fun facts to interactive utilities and games</w:t>
+      </w:r>
+      <w:r>
+        <w:t xml:space="preserve">, </w:t>
+      </w:r>
+      <w:r>
+        <w:t>ensuring the bot felt dynamic and versatile within a structured command architecture.</w:t>
+      </w:r>
+    </w:p>
+    <w:p>
+      <w:pPr>
+        <w:pStyle w:val="ListParagraph"/>
+        <w:spacing w:before="240" w:after="240"/>
+        <w:rPr>
+          <w:b/>
+          <w:bCs/>
+        </w:rPr>
       </w:pPr>
     </w:p>
     <w:p/>
@@ -8529,7 +8651,7 @@
   <w:abstractNum w:abstractNumId="9" w15:restartNumberingAfterBreak="0">
     <w:nsid w:val="686F434C"/>
     <w:multiLevelType w:val="hybridMultilevel"/>
-    <w:tmpl w:val="679C3E64"/>
+    <w:tmpl w:val="0BEA897A"/>
     <w:lvl w:ilvl="0" w:tplc="04090001">
       <w:start w:val="1"/>
       <w:numFmt w:val="bullet"/>
